--- a/test1/test1_gxr/test1_Experiment_Report_v2.docx
+++ b/test1/test1_gxr/test1_Experiment_Report_v2.docx
@@ -92,12 +92,28 @@
             </w:pPr>
             <w:r>
               <w:rPr>
-                <w:rFonts w:eastAsia="宋体"/>
-                <w:rFonts w:ascii="宋体" w:hAnsi="宋体"/>
-                <w:b w:val="0"/>
-                <w:sz w:val="24"/>
-              </w:rPr>
-              <w:t>专业：电子信息工程       学号：2023XXXXXXXXX</w:t>
+                <w:rFonts w:ascii="SimSun" w:hAnsi="SimSun" w:eastAsia="SimSun"/>
+                <w:b w:val="0"/>
+                <w:sz w:val="24"/>
+              </w:rPr>
+              <w:t>专业</w:t>
+            </w:r>
+            <w:r>
+              <w:rPr>
+                <w:rFonts w:hint="eastAsia" w:ascii="SimSun" w:hAnsi="SimSun" w:eastAsia="SimSun"/>
+                <w:b w:val="0"/>
+                <w:sz w:val="24"/>
+                <w:lang w:eastAsia="zh-CN"/>
+              </w:rPr>
+              <w:t>，</w:t>
+            </w:r>
+            <w:r>
+              <w:rPr>
+                <w:rFonts w:ascii="SimSun" w:hAnsi="SimSun" w:eastAsia="SimSun"/>
+                <w:b w:val="0"/>
+                <w:sz w:val="24"/>
+              </w:rPr>
+              <w:t>学号：</w:t>
             </w:r>
           </w:p>
         </w:tc>
@@ -152,19 +168,7 @@
                 <w:szCs w:val="24"/>
                 <w:lang w:val="en-US" w:eastAsia="zh-CN"/>
               </w:rPr>
-              <w:t xml:space="preserve">   2025301310</w:t>
-            </w:r>
-            <w:bookmarkStart w:id="0" w:name="_GoBack"/>
-            <w:bookmarkEnd w:id="0"/>
-            <w:r>
-              <w:rPr>
-                <w:rFonts w:hint="eastAsia" w:ascii="SimSun" w:hAnsi="SimSun" w:cs="SimSun"/>
-                <w:bCs/>
-                <w:sz w:val="24"/>
-                <w:szCs w:val="24"/>
-                <w:lang w:val="en-US" w:eastAsia="zh-CN"/>
-              </w:rPr>
-              <w:t>59</w:t>
+              <w:t xml:space="preserve">   202530131059</w:t>
             </w:r>
           </w:p>
         </w:tc>
@@ -280,12 +284,11 @@
             </w:pPr>
             <w:r>
               <w:rPr>
-                <w:rFonts w:eastAsia="宋体"/>
-                <w:rFonts w:ascii="宋体" w:hAnsi="宋体"/>
+                <w:rFonts w:ascii="SimSun" w:hAnsi="SimSun" w:eastAsia="SimSun"/>
                 <w:b/>
                 <w:sz w:val="24"/>
               </w:rPr>
-              <w:t>实验题目：基于逻辑回归的银行营销结果预测</w:t>
+              <w:t>实验题目：</w:t>
             </w:r>
           </w:p>
         </w:tc>
@@ -363,12 +366,11 @@
             </w:pPr>
             <w:r>
               <w:rPr>
-                <w:rFonts w:eastAsia="宋体"/>
-                <w:rFonts w:ascii="宋体" w:hAnsi="宋体"/>
-                <w:b w:val="0"/>
-                <w:sz w:val="24"/>
-              </w:rPr>
-              <w:t>实验时间：2026年3月15日</w:t>
+                <w:rFonts w:ascii="SimSun" w:hAnsi="SimSun" w:eastAsia="SimSun"/>
+                <w:b w:val="0"/>
+                <w:sz w:val="24"/>
+              </w:rPr>
+              <w:t>实验时间：</w:t>
             </w:r>
           </w:p>
         </w:tc>
@@ -948,8 +950,7 @@
             </w:pPr>
             <w:r>
               <w:rPr>
-                <w:rFonts w:eastAsia="宋体"/>
-                <w:rFonts w:ascii="宋体" w:hAnsi="宋体"/>
+                <w:rFonts w:ascii="SimSun" w:hAnsi="SimSun" w:eastAsia="SimSun"/>
                 <w:b/>
                 <w:sz w:val="24"/>
               </w:rPr>
@@ -964,8 +965,7 @@
             </w:pPr>
             <w:r>
               <w:rPr>
-                <w:rFonts w:eastAsia="宋体"/>
-                <w:rFonts w:ascii="宋体" w:hAnsi="宋体"/>
+                <w:rFonts w:ascii="SimSun" w:hAnsi="SimSun" w:eastAsia="SimSun"/>
                 <w:b w:val="0"/>
                 <w:sz w:val="24"/>
               </w:rPr>
@@ -980,8 +980,7 @@
             </w:pPr>
             <w:r>
               <w:rPr>
-                <w:rFonts w:eastAsia="宋体"/>
-                <w:rFonts w:ascii="宋体" w:hAnsi="宋体"/>
+                <w:rFonts w:ascii="SimSun" w:hAnsi="SimSun" w:eastAsia="SimSun"/>
                 <w:b w:val="0"/>
                 <w:sz w:val="24"/>
               </w:rPr>
@@ -996,8 +995,7 @@
             </w:pPr>
             <w:r>
               <w:rPr>
-                <w:rFonts w:eastAsia="宋体"/>
-                <w:rFonts w:ascii="宋体" w:hAnsi="宋体"/>
+                <w:rFonts w:ascii="SimSun" w:hAnsi="SimSun" w:eastAsia="SimSun"/>
                 <w:b w:val="0"/>
                 <w:sz w:val="24"/>
               </w:rPr>
@@ -1012,8 +1010,7 @@
             </w:pPr>
             <w:r>
               <w:rPr>
-                <w:rFonts w:eastAsia="宋体"/>
-                <w:rFonts w:ascii="宋体" w:hAnsi="宋体"/>
+                <w:rFonts w:ascii="SimSun" w:hAnsi="SimSun" w:eastAsia="SimSun"/>
                 <w:b w:val="0"/>
                 <w:sz w:val="24"/>
               </w:rPr>
@@ -1028,8 +1025,7 @@
             </w:pPr>
             <w:r>
               <w:rPr>
-                <w:rFonts w:eastAsia="宋体"/>
-                <w:rFonts w:ascii="宋体" w:hAnsi="宋体"/>
+                <w:rFonts w:ascii="SimSun" w:hAnsi="SimSun" w:eastAsia="SimSun"/>
                 <w:b w:val="0"/>
                 <w:sz w:val="24"/>
               </w:rPr>
@@ -1044,8 +1040,7 @@
             </w:pPr>
             <w:r>
               <w:rPr>
-                <w:rFonts w:eastAsia="宋体"/>
-                <w:rFonts w:ascii="宋体" w:hAnsi="宋体"/>
+                <w:rFonts w:ascii="SimSun" w:hAnsi="SimSun" w:eastAsia="SimSun"/>
                 <w:b w:val="0"/>
                 <w:sz w:val="24"/>
               </w:rPr>
@@ -1097,8 +1092,7 @@
             </w:pPr>
             <w:r>
               <w:rPr>
-                <w:rFonts w:eastAsia="宋体"/>
-                <w:rFonts w:ascii="宋体" w:hAnsi="宋体"/>
+                <w:rFonts w:ascii="SimSun" w:hAnsi="SimSun" w:eastAsia="SimSun"/>
                 <w:b/>
                 <w:sz w:val="24"/>
               </w:rPr>
@@ -1111,8 +1105,7 @@
             </w:pPr>
             <w:r>
               <w:rPr>
-                <w:rFonts w:eastAsia="宋体"/>
-                <w:rFonts w:ascii="宋体" w:hAnsi="宋体"/>
+                <w:rFonts w:ascii="SimSun" w:hAnsi="SimSun" w:eastAsia="SimSun"/>
                 <w:b/>
                 <w:sz w:val="24"/>
               </w:rPr>
@@ -1127,8 +1120,7 @@
             </w:pPr>
             <w:r>
               <w:rPr>
-                <w:rFonts w:eastAsia="宋体"/>
-                <w:rFonts w:ascii="宋体" w:hAnsi="宋体"/>
+                <w:rFonts w:ascii="SimSun" w:hAnsi="SimSun" w:eastAsia="SimSun"/>
                 <w:b w:val="0"/>
                 <w:sz w:val="24"/>
               </w:rPr>
@@ -1143,8 +1135,7 @@
             </w:pPr>
             <w:r>
               <w:rPr>
-                <w:rFonts w:eastAsia="宋体"/>
-                <w:rFonts w:ascii="宋体" w:hAnsi="宋体"/>
+                <w:rFonts w:ascii="SimSun" w:hAnsi="SimSun" w:eastAsia="SimSun"/>
                 <w:b w:val="0"/>
                 <w:sz w:val="24"/>
               </w:rPr>
@@ -1159,8 +1150,7 @@
             </w:pPr>
             <w:r>
               <w:rPr>
-                <w:rFonts w:eastAsia="宋体"/>
-                <w:rFonts w:ascii="宋体" w:hAnsi="宋体"/>
+                <w:rFonts w:ascii="SimSun" w:hAnsi="SimSun" w:eastAsia="SimSun"/>
                 <w:b w:val="0"/>
                 <w:sz w:val="24"/>
               </w:rPr>
@@ -1173,8 +1163,7 @@
             </w:pPr>
             <w:r>
               <w:rPr>
-                <w:rFonts w:eastAsia="宋体"/>
-                <w:rFonts w:ascii="宋体" w:hAnsi="宋体"/>
+                <w:rFonts w:ascii="SimSun" w:hAnsi="SimSun" w:eastAsia="SimSun"/>
                 <w:b/>
                 <w:sz w:val="24"/>
               </w:rPr>
@@ -1189,8 +1178,7 @@
             </w:pPr>
             <w:r>
               <w:rPr>
-                <w:rFonts w:eastAsia="宋体"/>
-                <w:rFonts w:ascii="宋体" w:hAnsi="宋体"/>
+                <w:rFonts w:ascii="SimSun" w:hAnsi="SimSun" w:eastAsia="SimSun"/>
                 <w:b w:val="0"/>
                 <w:sz w:val="24"/>
               </w:rPr>
@@ -1205,8 +1193,7 @@
             </w:pPr>
             <w:r>
               <w:rPr>
-                <w:rFonts w:eastAsia="宋体"/>
-                <w:rFonts w:ascii="宋体" w:hAnsi="宋体"/>
+                <w:rFonts w:ascii="SimSun" w:hAnsi="SimSun" w:eastAsia="SimSun"/>
                 <w:b w:val="0"/>
                 <w:sz w:val="24"/>
               </w:rPr>
@@ -1221,8 +1208,7 @@
             </w:pPr>
             <w:r>
               <w:rPr>
-                <w:rFonts w:eastAsia="宋体"/>
-                <w:rFonts w:ascii="宋体" w:hAnsi="宋体"/>
+                <w:rFonts w:ascii="SimSun" w:hAnsi="SimSun" w:eastAsia="SimSun"/>
                 <w:b w:val="0"/>
                 <w:sz w:val="24"/>
               </w:rPr>
@@ -1237,8 +1223,7 @@
             </w:pPr>
             <w:r>
               <w:rPr>
-                <w:rFonts w:eastAsia="宋体"/>
-                <w:rFonts w:ascii="宋体" w:hAnsi="宋体"/>
+                <w:rFonts w:ascii="SimSun" w:hAnsi="SimSun" w:eastAsia="SimSun"/>
                 <w:b w:val="0"/>
                 <w:sz w:val="24"/>
               </w:rPr>
@@ -1253,8 +1238,7 @@
             </w:pPr>
             <w:r>
               <w:rPr>
-                <w:rFonts w:eastAsia="宋体"/>
-                <w:rFonts w:ascii="宋体" w:hAnsi="宋体"/>
+                <w:rFonts w:ascii="SimSun" w:hAnsi="SimSun" w:eastAsia="SimSun"/>
                 <w:b w:val="0"/>
                 <w:sz w:val="24"/>
               </w:rPr>
@@ -1269,8 +1253,7 @@
             </w:pPr>
             <w:r>
               <w:rPr>
-                <w:rFonts w:eastAsia="宋体"/>
-                <w:rFonts w:ascii="宋体" w:hAnsi="宋体"/>
+                <w:rFonts w:ascii="SimSun" w:hAnsi="SimSun" w:eastAsia="SimSun"/>
                 <w:b w:val="0"/>
                 <w:sz w:val="24"/>
               </w:rPr>
@@ -1289,7 +1272,7 @@
           </w:tblCellMar>
         </w:tblPrEx>
         <w:trPr>
-          <w:trHeight w:val="5174" w:hRule="atLeast"/>
+          <w:trHeight w:val="2060" w:hRule="atLeast"/>
           <w:jc w:val="center"/>
         </w:trPr>
         <w:tc>
@@ -1322,8 +1305,7 @@
             </w:pPr>
             <w:r>
               <w:rPr>
-                <w:rFonts w:eastAsia="宋体"/>
-                <w:rFonts w:ascii="宋体" w:hAnsi="宋体"/>
+                <w:rFonts w:ascii="SimSun" w:hAnsi="SimSun" w:eastAsia="SimSun"/>
                 <w:b/>
                 <w:sz w:val="24"/>
               </w:rPr>
@@ -1336,8 +1318,7 @@
             </w:pPr>
             <w:r>
               <w:rPr>
-                <w:rFonts w:eastAsia="宋体"/>
-                <w:rFonts w:ascii="宋体" w:hAnsi="宋体"/>
+                <w:rFonts w:ascii="SimSun" w:hAnsi="SimSun" w:eastAsia="SimSun"/>
                 <w:b/>
                 <w:sz w:val="24"/>
               </w:rPr>
@@ -1351,8 +1332,7 @@
             </w:pPr>
             <w:r>
               <w:rPr>
-                <w:rFonts w:eastAsia="宋体"/>
-                <w:rFonts w:ascii="宋体" w:hAnsi="宋体"/>
+                <w:rFonts w:ascii="SimSun" w:hAnsi="SimSun" w:eastAsia="SimSun"/>
                 <w:b/>
                 <w:sz w:val="24"/>
               </w:rPr>
@@ -1367,8 +1347,7 @@
             </w:pPr>
             <w:r>
               <w:rPr>
-                <w:rFonts w:eastAsia="宋体"/>
-                <w:rFonts w:ascii="宋体" w:hAnsi="宋体"/>
+                <w:rFonts w:ascii="SimSun" w:hAnsi="SimSun" w:eastAsia="SimSun"/>
                 <w:b w:val="0"/>
                 <w:sz w:val="24"/>
               </w:rPr>
@@ -1382,8 +1361,7 @@
             </w:pPr>
             <w:r>
               <w:rPr>
-                <w:rFonts w:eastAsia="宋体"/>
-                <w:rFonts w:ascii="宋体" w:hAnsi="宋体"/>
+                <w:rFonts w:ascii="SimSun" w:hAnsi="SimSun" w:eastAsia="SimSun"/>
                 <w:b/>
                 <w:sz w:val="24"/>
               </w:rPr>
@@ -1398,8 +1376,7 @@
             </w:pPr>
             <w:r>
               <w:rPr>
-                <w:rFonts w:eastAsia="宋体"/>
-                <w:rFonts w:ascii="宋体" w:hAnsi="宋体"/>
+                <w:rFonts w:ascii="SimSun" w:hAnsi="SimSun" w:eastAsia="SimSun"/>
                 <w:b w:val="0"/>
                 <w:sz w:val="24"/>
               </w:rPr>
@@ -1413,8 +1390,7 @@
             </w:pPr>
             <w:r>
               <w:rPr>
-                <w:rFonts w:eastAsia="宋体"/>
-                <w:rFonts w:ascii="Courier New" w:hAnsi="Courier New"/>
+                <w:rFonts w:ascii="Courier New" w:hAnsi="Courier New" w:eastAsia="SimSun"/>
                 <w:b w:val="0"/>
                 <w:color w:val="1A5376"/>
                 <w:sz w:val="18"/>
@@ -1429,8 +1405,7 @@
             </w:pPr>
             <w:r>
               <w:rPr>
-                <w:rFonts w:eastAsia="宋体"/>
-                <w:rFonts w:ascii="Courier New" w:hAnsi="Courier New"/>
+                <w:rFonts w:ascii="Courier New" w:hAnsi="Courier New" w:eastAsia="SimSun"/>
                 <w:b w:val="0"/>
                 <w:color w:val="1A5376"/>
                 <w:sz w:val="18"/>
@@ -1445,8 +1420,7 @@
             </w:pPr>
             <w:r>
               <w:rPr>
-                <w:rFonts w:eastAsia="宋体"/>
-                <w:rFonts w:ascii="Courier New" w:hAnsi="Courier New"/>
+                <w:rFonts w:ascii="Courier New" w:hAnsi="Courier New" w:eastAsia="SimSun"/>
                 <w:b w:val="0"/>
                 <w:color w:val="1A5376"/>
                 <w:sz w:val="18"/>
@@ -1461,8 +1435,7 @@
             </w:pPr>
             <w:r>
               <w:rPr>
-                <w:rFonts w:eastAsia="宋体"/>
-                <w:rFonts w:ascii="宋体" w:hAnsi="宋体"/>
+                <w:rFonts w:ascii="SimSun" w:hAnsi="SimSun" w:eastAsia="SimSun"/>
                 <w:b/>
                 <w:sz w:val="24"/>
               </w:rPr>
@@ -1477,8 +1450,7 @@
             </w:pPr>
             <w:r>
               <w:rPr>
-                <w:rFonts w:eastAsia="宋体"/>
-                <w:rFonts w:ascii="宋体" w:hAnsi="宋体"/>
+                <w:rFonts w:ascii="SimSun" w:hAnsi="SimSun" w:eastAsia="SimSun"/>
                 <w:b w:val="0"/>
                 <w:sz w:val="24"/>
               </w:rPr>
@@ -1492,8 +1464,7 @@
             </w:pPr>
             <w:r>
               <w:rPr>
-                <w:rFonts w:eastAsia="宋体"/>
-                <w:rFonts w:ascii="宋体" w:hAnsi="宋体"/>
+                <w:rFonts w:ascii="SimSun" w:hAnsi="SimSun" w:eastAsia="SimSun"/>
                 <w:b/>
                 <w:sz w:val="24"/>
               </w:rPr>
@@ -1508,8 +1479,7 @@
             </w:pPr>
             <w:r>
               <w:rPr>
-                <w:rFonts w:eastAsia="宋体"/>
-                <w:rFonts w:ascii="宋体" w:hAnsi="宋体"/>
+                <w:rFonts w:ascii="SimSun" w:hAnsi="SimSun" w:eastAsia="SimSun"/>
                 <w:b w:val="0"/>
                 <w:sz w:val="24"/>
               </w:rPr>
@@ -1523,8 +1493,7 @@
             </w:pPr>
             <w:r>
               <w:rPr>
-                <w:rFonts w:eastAsia="宋体"/>
-                <w:rFonts w:ascii="Courier New" w:hAnsi="Courier New"/>
+                <w:rFonts w:ascii="Courier New" w:hAnsi="Courier New" w:eastAsia="SimSun"/>
                 <w:b w:val="0"/>
                 <w:color w:val="1A5376"/>
                 <w:sz w:val="18"/>
@@ -1539,8 +1508,7 @@
             </w:pPr>
             <w:r>
               <w:rPr>
-                <w:rFonts w:eastAsia="宋体"/>
-                <w:rFonts w:ascii="Courier New" w:hAnsi="Courier New"/>
+                <w:rFonts w:ascii="Courier New" w:hAnsi="Courier New" w:eastAsia="SimSun"/>
                 <w:b w:val="0"/>
                 <w:color w:val="1A5376"/>
                 <w:sz w:val="18"/>
@@ -1555,8 +1523,7 @@
             </w:pPr>
             <w:r>
               <w:rPr>
-                <w:rFonts w:eastAsia="宋体"/>
-                <w:rFonts w:ascii="Courier New" w:hAnsi="Courier New"/>
+                <w:rFonts w:ascii="Courier New" w:hAnsi="Courier New" w:eastAsia="SimSun"/>
                 <w:b w:val="0"/>
                 <w:color w:val="1A5376"/>
                 <w:sz w:val="18"/>
@@ -1571,8 +1538,7 @@
             </w:pPr>
             <w:r>
               <w:rPr>
-                <w:rFonts w:eastAsia="宋体"/>
-                <w:rFonts w:ascii="Courier New" w:hAnsi="Courier New"/>
+                <w:rFonts w:ascii="Courier New" w:hAnsi="Courier New" w:eastAsia="SimSun"/>
                 <w:b w:val="0"/>
                 <w:color w:val="1A5376"/>
                 <w:sz w:val="18"/>
@@ -1587,8 +1553,7 @@
             </w:pPr>
             <w:r>
               <w:rPr>
-                <w:rFonts w:eastAsia="宋体"/>
-                <w:rFonts w:ascii="Courier New" w:hAnsi="Courier New"/>
+                <w:rFonts w:ascii="Courier New" w:hAnsi="Courier New" w:eastAsia="SimSun"/>
                 <w:b w:val="0"/>
                 <w:color w:val="1A5376"/>
                 <w:sz w:val="18"/>
@@ -1602,8 +1567,7 @@
             </w:pPr>
             <w:r>
               <w:rPr>
-                <w:rFonts w:eastAsia="宋体"/>
-                <w:rFonts w:ascii="宋体" w:hAnsi="宋体"/>
+                <w:rFonts w:ascii="SimSun" w:hAnsi="SimSun" w:eastAsia="SimSun"/>
                 <w:b/>
                 <w:sz w:val="24"/>
               </w:rPr>
@@ -1618,8 +1582,7 @@
             </w:pPr>
             <w:r>
               <w:rPr>
-                <w:rFonts w:eastAsia="宋体"/>
-                <w:rFonts w:ascii="宋体" w:hAnsi="宋体"/>
+                <w:rFonts w:ascii="SimSun" w:hAnsi="SimSun" w:eastAsia="SimSun"/>
                 <w:b w:val="0"/>
                 <w:sz w:val="24"/>
               </w:rPr>
@@ -1633,8 +1596,7 @@
             </w:pPr>
             <w:r>
               <w:rPr>
-                <w:rFonts w:eastAsia="宋体"/>
-                <w:rFonts w:ascii="宋体" w:hAnsi="宋体"/>
+                <w:rFonts w:ascii="SimSun" w:hAnsi="SimSun" w:eastAsia="SimSun"/>
                 <w:b/>
                 <w:sz w:val="24"/>
               </w:rPr>
@@ -1649,8 +1611,7 @@
             </w:pPr>
             <w:r>
               <w:rPr>
-                <w:rFonts w:eastAsia="宋体"/>
-                <w:rFonts w:ascii="宋体" w:hAnsi="宋体"/>
+                <w:rFonts w:ascii="SimSun" w:hAnsi="SimSun" w:eastAsia="SimSun"/>
                 <w:b w:val="0"/>
                 <w:sz w:val="24"/>
               </w:rPr>
@@ -1664,8 +1625,7 @@
             </w:pPr>
             <w:r>
               <w:rPr>
-                <w:rFonts w:eastAsia="宋体"/>
-                <w:rFonts w:ascii="宋体" w:hAnsi="宋体"/>
+                <w:rFonts w:ascii="SimSun" w:hAnsi="SimSun" w:eastAsia="SimSun"/>
                 <w:b/>
                 <w:sz w:val="24"/>
               </w:rPr>
@@ -1680,8 +1640,7 @@
             </w:pPr>
             <w:r>
               <w:rPr>
-                <w:rFonts w:eastAsia="宋体"/>
-                <w:rFonts w:ascii="宋体" w:hAnsi="宋体"/>
+                <w:rFonts w:ascii="SimSun" w:hAnsi="SimSun" w:eastAsia="SimSun"/>
                 <w:b w:val="0"/>
                 <w:sz w:val="24"/>
               </w:rPr>
@@ -1695,8 +1654,7 @@
             </w:pPr>
             <w:r>
               <w:rPr>
-                <w:rFonts w:eastAsia="宋体"/>
-                <w:rFonts w:ascii="Courier New" w:hAnsi="Courier New"/>
+                <w:rFonts w:ascii="Courier New" w:hAnsi="Courier New" w:eastAsia="SimSun"/>
                 <w:b w:val="0"/>
                 <w:color w:val="1A5376"/>
                 <w:sz w:val="18"/>
@@ -1711,8 +1669,7 @@
             </w:pPr>
             <w:r>
               <w:rPr>
-                <w:rFonts w:eastAsia="宋体"/>
-                <w:rFonts w:ascii="Courier New" w:hAnsi="Courier New"/>
+                <w:rFonts w:ascii="Courier New" w:hAnsi="Courier New" w:eastAsia="SimSun"/>
                 <w:b w:val="0"/>
                 <w:color w:val="1A5376"/>
                 <w:sz w:val="18"/>
@@ -1728,8 +1685,7 @@
             </w:pPr>
             <w:r>
               <w:rPr>
-                <w:rFonts w:eastAsia="宋体"/>
-                <w:rFonts w:ascii="宋体" w:hAnsi="宋体"/>
+                <w:rFonts w:ascii="SimSun" w:hAnsi="SimSun" w:eastAsia="SimSun"/>
                 <w:b w:val="0"/>
                 <w:sz w:val="24"/>
               </w:rPr>
@@ -1743,8 +1699,7 @@
             </w:pPr>
             <w:r>
               <w:rPr>
-                <w:rFonts w:eastAsia="宋体"/>
-                <w:rFonts w:ascii="Courier New" w:hAnsi="Courier New"/>
+                <w:rFonts w:ascii="Courier New" w:hAnsi="Courier New" w:eastAsia="SimSun"/>
                 <w:b w:val="0"/>
                 <w:color w:val="1A5376"/>
                 <w:sz w:val="18"/>
@@ -1759,8 +1714,7 @@
             </w:pPr>
             <w:r>
               <w:rPr>
-                <w:rFonts w:eastAsia="宋体"/>
-                <w:rFonts w:ascii="宋体" w:hAnsi="宋体"/>
+                <w:rFonts w:ascii="SimSun" w:hAnsi="SimSun" w:eastAsia="SimSun"/>
                 <w:b/>
                 <w:sz w:val="24"/>
               </w:rPr>
@@ -1775,8 +1729,7 @@
             </w:pPr>
             <w:r>
               <w:rPr>
-                <w:rFonts w:eastAsia="宋体"/>
-                <w:rFonts w:ascii="宋体" w:hAnsi="宋体"/>
+                <w:rFonts w:ascii="SimSun" w:hAnsi="SimSun" w:eastAsia="SimSun"/>
                 <w:b w:val="0"/>
                 <w:sz w:val="24"/>
               </w:rPr>
@@ -1791,8 +1744,7 @@
             </w:pPr>
             <w:r>
               <w:rPr>
-                <w:rFonts w:eastAsia="宋体"/>
-                <w:rFonts w:ascii="宋体" w:hAnsi="宋体"/>
+                <w:rFonts w:ascii="SimSun" w:hAnsi="SimSun" w:eastAsia="SimSun"/>
                 <w:b w:val="0"/>
                 <w:sz w:val="24"/>
               </w:rPr>
@@ -1806,8 +1758,7 @@
             </w:pPr>
             <w:r>
               <w:rPr>
-                <w:rFonts w:eastAsia="宋体"/>
-                <w:rFonts w:ascii="Courier New" w:hAnsi="Courier New"/>
+                <w:rFonts w:ascii="Courier New" w:hAnsi="Courier New" w:eastAsia="SimSun"/>
                 <w:b w:val="0"/>
                 <w:color w:val="1A5376"/>
                 <w:sz w:val="18"/>
@@ -1822,8 +1773,7 @@
             </w:pPr>
             <w:r>
               <w:rPr>
-                <w:rFonts w:eastAsia="宋体"/>
-                <w:rFonts w:ascii="Courier New" w:hAnsi="Courier New"/>
+                <w:rFonts w:ascii="Courier New" w:hAnsi="Courier New" w:eastAsia="SimSun"/>
                 <w:b w:val="0"/>
                 <w:color w:val="1A5376"/>
                 <w:sz w:val="18"/>
@@ -1838,8 +1788,7 @@
             </w:pPr>
             <w:r>
               <w:rPr>
-                <w:rFonts w:eastAsia="宋体"/>
-                <w:rFonts w:ascii="Courier New" w:hAnsi="Courier New"/>
+                <w:rFonts w:ascii="Courier New" w:hAnsi="Courier New" w:eastAsia="SimSun"/>
                 <w:b w:val="0"/>
                 <w:color w:val="1A5376"/>
                 <w:sz w:val="18"/>
@@ -1854,8 +1803,7 @@
             </w:pPr>
             <w:r>
               <w:rPr>
-                <w:rFonts w:eastAsia="宋体"/>
-                <w:rFonts w:ascii="Courier New" w:hAnsi="Courier New"/>
+                <w:rFonts w:ascii="Courier New" w:hAnsi="Courier New" w:eastAsia="SimSun"/>
                 <w:b w:val="0"/>
                 <w:color w:val="1A5376"/>
                 <w:sz w:val="18"/>
@@ -1870,8 +1818,7 @@
             </w:pPr>
             <w:r>
               <w:rPr>
-                <w:rFonts w:eastAsia="宋体"/>
-                <w:rFonts w:ascii="Courier New" w:hAnsi="Courier New"/>
+                <w:rFonts w:ascii="Courier New" w:hAnsi="Courier New" w:eastAsia="SimSun"/>
                 <w:b w:val="0"/>
                 <w:color w:val="1A5376"/>
                 <w:sz w:val="18"/>
@@ -1886,8 +1833,7 @@
             </w:pPr>
             <w:r>
               <w:rPr>
-                <w:rFonts w:eastAsia="宋体"/>
-                <w:rFonts w:ascii="Courier New" w:hAnsi="Courier New"/>
+                <w:rFonts w:ascii="Courier New" w:hAnsi="Courier New" w:eastAsia="SimSun"/>
                 <w:b w:val="0"/>
                 <w:color w:val="1A5376"/>
                 <w:sz w:val="18"/>
@@ -1902,8 +1848,7 @@
             </w:pPr>
             <w:r>
               <w:rPr>
-                <w:rFonts w:eastAsia="宋体"/>
-                <w:rFonts w:ascii="Courier New" w:hAnsi="Courier New"/>
+                <w:rFonts w:ascii="Courier New" w:hAnsi="Courier New" w:eastAsia="SimSun"/>
                 <w:b w:val="0"/>
                 <w:color w:val="1A5376"/>
                 <w:sz w:val="18"/>
@@ -1918,8 +1863,7 @@
             </w:pPr>
             <w:r>
               <w:rPr>
-                <w:rFonts w:eastAsia="宋体"/>
-                <w:rFonts w:ascii="Courier New" w:hAnsi="Courier New"/>
+                <w:rFonts w:ascii="Courier New" w:hAnsi="Courier New" w:eastAsia="SimSun"/>
                 <w:b w:val="0"/>
                 <w:color w:val="1A5376"/>
                 <w:sz w:val="18"/>
@@ -1935,8 +1879,7 @@
             </w:pPr>
             <w:r>
               <w:rPr>
-                <w:rFonts w:eastAsia="宋体"/>
-                <w:rFonts w:ascii="宋体" w:hAnsi="宋体"/>
+                <w:rFonts w:ascii="SimSun" w:hAnsi="SimSun" w:eastAsia="SimSun"/>
                 <w:b w:val="0"/>
                 <w:sz w:val="24"/>
               </w:rPr>
@@ -1949,8 +1892,7 @@
             </w:pPr>
             <w:r>
               <w:rPr>
-                <w:rFonts w:eastAsia="宋体"/>
-                <w:rFonts w:ascii="宋体" w:hAnsi="宋体"/>
+                <w:rFonts w:ascii="SimSun" w:hAnsi="SimSun" w:eastAsia="SimSun"/>
                 <w:b/>
                 <w:sz w:val="24"/>
               </w:rPr>
@@ -1965,8 +1907,7 @@
             </w:pPr>
             <w:r>
               <w:rPr>
-                <w:rFonts w:eastAsia="宋体"/>
-                <w:rFonts w:ascii="宋体" w:hAnsi="宋体"/>
+                <w:rFonts w:ascii="SimSun" w:hAnsi="SimSun" w:eastAsia="SimSun"/>
                 <w:b w:val="0"/>
                 <w:sz w:val="24"/>
               </w:rPr>
@@ -1980,8 +1921,7 @@
             </w:pPr>
             <w:r>
               <w:rPr>
-                <w:rFonts w:eastAsia="宋体"/>
-                <w:rFonts w:ascii="宋体" w:hAnsi="宋体"/>
+                <w:rFonts w:ascii="SimSun" w:hAnsi="SimSun" w:eastAsia="SimSun"/>
                 <w:b/>
                 <w:sz w:val="24"/>
               </w:rPr>
@@ -1996,8 +1936,7 @@
             </w:pPr>
             <w:r>
               <w:rPr>
-                <w:rFonts w:eastAsia="宋体"/>
-                <w:rFonts w:ascii="宋体" w:hAnsi="宋体"/>
+                <w:rFonts w:ascii="SimSun" w:hAnsi="SimSun" w:eastAsia="SimSun"/>
                 <w:b w:val="0"/>
                 <w:sz w:val="24"/>
               </w:rPr>
@@ -2011,8 +1950,7 @@
             </w:pPr>
             <w:r>
               <w:rPr>
-                <w:rFonts w:eastAsia="宋体"/>
-                <w:rFonts w:ascii="Courier New" w:hAnsi="Courier New"/>
+                <w:rFonts w:ascii="Courier New" w:hAnsi="Courier New" w:eastAsia="SimSun"/>
                 <w:b w:val="0"/>
                 <w:color w:val="1A5376"/>
                 <w:sz w:val="18"/>
@@ -2027,8 +1965,7 @@
             </w:pPr>
             <w:r>
               <w:rPr>
-                <w:rFonts w:eastAsia="宋体"/>
-                <w:rFonts w:ascii="Courier New" w:hAnsi="Courier New"/>
+                <w:rFonts w:ascii="Courier New" w:hAnsi="Courier New" w:eastAsia="SimSun"/>
                 <w:b w:val="0"/>
                 <w:color w:val="1A5376"/>
                 <w:sz w:val="18"/>
@@ -2044,8 +1981,7 @@
             </w:pPr>
             <w:r>
               <w:rPr>
-                <w:rFonts w:eastAsia="宋体"/>
-                <w:rFonts w:ascii="宋体" w:hAnsi="宋体"/>
+                <w:rFonts w:ascii="SimSun" w:hAnsi="SimSun" w:eastAsia="SimSun"/>
                 <w:b w:val="0"/>
                 <w:sz w:val="24"/>
               </w:rPr>
@@ -2059,8 +1995,7 @@
             </w:pPr>
             <w:r>
               <w:rPr>
-                <w:rFonts w:eastAsia="宋体"/>
-                <w:rFonts w:ascii="宋体" w:hAnsi="宋体"/>
+                <w:rFonts w:ascii="SimSun" w:hAnsi="SimSun" w:eastAsia="SimSun"/>
                 <w:b/>
                 <w:sz w:val="24"/>
               </w:rPr>
@@ -2075,8 +2010,7 @@
             </w:pPr>
             <w:r>
               <w:rPr>
-                <w:rFonts w:eastAsia="宋体"/>
-                <w:rFonts w:ascii="宋体" w:hAnsi="宋体"/>
+                <w:rFonts w:ascii="SimSun" w:hAnsi="SimSun" w:eastAsia="SimSun"/>
                 <w:b w:val="0"/>
                 <w:sz w:val="24"/>
               </w:rPr>
@@ -2090,8 +2024,7 @@
             </w:pPr>
             <w:r>
               <w:rPr>
-                <w:rFonts w:eastAsia="宋体"/>
-                <w:rFonts w:ascii="Courier New" w:hAnsi="Courier New"/>
+                <w:rFonts w:ascii="Courier New" w:hAnsi="Courier New" w:eastAsia="SimSun"/>
                 <w:b w:val="0"/>
                 <w:color w:val="1A5376"/>
                 <w:sz w:val="18"/>
@@ -2106,8 +2039,7 @@
             </w:pPr>
             <w:r>
               <w:rPr>
-                <w:rFonts w:eastAsia="宋体"/>
-                <w:rFonts w:ascii="Courier New" w:hAnsi="Courier New"/>
+                <w:rFonts w:ascii="Courier New" w:hAnsi="Courier New" w:eastAsia="SimSun"/>
                 <w:b w:val="0"/>
                 <w:color w:val="1A5376"/>
                 <w:sz w:val="18"/>
@@ -2123,8 +2055,7 @@
             </w:pPr>
             <w:r>
               <w:rPr>
-                <w:rFonts w:eastAsia="宋体"/>
-                <w:rFonts w:ascii="宋体" w:hAnsi="宋体"/>
+                <w:rFonts w:ascii="SimSun" w:hAnsi="SimSun" w:eastAsia="SimSun"/>
                 <w:b w:val="0"/>
                 <w:sz w:val="24"/>
               </w:rPr>
@@ -2138,8 +2069,7 @@
             </w:pPr>
             <w:r>
               <w:rPr>
-                <w:rFonts w:eastAsia="宋体"/>
-                <w:rFonts w:ascii="宋体" w:hAnsi="宋体"/>
+                <w:rFonts w:ascii="SimSun" w:hAnsi="SimSun" w:eastAsia="SimSun"/>
                 <w:b/>
                 <w:sz w:val="24"/>
               </w:rPr>
@@ -2154,8 +2084,7 @@
             </w:pPr>
             <w:r>
               <w:rPr>
-                <w:rFonts w:eastAsia="宋体"/>
-                <w:rFonts w:ascii="宋体" w:hAnsi="宋体"/>
+                <w:rFonts w:ascii="SimSun" w:hAnsi="SimSun" w:eastAsia="SimSun"/>
                 <w:b w:val="0"/>
                 <w:sz w:val="24"/>
               </w:rPr>
@@ -2169,8 +2098,7 @@
             </w:pPr>
             <w:r>
               <w:rPr>
-                <w:rFonts w:eastAsia="宋体"/>
-                <w:rFonts w:ascii="Courier New" w:hAnsi="Courier New"/>
+                <w:rFonts w:ascii="Courier New" w:hAnsi="Courier New" w:eastAsia="SimSun"/>
                 <w:b w:val="0"/>
                 <w:color w:val="1A5376"/>
                 <w:sz w:val="18"/>
@@ -2185,8 +2113,7 @@
             </w:pPr>
             <w:r>
               <w:rPr>
-                <w:rFonts w:eastAsia="宋体"/>
-                <w:rFonts w:ascii="Courier New" w:hAnsi="Courier New"/>
+                <w:rFonts w:ascii="Courier New" w:hAnsi="Courier New" w:eastAsia="SimSun"/>
                 <w:b w:val="0"/>
                 <w:color w:val="1A5376"/>
                 <w:sz w:val="18"/>
@@ -2202,8 +2129,7 @@
             </w:pPr>
             <w:r>
               <w:rPr>
-                <w:rFonts w:eastAsia="宋体"/>
-                <w:rFonts w:ascii="宋体" w:hAnsi="宋体"/>
+                <w:rFonts w:ascii="SimSun" w:hAnsi="SimSun" w:eastAsia="SimSun"/>
                 <w:b w:val="0"/>
                 <w:sz w:val="24"/>
               </w:rPr>
@@ -2216,8 +2142,7 @@
             </w:pPr>
             <w:r>
               <w:rPr>
-                <w:rFonts w:eastAsia="宋体"/>
-                <w:rFonts w:ascii="宋体" w:hAnsi="宋体"/>
+                <w:rFonts w:ascii="SimSun" w:hAnsi="SimSun" w:eastAsia="SimSun"/>
                 <w:b/>
                 <w:sz w:val="24"/>
               </w:rPr>
@@ -2232,8 +2157,7 @@
             </w:pPr>
             <w:r>
               <w:rPr>
-                <w:rFonts w:eastAsia="宋体"/>
-                <w:rFonts w:ascii="宋体" w:hAnsi="宋体"/>
+                <w:rFonts w:ascii="SimSun" w:hAnsi="SimSun" w:eastAsia="SimSun"/>
                 <w:b w:val="0"/>
                 <w:sz w:val="24"/>
               </w:rPr>
@@ -2247,8 +2171,7 @@
             </w:pPr>
             <w:r>
               <w:rPr>
-                <w:rFonts w:eastAsia="宋体"/>
-                <w:rFonts w:ascii="Courier New" w:hAnsi="Courier New"/>
+                <w:rFonts w:ascii="Courier New" w:hAnsi="Courier New" w:eastAsia="SimSun"/>
                 <w:b w:val="0"/>
                 <w:color w:val="1A5376"/>
                 <w:sz w:val="18"/>
@@ -2263,8 +2186,7 @@
             </w:pPr>
             <w:r>
               <w:rPr>
-                <w:rFonts w:eastAsia="宋体"/>
-                <w:rFonts w:ascii="Courier New" w:hAnsi="Courier New"/>
+                <w:rFonts w:ascii="Courier New" w:hAnsi="Courier New" w:eastAsia="SimSun"/>
                 <w:b w:val="0"/>
                 <w:color w:val="1A5376"/>
                 <w:sz w:val="18"/>
@@ -2279,8 +2201,7 @@
             </w:pPr>
             <w:r>
               <w:rPr>
-                <w:rFonts w:eastAsia="宋体"/>
-                <w:rFonts w:ascii="Courier New" w:hAnsi="Courier New"/>
+                <w:rFonts w:ascii="Courier New" w:hAnsi="Courier New" w:eastAsia="SimSun"/>
                 <w:b w:val="0"/>
                 <w:color w:val="1A5376"/>
                 <w:sz w:val="18"/>
@@ -2295,8 +2216,7 @@
             </w:pPr>
             <w:r>
               <w:rPr>
-                <w:rFonts w:eastAsia="宋体"/>
-                <w:rFonts w:ascii="Courier New" w:hAnsi="Courier New"/>
+                <w:rFonts w:ascii="Courier New" w:hAnsi="Courier New" w:eastAsia="SimSun"/>
                 <w:b w:val="0"/>
                 <w:color w:val="1A5376"/>
                 <w:sz w:val="18"/>
@@ -2312,8 +2232,7 @@
             </w:pPr>
             <w:r>
               <w:rPr>
-                <w:rFonts w:eastAsia="宋体"/>
-                <w:rFonts w:ascii="宋体" w:hAnsi="宋体"/>
+                <w:rFonts w:ascii="SimSun" w:hAnsi="SimSun" w:eastAsia="SimSun"/>
                 <w:b w:val="0"/>
                 <w:sz w:val="24"/>
               </w:rPr>
@@ -2328,8 +2247,7 @@
             </w:pPr>
             <w:r>
               <w:rPr>
-                <w:rFonts w:eastAsia="宋体"/>
-                <w:rFonts w:ascii="宋体" w:hAnsi="宋体"/>
+                <w:rFonts w:ascii="SimSun" w:hAnsi="SimSun" w:eastAsia="SimSun"/>
                 <w:b w:val="0"/>
                 <w:sz w:val="24"/>
               </w:rPr>
@@ -2344,8 +2262,7 @@
             </w:pPr>
             <w:r>
               <w:rPr>
-                <w:rFonts w:eastAsia="宋体"/>
-                <w:rFonts w:ascii="宋体" w:hAnsi="宋体"/>
+                <w:rFonts w:ascii="SimSun" w:hAnsi="SimSun" w:eastAsia="SimSun"/>
                 <w:b w:val="0"/>
                 <w:sz w:val="24"/>
               </w:rPr>
@@ -2360,8 +2277,7 @@
             </w:pPr>
             <w:r>
               <w:rPr>
-                <w:rFonts w:eastAsia="宋体"/>
-                <w:rFonts w:ascii="宋体" w:hAnsi="宋体"/>
+                <w:rFonts w:ascii="SimSun" w:hAnsi="SimSun" w:eastAsia="SimSun"/>
                 <w:b w:val="0"/>
                 <w:sz w:val="24"/>
               </w:rPr>
@@ -2375,8 +2291,7 @@
             </w:pPr>
             <w:r>
               <w:rPr>
-                <w:rFonts w:eastAsia="宋体"/>
-                <w:rFonts w:ascii="Courier New" w:hAnsi="Courier New"/>
+                <w:rFonts w:ascii="Courier New" w:hAnsi="Courier New" w:eastAsia="SimSun"/>
                 <w:b w:val="0"/>
                 <w:color w:val="1A5376"/>
                 <w:sz w:val="18"/>
@@ -2391,8 +2306,7 @@
             </w:pPr>
             <w:r>
               <w:rPr>
-                <w:rFonts w:eastAsia="宋体"/>
-                <w:rFonts w:ascii="Courier New" w:hAnsi="Courier New"/>
+                <w:rFonts w:ascii="Courier New" w:hAnsi="Courier New" w:eastAsia="SimSun"/>
                 <w:b w:val="0"/>
                 <w:color w:val="1A5376"/>
                 <w:sz w:val="18"/>
@@ -2407,8 +2321,7 @@
             </w:pPr>
             <w:r>
               <w:rPr>
-                <w:rFonts w:eastAsia="宋体"/>
-                <w:rFonts w:ascii="Courier New" w:hAnsi="Courier New"/>
+                <w:rFonts w:ascii="Courier New" w:hAnsi="Courier New" w:eastAsia="SimSun"/>
                 <w:b w:val="0"/>
                 <w:color w:val="1A5376"/>
                 <w:sz w:val="18"/>
@@ -2423,8 +2336,7 @@
             </w:pPr>
             <w:r>
               <w:rPr>
-                <w:rFonts w:eastAsia="宋体"/>
-                <w:rFonts w:ascii="Courier New" w:hAnsi="Courier New"/>
+                <w:rFonts w:ascii="Courier New" w:hAnsi="Courier New" w:eastAsia="SimSun"/>
                 <w:b w:val="0"/>
                 <w:color w:val="1A5376"/>
                 <w:sz w:val="18"/>
@@ -2436,11 +2348,16 @@
             <w:pPr>
               <w:spacing w:before="0" w:after="0" w:line="240" w:lineRule="auto"/>
               <w:ind w:left="283"/>
-            </w:pPr>
-            <w:r>
-              <w:rPr>
-                <w:rFonts w:eastAsia="宋体"/>
-                <w:rFonts w:ascii="Courier New" w:hAnsi="Courier New"/>
+              <w:rPr>
+                <w:rFonts w:ascii="Courier New" w:hAnsi="Courier New" w:eastAsia="SimSun"/>
+                <w:b w:val="0"/>
+                <w:color w:val="1A5376"/>
+                <w:sz w:val="18"/>
+              </w:rPr>
+            </w:pPr>
+            <w:r>
+              <w:rPr>
+                <w:rFonts w:ascii="Courier New" w:hAnsi="Courier New" w:eastAsia="SimSun"/>
                 <w:b w:val="0"/>
                 <w:color w:val="1A5376"/>
                 <w:sz w:val="18"/>
@@ -2505,6 +2422,2177 @@
               </w:tblCellMar>
             </w:tblPr>
             <w:tblGrid>
+              <w:gridCol w:w="1074"/>
+              <w:gridCol w:w="358"/>
+              <w:gridCol w:w="716"/>
+              <w:gridCol w:w="716"/>
+              <w:gridCol w:w="358"/>
+              <w:gridCol w:w="1074"/>
+              <w:gridCol w:w="1074"/>
+              <w:gridCol w:w="358"/>
+              <w:gridCol w:w="716"/>
+              <w:gridCol w:w="716"/>
+              <w:gridCol w:w="358"/>
+              <w:gridCol w:w="1074"/>
+            </w:tblGrid>
+            <w:tr>
+              <w:tblPrEx>
+                <w:tblCellMar>
+                  <w:top w:w="0" w:type="dxa"/>
+                  <w:left w:w="10" w:type="dxa"/>
+                  <w:bottom w:w="0" w:type="dxa"/>
+                  <w:right w:w="10" w:type="dxa"/>
+                </w:tblCellMar>
+              </w:tblPrEx>
+              <w:tc>
+                <w:tcPr>
+                  <w:tcW w:w="1432" w:type="dxa"/>
+                  <w:gridSpan w:val="2"/>
+                  <w:tcBorders>
+                    <w:top w:val="single" w:color="000000" w:sz="12" w:space="0"/>
+                    <w:left w:val="nil"/>
+                    <w:bottom w:val="single" w:color="000000" w:sz="4" w:space="0"/>
+                    <w:right w:val="nil"/>
+                    <w:tl2br w:val="nil"/>
+                  </w:tcBorders>
+                  <w:shd w:val="clear" w:color="auto" w:fill="FFFFFF"/>
+                </w:tcPr>
+                <w:p>
+                  <w:pPr>
+                    <w:jc w:val="center"/>
+                    <w:rPr>
+                      <w:b w:val="0"/>
+                      <w:color w:val="000000"/>
+                    </w:rPr>
+                  </w:pPr>
+                  <w:r>
+                    <w:rPr>
+                      <w:rFonts w:ascii="SimSun" w:hAnsi="SimSun" w:eastAsia="SimSun"/>
+                      <w:b w:val="0"/>
+                      <w:color w:val="000000"/>
+                      <w:sz w:val="20"/>
+                    </w:rPr>
+                    <w:t>迭代版本</w:t>
+                  </w:r>
+                </w:p>
+              </w:tc>
+              <w:tc>
+                <w:tcPr>
+                  <w:tcW w:w="1432" w:type="dxa"/>
+                  <w:gridSpan w:val="2"/>
+                  <w:tcBorders>
+                    <w:top w:val="single" w:color="000000" w:sz="12" w:space="0"/>
+                    <w:left w:val="nil"/>
+                    <w:bottom w:val="single" w:color="000000" w:sz="4" w:space="0"/>
+                    <w:right w:val="nil"/>
+                  </w:tcBorders>
+                  <w:shd w:val="clear" w:color="auto" w:fill="FFFFFF"/>
+                </w:tcPr>
+                <w:p>
+                  <w:pPr>
+                    <w:jc w:val="center"/>
+                    <w:rPr>
+                      <w:b w:val="0"/>
+                      <w:color w:val="000000"/>
+                    </w:rPr>
+                  </w:pPr>
+                  <w:r>
+                    <w:rPr>
+                      <w:rFonts w:ascii="SimSun" w:hAnsi="SimSun" w:eastAsia="SimSun"/>
+                      <w:b w:val="0"/>
+                      <w:color w:val="000000"/>
+                      <w:sz w:val="20"/>
+                    </w:rPr>
+                    <w:t>核心改进内容</w:t>
+                  </w:r>
+                </w:p>
+              </w:tc>
+              <w:tc>
+                <w:tcPr>
+                  <w:tcW w:w="1432" w:type="dxa"/>
+                  <w:gridSpan w:val="2"/>
+                  <w:tcBorders>
+                    <w:top w:val="single" w:color="000000" w:sz="12" w:space="0"/>
+                    <w:left w:val="nil"/>
+                    <w:bottom w:val="single" w:color="000000" w:sz="4" w:space="0"/>
+                    <w:right w:val="nil"/>
+                  </w:tcBorders>
+                  <w:shd w:val="clear" w:color="auto" w:fill="FFFFFF"/>
+                </w:tcPr>
+                <w:p>
+                  <w:pPr>
+                    <w:jc w:val="center"/>
+                    <w:rPr>
+                      <w:b w:val="0"/>
+                      <w:color w:val="000000"/>
+                    </w:rPr>
+                  </w:pPr>
+                  <w:r>
+                    <w:rPr>
+                      <w:rFonts w:ascii="SimSun" w:hAnsi="SimSun" w:eastAsia="SimSun"/>
+                      <w:b w:val="0"/>
+                      <w:color w:val="000000"/>
+                      <w:sz w:val="20"/>
+                    </w:rPr>
+                    <w:t>特征维度</w:t>
+                  </w:r>
+                </w:p>
+              </w:tc>
+              <w:tc>
+                <w:tcPr>
+                  <w:tcW w:w="1432" w:type="dxa"/>
+                  <w:gridSpan w:val="2"/>
+                  <w:tcBorders>
+                    <w:top w:val="single" w:color="000000" w:sz="12" w:space="0"/>
+                    <w:left w:val="nil"/>
+                    <w:bottom w:val="single" w:color="000000" w:sz="4" w:space="0"/>
+                    <w:right w:val="nil"/>
+                  </w:tcBorders>
+                  <w:shd w:val="clear" w:color="auto" w:fill="FFFFFF"/>
+                </w:tcPr>
+                <w:p>
+                  <w:pPr>
+                    <w:jc w:val="center"/>
+                    <w:rPr>
+                      <w:b w:val="0"/>
+                      <w:color w:val="000000"/>
+                    </w:rPr>
+                  </w:pPr>
+                  <w:r>
+                    <w:rPr>
+                      <w:rFonts w:ascii="SimSun" w:hAnsi="SimSun" w:eastAsia="SimSun"/>
+                      <w:b w:val="0"/>
+                      <w:color w:val="000000"/>
+                      <w:sz w:val="20"/>
+                    </w:rPr>
+                    <w:t>SMOTE-AUC</w:t>
+                  </w:r>
+                </w:p>
+              </w:tc>
+              <w:tc>
+                <w:tcPr>
+                  <w:tcW w:w="1432" w:type="dxa"/>
+                  <w:gridSpan w:val="2"/>
+                  <w:tcBorders>
+                    <w:top w:val="single" w:color="000000" w:sz="12" w:space="0"/>
+                    <w:left w:val="nil"/>
+                    <w:bottom w:val="single" w:color="000000" w:sz="4" w:space="0"/>
+                    <w:right w:val="nil"/>
+                  </w:tcBorders>
+                  <w:shd w:val="clear" w:color="auto" w:fill="FFFFFF"/>
+                </w:tcPr>
+                <w:p>
+                  <w:pPr>
+                    <w:jc w:val="center"/>
+                    <w:rPr>
+                      <w:b w:val="0"/>
+                      <w:color w:val="000000"/>
+                    </w:rPr>
+                  </w:pPr>
+                  <w:r>
+                    <w:rPr>
+                      <w:rFonts w:ascii="SimSun" w:hAnsi="SimSun" w:eastAsia="SimSun"/>
+                      <w:b w:val="0"/>
+                      <w:color w:val="000000"/>
+                      <w:sz w:val="20"/>
+                    </w:rPr>
+                    <w:t>RUS-AUC</w:t>
+                  </w:r>
+                </w:p>
+              </w:tc>
+              <w:tc>
+                <w:tcPr>
+                  <w:tcW w:w="1432" w:type="dxa"/>
+                  <w:gridSpan w:val="2"/>
+                  <w:tcBorders>
+                    <w:top w:val="single" w:color="000000" w:sz="12" w:space="0"/>
+                    <w:left w:val="nil"/>
+                    <w:bottom w:val="single" w:color="000000" w:sz="4" w:space="0"/>
+                    <w:right w:val="nil"/>
+                  </w:tcBorders>
+                  <w:shd w:val="clear" w:color="auto" w:fill="FFFFFF"/>
+                </w:tcPr>
+                <w:p>
+                  <w:pPr>
+                    <w:jc w:val="center"/>
+                    <w:rPr>
+                      <w:b w:val="0"/>
+                      <w:color w:val="000000"/>
+                    </w:rPr>
+                  </w:pPr>
+                  <w:r>
+                    <w:rPr>
+                      <w:rFonts w:ascii="SimSun" w:hAnsi="SimSun" w:eastAsia="SimSun"/>
+                      <w:b w:val="0"/>
+                      <w:color w:val="000000"/>
+                      <w:sz w:val="20"/>
+                    </w:rPr>
+                    <w:t>CW-AUC</w:t>
+                  </w:r>
+                </w:p>
+              </w:tc>
+            </w:tr>
+            <w:tr>
+              <w:tblPrEx>
+                <w:tblCellMar>
+                  <w:top w:w="0" w:type="dxa"/>
+                  <w:left w:w="10" w:type="dxa"/>
+                  <w:bottom w:w="0" w:type="dxa"/>
+                  <w:right w:w="10" w:type="dxa"/>
+                </w:tblCellMar>
+              </w:tblPrEx>
+              <w:tc>
+                <w:tcPr>
+                  <w:tcW w:w="1432" w:type="dxa"/>
+                  <w:gridSpan w:val="2"/>
+                  <w:tcBorders>
+                    <w:top w:val="single" w:color="000000" w:sz="4" w:space="0"/>
+                    <w:left w:val="nil"/>
+                    <w:bottom w:val="nil"/>
+                    <w:right w:val="nil"/>
+                  </w:tcBorders>
+                  <w:shd w:val="clear" w:color="auto" w:fill="FFFFFF"/>
+                </w:tcPr>
+                <w:p>
+                  <w:pPr>
+                    <w:jc w:val="center"/>
+                    <w:rPr>
+                      <w:b w:val="0"/>
+                      <w:color w:val="000000"/>
+                    </w:rPr>
+                  </w:pPr>
+                  <w:r>
+                    <w:rPr>
+                      <w:rFonts w:ascii="SimSun" w:hAnsi="SimSun" w:eastAsia="SimSun"/>
+                      <w:b w:val="0"/>
+                      <w:color w:val="000000"/>
+                      <w:sz w:val="20"/>
+                    </w:rPr>
+                    <w:t>迭代1（基础版）</w:t>
+                  </w:r>
+                </w:p>
+              </w:tc>
+              <w:tc>
+                <w:tcPr>
+                  <w:tcW w:w="1432" w:type="dxa"/>
+                  <w:gridSpan w:val="2"/>
+                  <w:tcBorders>
+                    <w:top w:val="single" w:color="000000" w:sz="4" w:space="0"/>
+                    <w:left w:val="nil"/>
+                    <w:bottom w:val="nil"/>
+                    <w:right w:val="nil"/>
+                  </w:tcBorders>
+                  <w:shd w:val="clear" w:color="auto" w:fill="FFFFFF"/>
+                </w:tcPr>
+                <w:p>
+                  <w:pPr>
+                    <w:jc w:val="center"/>
+                    <w:rPr>
+                      <w:b w:val="0"/>
+                      <w:color w:val="000000"/>
+                    </w:rPr>
+                  </w:pPr>
+                  <w:r>
+                    <w:rPr>
+                      <w:rFonts w:ascii="SimSun" w:hAnsi="SimSun" w:eastAsia="SimSun"/>
+                      <w:b w:val="0"/>
+                      <w:color w:val="000000"/>
+                      <w:sz w:val="20"/>
+                    </w:rPr>
+                    <w:t>OHE+StandardScaler，无衍生特征</w:t>
+                  </w:r>
+                </w:p>
+              </w:tc>
+              <w:tc>
+                <w:tcPr>
+                  <w:tcW w:w="1432" w:type="dxa"/>
+                  <w:gridSpan w:val="2"/>
+                  <w:tcBorders>
+                    <w:top w:val="single" w:color="000000" w:sz="4" w:space="0"/>
+                    <w:left w:val="nil"/>
+                    <w:bottom w:val="nil"/>
+                    <w:right w:val="nil"/>
+                  </w:tcBorders>
+                  <w:shd w:val="clear" w:color="auto" w:fill="FFFFFF"/>
+                </w:tcPr>
+                <w:p>
+                  <w:pPr>
+                    <w:jc w:val="center"/>
+                    <w:rPr>
+                      <w:b w:val="0"/>
+                      <w:color w:val="000000"/>
+                    </w:rPr>
+                  </w:pPr>
+                  <w:r>
+                    <w:rPr>
+                      <w:rFonts w:ascii="SimSun" w:hAnsi="SimSun" w:eastAsia="SimSun"/>
+                      <w:b w:val="0"/>
+                      <w:color w:val="000000"/>
+                      <w:sz w:val="20"/>
+                    </w:rPr>
+                    <w:t>58</w:t>
+                  </w:r>
+                </w:p>
+              </w:tc>
+              <w:tc>
+                <w:tcPr>
+                  <w:tcW w:w="1432" w:type="dxa"/>
+                  <w:gridSpan w:val="2"/>
+                  <w:tcBorders>
+                    <w:top w:val="single" w:color="000000" w:sz="4" w:space="0"/>
+                    <w:left w:val="nil"/>
+                    <w:bottom w:val="nil"/>
+                    <w:right w:val="nil"/>
+                  </w:tcBorders>
+                  <w:shd w:val="clear" w:color="auto" w:fill="FFFFFF"/>
+                </w:tcPr>
+                <w:p>
+                  <w:pPr>
+                    <w:jc w:val="center"/>
+                    <w:rPr>
+                      <w:b w:val="0"/>
+                      <w:color w:val="000000"/>
+                    </w:rPr>
+                  </w:pPr>
+                  <w:r>
+                    <w:rPr>
+                      <w:rFonts w:ascii="SimSun" w:hAnsi="SimSun" w:eastAsia="SimSun"/>
+                      <w:b w:val="0"/>
+                      <w:color w:val="000000"/>
+                      <w:sz w:val="20"/>
+                    </w:rPr>
+                    <w:t>0.9436</w:t>
+                  </w:r>
+                </w:p>
+              </w:tc>
+              <w:tc>
+                <w:tcPr>
+                  <w:tcW w:w="1432" w:type="dxa"/>
+                  <w:gridSpan w:val="2"/>
+                  <w:tcBorders>
+                    <w:top w:val="single" w:color="000000" w:sz="4" w:space="0"/>
+                    <w:left w:val="nil"/>
+                    <w:bottom w:val="nil"/>
+                    <w:right w:val="nil"/>
+                  </w:tcBorders>
+                  <w:shd w:val="clear" w:color="auto" w:fill="FFFFFF"/>
+                </w:tcPr>
+                <w:p>
+                  <w:pPr>
+                    <w:jc w:val="center"/>
+                    <w:rPr>
+                      <w:b w:val="0"/>
+                      <w:color w:val="000000"/>
+                    </w:rPr>
+                  </w:pPr>
+                  <w:r>
+                    <w:rPr>
+                      <w:rFonts w:ascii="SimSun" w:hAnsi="SimSun" w:eastAsia="SimSun"/>
+                      <w:b w:val="0"/>
+                      <w:color w:val="000000"/>
+                      <w:sz w:val="20"/>
+                    </w:rPr>
+                    <w:t>0.9438</w:t>
+                  </w:r>
+                </w:p>
+              </w:tc>
+              <w:tc>
+                <w:tcPr>
+                  <w:tcW w:w="1432" w:type="dxa"/>
+                  <w:gridSpan w:val="2"/>
+                  <w:tcBorders>
+                    <w:top w:val="single" w:color="000000" w:sz="4" w:space="0"/>
+                    <w:left w:val="nil"/>
+                    <w:bottom w:val="nil"/>
+                    <w:right w:val="nil"/>
+                  </w:tcBorders>
+                  <w:shd w:val="clear" w:color="auto" w:fill="FFFFFF"/>
+                </w:tcPr>
+                <w:p>
+                  <w:pPr>
+                    <w:jc w:val="center"/>
+                    <w:rPr>
+                      <w:b w:val="0"/>
+                      <w:color w:val="000000"/>
+                    </w:rPr>
+                  </w:pPr>
+                  <w:r>
+                    <w:rPr>
+                      <w:rFonts w:ascii="SimSun" w:hAnsi="SimSun" w:eastAsia="SimSun"/>
+                      <w:b w:val="0"/>
+                      <w:color w:val="000000"/>
+                      <w:sz w:val="20"/>
+                    </w:rPr>
+                    <w:t>0.9442</w:t>
+                  </w:r>
+                </w:p>
+              </w:tc>
+            </w:tr>
+            <w:tr>
+              <w:tblPrEx>
+                <w:tblCellMar>
+                  <w:top w:w="0" w:type="dxa"/>
+                  <w:left w:w="10" w:type="dxa"/>
+                  <w:bottom w:w="0" w:type="dxa"/>
+                  <w:right w:w="10" w:type="dxa"/>
+                </w:tblCellMar>
+              </w:tblPrEx>
+              <w:tc>
+                <w:tcPr>
+                  <w:tcW w:w="1432" w:type="dxa"/>
+                  <w:gridSpan w:val="2"/>
+                  <w:tcBorders>
+                    <w:top w:val="nil"/>
+                    <w:left w:val="nil"/>
+                    <w:bottom w:val="nil"/>
+                    <w:right w:val="nil"/>
+                  </w:tcBorders>
+                  <w:shd w:val="clear" w:color="auto" w:fill="FFFFFF"/>
+                </w:tcPr>
+                <w:p>
+                  <w:pPr>
+                    <w:jc w:val="center"/>
+                    <w:rPr>
+                      <w:b w:val="0"/>
+                      <w:color w:val="000000"/>
+                    </w:rPr>
+                  </w:pPr>
+                  <w:r>
+                    <w:rPr>
+                      <w:rFonts w:ascii="SimSun" w:hAnsi="SimSun" w:eastAsia="SimSun"/>
+                      <w:b w:val="0"/>
+                      <w:color w:val="000000"/>
+                      <w:sz w:val="20"/>
+                    </w:rPr>
+                    <w:t>迭代2（衍生特征）</w:t>
+                  </w:r>
+                </w:p>
+              </w:tc>
+              <w:tc>
+                <w:tcPr>
+                  <w:tcW w:w="1432" w:type="dxa"/>
+                  <w:gridSpan w:val="2"/>
+                  <w:tcBorders>
+                    <w:top w:val="nil"/>
+                    <w:left w:val="nil"/>
+                    <w:bottom w:val="nil"/>
+                    <w:right w:val="nil"/>
+                  </w:tcBorders>
+                  <w:shd w:val="clear" w:color="auto" w:fill="FFFFFF"/>
+                </w:tcPr>
+                <w:p>
+                  <w:pPr>
+                    <w:jc w:val="center"/>
+                    <w:rPr>
+                      <w:b w:val="0"/>
+                      <w:color w:val="000000"/>
+                    </w:rPr>
+                  </w:pPr>
+                  <w:r>
+                    <w:rPr>
+                      <w:rFonts w:ascii="SimSun" w:hAnsi="SimSun" w:eastAsia="SimSun"/>
+                      <w:b w:val="0"/>
+                      <w:color w:val="000000"/>
+                      <w:sz w:val="20"/>
+                    </w:rPr>
+                    <w:t>+previously_contacted, +log_duration, pdays修正</w:t>
+                  </w:r>
+                </w:p>
+              </w:tc>
+              <w:tc>
+                <w:tcPr>
+                  <w:tcW w:w="1432" w:type="dxa"/>
+                  <w:gridSpan w:val="2"/>
+                  <w:tcBorders>
+                    <w:top w:val="nil"/>
+                    <w:left w:val="nil"/>
+                    <w:bottom w:val="nil"/>
+                    <w:right w:val="nil"/>
+                  </w:tcBorders>
+                  <w:shd w:val="clear" w:color="auto" w:fill="FFFFFF"/>
+                </w:tcPr>
+                <w:p>
+                  <w:pPr>
+                    <w:jc w:val="center"/>
+                    <w:rPr>
+                      <w:b w:val="0"/>
+                      <w:color w:val="000000"/>
+                    </w:rPr>
+                  </w:pPr>
+                  <w:r>
+                    <w:rPr>
+                      <w:rFonts w:ascii="SimSun" w:hAnsi="SimSun" w:eastAsia="SimSun"/>
+                      <w:b w:val="0"/>
+                      <w:color w:val="000000"/>
+                      <w:sz w:val="20"/>
+                    </w:rPr>
+                    <w:t>60</w:t>
+                  </w:r>
+                </w:p>
+              </w:tc>
+              <w:tc>
+                <w:tcPr>
+                  <w:tcW w:w="1432" w:type="dxa"/>
+                  <w:gridSpan w:val="2"/>
+                  <w:tcBorders>
+                    <w:top w:val="nil"/>
+                    <w:left w:val="nil"/>
+                    <w:bottom w:val="nil"/>
+                    <w:right w:val="nil"/>
+                  </w:tcBorders>
+                  <w:shd w:val="clear" w:color="auto" w:fill="FFFFFF"/>
+                </w:tcPr>
+                <w:p>
+                  <w:pPr>
+                    <w:jc w:val="center"/>
+                    <w:rPr>
+                      <w:b w:val="0"/>
+                      <w:color w:val="000000"/>
+                    </w:rPr>
+                  </w:pPr>
+                  <w:r>
+                    <w:rPr>
+                      <w:rFonts w:ascii="SimSun" w:hAnsi="SimSun" w:eastAsia="SimSun"/>
+                      <w:b w:val="0"/>
+                      <w:color w:val="000000"/>
+                      <w:sz w:val="20"/>
+                    </w:rPr>
+                    <w:t>0.9443</w:t>
+                  </w:r>
+                </w:p>
+              </w:tc>
+              <w:tc>
+                <w:tcPr>
+                  <w:tcW w:w="1432" w:type="dxa"/>
+                  <w:gridSpan w:val="2"/>
+                  <w:tcBorders>
+                    <w:top w:val="nil"/>
+                    <w:left w:val="nil"/>
+                    <w:bottom w:val="nil"/>
+                    <w:right w:val="nil"/>
+                  </w:tcBorders>
+                  <w:shd w:val="clear" w:color="auto" w:fill="FFFFFF"/>
+                </w:tcPr>
+                <w:p>
+                  <w:pPr>
+                    <w:jc w:val="center"/>
+                    <w:rPr>
+                      <w:b w:val="0"/>
+                      <w:color w:val="000000"/>
+                    </w:rPr>
+                  </w:pPr>
+                  <w:r>
+                    <w:rPr>
+                      <w:rFonts w:ascii="SimSun" w:hAnsi="SimSun" w:eastAsia="SimSun"/>
+                      <w:b w:val="0"/>
+                      <w:color w:val="000000"/>
+                      <w:sz w:val="20"/>
+                    </w:rPr>
+                    <w:t>0.9449</w:t>
+                  </w:r>
+                </w:p>
+              </w:tc>
+              <w:tc>
+                <w:tcPr>
+                  <w:tcW w:w="1432" w:type="dxa"/>
+                  <w:gridSpan w:val="2"/>
+                  <w:tcBorders>
+                    <w:top w:val="nil"/>
+                    <w:left w:val="nil"/>
+                    <w:bottom w:val="nil"/>
+                    <w:right w:val="nil"/>
+                  </w:tcBorders>
+                  <w:shd w:val="clear" w:color="auto" w:fill="FFFFFF"/>
+                </w:tcPr>
+                <w:p>
+                  <w:pPr>
+                    <w:jc w:val="center"/>
+                    <w:rPr>
+                      <w:b w:val="0"/>
+                      <w:color w:val="000000"/>
+                    </w:rPr>
+                  </w:pPr>
+                  <w:r>
+                    <w:rPr>
+                      <w:rFonts w:ascii="SimSun" w:hAnsi="SimSun" w:eastAsia="SimSun"/>
+                      <w:b w:val="0"/>
+                      <w:color w:val="000000"/>
+                      <w:sz w:val="20"/>
+                    </w:rPr>
+                    <w:t>0.9446</w:t>
+                  </w:r>
+                </w:p>
+              </w:tc>
+            </w:tr>
+            <w:tr>
+              <w:tc>
+                <w:tcPr>
+                  <w:tcW w:w="1432" w:type="dxa"/>
+                  <w:gridSpan w:val="2"/>
+                  <w:tcBorders>
+                    <w:top w:val="nil"/>
+                    <w:left w:val="nil"/>
+                    <w:bottom w:val="nil"/>
+                    <w:right w:val="nil"/>
+                  </w:tcBorders>
+                  <w:shd w:val="clear" w:color="auto" w:fill="FFFFFF"/>
+                </w:tcPr>
+                <w:p>
+                  <w:pPr>
+                    <w:jc w:val="center"/>
+                    <w:rPr>
+                      <w:b w:val="0"/>
+                      <w:color w:val="000000"/>
+                    </w:rPr>
+                  </w:pPr>
+                  <w:r>
+                    <w:rPr>
+                      <w:rFonts w:ascii="SimSun" w:hAnsi="SimSun" w:eastAsia="SimSun"/>
+                      <w:b w:val="0"/>
+                      <w:color w:val="000000"/>
+                      <w:sz w:val="20"/>
+                    </w:rPr>
+                    <w:t>迭代3（最终版）</w:t>
+                  </w:r>
+                </w:p>
+              </w:tc>
+              <w:tc>
+                <w:tcPr>
+                  <w:tcW w:w="1432" w:type="dxa"/>
+                  <w:gridSpan w:val="2"/>
+                  <w:tcBorders>
+                    <w:top w:val="nil"/>
+                    <w:left w:val="nil"/>
+                    <w:bottom w:val="nil"/>
+                    <w:right w:val="nil"/>
+                  </w:tcBorders>
+                  <w:shd w:val="clear" w:color="auto" w:fill="FFFFFF"/>
+                </w:tcPr>
+                <w:p>
+                  <w:pPr>
+                    <w:jc w:val="center"/>
+                    <w:rPr>
+                      <w:b w:val="0"/>
+                      <w:color w:val="000000"/>
+                    </w:rPr>
+                  </w:pPr>
+                  <w:r>
+                    <w:rPr>
+                      <w:rFonts w:ascii="SimSun" w:hAnsi="SimSun" w:eastAsia="SimSun"/>
+                      <w:b w:val="0"/>
+                      <w:color w:val="000000"/>
+                      <w:sz w:val="20"/>
+                    </w:rPr>
+                    <w:t>+精选15列二阶交互项，L1自动特征选择</w:t>
+                  </w:r>
+                </w:p>
+              </w:tc>
+              <w:tc>
+                <w:tcPr>
+                  <w:tcW w:w="1432" w:type="dxa"/>
+                  <w:gridSpan w:val="2"/>
+                  <w:tcBorders>
+                    <w:top w:val="nil"/>
+                    <w:left w:val="nil"/>
+                    <w:bottom w:val="nil"/>
+                    <w:right w:val="nil"/>
+                  </w:tcBorders>
+                  <w:shd w:val="clear" w:color="auto" w:fill="FFFFFF"/>
+                </w:tcPr>
+                <w:p>
+                  <w:pPr>
+                    <w:jc w:val="center"/>
+                    <w:rPr>
+                      <w:b w:val="0"/>
+                      <w:color w:val="000000"/>
+                    </w:rPr>
+                  </w:pPr>
+                  <w:r>
+                    <w:rPr>
+                      <w:rFonts w:ascii="SimSun" w:hAnsi="SimSun" w:eastAsia="SimSun"/>
+                      <w:b w:val="0"/>
+                      <w:color w:val="000000"/>
+                      <w:sz w:val="20"/>
+                    </w:rPr>
+                    <w:t>178</w:t>
+                  </w:r>
+                </w:p>
+              </w:tc>
+              <w:tc>
+                <w:tcPr>
+                  <w:tcW w:w="1432" w:type="dxa"/>
+                  <w:gridSpan w:val="2"/>
+                  <w:tcBorders>
+                    <w:top w:val="nil"/>
+                    <w:left w:val="nil"/>
+                    <w:bottom w:val="nil"/>
+                    <w:right w:val="nil"/>
+                  </w:tcBorders>
+                  <w:shd w:val="clear" w:color="auto" w:fill="FFFFFF"/>
+                </w:tcPr>
+                <w:p>
+                  <w:pPr>
+                    <w:jc w:val="center"/>
+                    <w:rPr>
+                      <w:b w:val="0"/>
+                      <w:color w:val="000000"/>
+                    </w:rPr>
+                  </w:pPr>
+                  <w:r>
+                    <w:rPr>
+                      <w:rFonts w:ascii="SimSun" w:hAnsi="SimSun" w:eastAsia="SimSun"/>
+                      <w:b w:val="0"/>
+                      <w:color w:val="000000"/>
+                      <w:sz w:val="20"/>
+                    </w:rPr>
+                    <w:t>0.9499</w:t>
+                  </w:r>
+                </w:p>
+              </w:tc>
+              <w:tc>
+                <w:tcPr>
+                  <w:tcW w:w="1432" w:type="dxa"/>
+                  <w:gridSpan w:val="2"/>
+                  <w:tcBorders>
+                    <w:top w:val="nil"/>
+                    <w:left w:val="nil"/>
+                    <w:bottom w:val="nil"/>
+                    <w:right w:val="nil"/>
+                  </w:tcBorders>
+                  <w:shd w:val="clear" w:color="auto" w:fill="FFFFFF"/>
+                </w:tcPr>
+                <w:p>
+                  <w:pPr>
+                    <w:jc w:val="center"/>
+                    <w:rPr>
+                      <w:b w:val="0"/>
+                      <w:color w:val="000000"/>
+                    </w:rPr>
+                  </w:pPr>
+                  <w:r>
+                    <w:rPr>
+                      <w:rFonts w:ascii="SimSun" w:hAnsi="SimSun" w:eastAsia="SimSun"/>
+                      <w:b w:val="0"/>
+                      <w:color w:val="000000"/>
+                      <w:sz w:val="20"/>
+                    </w:rPr>
+                    <w:t>0.9488</w:t>
+                  </w:r>
+                </w:p>
+              </w:tc>
+              <w:tc>
+                <w:tcPr>
+                  <w:tcW w:w="1432" w:type="dxa"/>
+                  <w:gridSpan w:val="2"/>
+                  <w:tcBorders>
+                    <w:top w:val="nil"/>
+                    <w:left w:val="nil"/>
+                    <w:bottom w:val="nil"/>
+                    <w:right w:val="nil"/>
+                  </w:tcBorders>
+                  <w:shd w:val="clear" w:color="auto" w:fill="FFFFFF"/>
+                </w:tcPr>
+                <w:p>
+                  <w:pPr>
+                    <w:jc w:val="center"/>
+                    <w:rPr>
+                      <w:b w:val="0"/>
+                      <w:color w:val="000000"/>
+                    </w:rPr>
+                  </w:pPr>
+                  <w:r>
+                    <w:rPr>
+                      <w:rFonts w:ascii="SimSun" w:hAnsi="SimSun" w:eastAsia="SimSun"/>
+                      <w:b w:val="0"/>
+                      <w:color w:val="000000"/>
+                      <w:sz w:val="20"/>
+                    </w:rPr>
+                    <w:t>0.9503</w:t>
+                  </w:r>
+                </w:p>
+              </w:tc>
+            </w:tr>
+            <w:tr>
+              <w:tblPrEx>
+                <w:tblCellMar>
+                  <w:top w:w="0" w:type="dxa"/>
+                  <w:left w:w="10" w:type="dxa"/>
+                  <w:bottom w:w="0" w:type="dxa"/>
+                  <w:right w:w="10" w:type="dxa"/>
+                </w:tblCellMar>
+              </w:tblPrEx>
+              <w:tc>
+                <w:tcPr>
+                  <w:tcW w:w="1432" w:type="dxa"/>
+                  <w:gridSpan w:val="2"/>
+                  <w:tcBorders>
+                    <w:top w:val="nil"/>
+                    <w:left w:val="nil"/>
+                    <w:bottom w:val="nil"/>
+                    <w:right w:val="nil"/>
+                  </w:tcBorders>
+                  <w:shd w:val="clear" w:color="auto" w:fill="FFFFFF"/>
+                </w:tcPr>
+                <w:p>
+                  <w:pPr>
+                    <w:jc w:val="center"/>
+                    <w:rPr>
+                      <w:b w:val="0"/>
+                      <w:color w:val="000000"/>
+                    </w:rPr>
+                  </w:pPr>
+                  <w:r>
+                    <w:rPr>
+                      <w:rFonts w:ascii="SimSun" w:hAnsi="SimSun" w:eastAsia="SimSun"/>
+                      <w:b w:val="0"/>
+                      <w:color w:val="000000"/>
+                      <w:sz w:val="20"/>
+                    </w:rPr>
+                    <w:t>全量多项式（参考）</w:t>
+                  </w:r>
+                </w:p>
+              </w:tc>
+              <w:tc>
+                <w:tcPr>
+                  <w:tcW w:w="1432" w:type="dxa"/>
+                  <w:gridSpan w:val="2"/>
+                  <w:tcBorders>
+                    <w:top w:val="nil"/>
+                    <w:left w:val="nil"/>
+                    <w:bottom w:val="nil"/>
+                    <w:right w:val="nil"/>
+                  </w:tcBorders>
+                  <w:shd w:val="clear" w:color="auto" w:fill="FFFFFF"/>
+                </w:tcPr>
+                <w:p>
+                  <w:pPr>
+                    <w:jc w:val="center"/>
+                    <w:rPr>
+                      <w:b w:val="0"/>
+                      <w:color w:val="000000"/>
+                    </w:rPr>
+                  </w:pPr>
+                  <w:r>
+                    <w:rPr>
+                      <w:rFonts w:ascii="SimSun" w:hAnsi="SimSun" w:eastAsia="SimSun"/>
+                      <w:b w:val="0"/>
+                      <w:color w:val="000000"/>
+                      <w:sz w:val="20"/>
+                    </w:rPr>
+                    <w:t>全量58列二阶交互（仅CW，SMOTE内存溢出）</w:t>
+                  </w:r>
+                </w:p>
+              </w:tc>
+              <w:tc>
+                <w:tcPr>
+                  <w:tcW w:w="1432" w:type="dxa"/>
+                  <w:gridSpan w:val="2"/>
+                  <w:tcBorders>
+                    <w:top w:val="nil"/>
+                    <w:left w:val="nil"/>
+                    <w:bottom w:val="nil"/>
+                    <w:right w:val="nil"/>
+                  </w:tcBorders>
+                  <w:shd w:val="clear" w:color="auto" w:fill="FFFFFF"/>
+                </w:tcPr>
+                <w:p>
+                  <w:pPr>
+                    <w:jc w:val="center"/>
+                    <w:rPr>
+                      <w:b w:val="0"/>
+                      <w:color w:val="000000"/>
+                    </w:rPr>
+                  </w:pPr>
+                  <w:r>
+                    <w:rPr>
+                      <w:rFonts w:ascii="SimSun" w:hAnsi="SimSun" w:eastAsia="SimSun"/>
+                      <w:b w:val="0"/>
+                      <w:color w:val="000000"/>
+                      <w:sz w:val="20"/>
+                    </w:rPr>
+                    <w:t>1711</w:t>
+                  </w:r>
+                </w:p>
+              </w:tc>
+              <w:tc>
+                <w:tcPr>
+                  <w:tcW w:w="1432" w:type="dxa"/>
+                  <w:gridSpan w:val="2"/>
+                  <w:tcBorders>
+                    <w:top w:val="nil"/>
+                    <w:left w:val="nil"/>
+                    <w:bottom w:val="nil"/>
+                    <w:right w:val="nil"/>
+                  </w:tcBorders>
+                  <w:shd w:val="clear" w:color="auto" w:fill="FFFFFF"/>
+                </w:tcPr>
+                <w:p>
+                  <w:pPr>
+                    <w:jc w:val="center"/>
+                    <w:rPr>
+                      <w:b w:val="0"/>
+                      <w:color w:val="000000"/>
+                    </w:rPr>
+                  </w:pPr>
+                  <w:r>
+                    <w:rPr>
+                      <w:rFonts w:ascii="SimSun" w:hAnsi="SimSun" w:eastAsia="SimSun"/>
+                      <w:b w:val="0"/>
+                      <w:color w:val="000000"/>
+                      <w:sz w:val="20"/>
+                    </w:rPr>
+                    <w:t>—</w:t>
+                  </w:r>
+                </w:p>
+              </w:tc>
+              <w:tc>
+                <w:tcPr>
+                  <w:tcW w:w="1432" w:type="dxa"/>
+                  <w:gridSpan w:val="2"/>
+                  <w:tcBorders>
+                    <w:top w:val="nil"/>
+                    <w:left w:val="nil"/>
+                    <w:bottom w:val="nil"/>
+                    <w:right w:val="nil"/>
+                  </w:tcBorders>
+                  <w:shd w:val="clear" w:color="auto" w:fill="FFFFFF"/>
+                </w:tcPr>
+                <w:p>
+                  <w:pPr>
+                    <w:jc w:val="center"/>
+                    <w:rPr>
+                      <w:b w:val="0"/>
+                      <w:color w:val="000000"/>
+                    </w:rPr>
+                  </w:pPr>
+                  <w:r>
+                    <w:rPr>
+                      <w:rFonts w:ascii="SimSun" w:hAnsi="SimSun" w:eastAsia="SimSun"/>
+                      <w:b w:val="0"/>
+                      <w:color w:val="000000"/>
+                      <w:sz w:val="20"/>
+                    </w:rPr>
+                    <w:t>—</w:t>
+                  </w:r>
+                </w:p>
+              </w:tc>
+              <w:tc>
+                <w:tcPr>
+                  <w:tcW w:w="1432" w:type="dxa"/>
+                  <w:gridSpan w:val="2"/>
+                  <w:tcBorders>
+                    <w:top w:val="nil"/>
+                    <w:left w:val="nil"/>
+                    <w:bottom w:val="nil"/>
+                    <w:right w:val="nil"/>
+                  </w:tcBorders>
+                  <w:shd w:val="clear" w:color="auto" w:fill="FFFFFF"/>
+                </w:tcPr>
+                <w:p>
+                  <w:pPr>
+                    <w:jc w:val="center"/>
+                    <w:rPr>
+                      <w:b w:val="0"/>
+                      <w:color w:val="000000"/>
+                    </w:rPr>
+                  </w:pPr>
+                  <w:r>
+                    <w:rPr>
+                      <w:rFonts w:ascii="SimSun" w:hAnsi="SimSun" w:eastAsia="SimSun"/>
+                      <w:b w:val="0"/>
+                      <w:color w:val="000000"/>
+                      <w:sz w:val="20"/>
+                    </w:rPr>
+                    <w:t>0.9528</w:t>
+                  </w:r>
+                </w:p>
+              </w:tc>
+            </w:tr>
+            <w:tr>
+              <w:tblPrEx>
+                <w:tblCellMar>
+                  <w:top w:w="0" w:type="dxa"/>
+                  <w:left w:w="10" w:type="dxa"/>
+                  <w:bottom w:w="0" w:type="dxa"/>
+                  <w:right w:w="10" w:type="dxa"/>
+                </w:tblCellMar>
+              </w:tblPrEx>
+              <w:tc>
+                <w:tcPr>
+                  <w:tcW w:w="8592" w:type="dxa"/>
+                  <w:gridSpan w:val="12"/>
+                  <w:tcBorders>
+                    <w:top w:val="nil"/>
+                    <w:left w:val="nil"/>
+                    <w:bottom w:val="single" w:color="000000" w:sz="12" w:space="0"/>
+                    <w:right w:val="nil"/>
+                  </w:tcBorders>
+                  <w:shd w:val="clear" w:color="auto" w:fill="FFFFFF"/>
+                </w:tcPr>
+                <w:p>
+                  <w:pPr>
+                    <w:rPr>
+                      <w:rFonts w:ascii="SimSun" w:hAnsi="SimSun" w:eastAsia="SimSun"/>
+                      <w:b w:val="0"/>
+                      <w:color w:val="000000"/>
+                      <w:sz w:val="18"/>
+                    </w:rPr>
+                  </w:pPr>
+                  <w:r>
+                    <w:rPr>
+                      <w:rFonts w:ascii="SimSun" w:hAnsi="SimSun" w:eastAsia="SimSun"/>
+                      <w:b w:val="0"/>
+                      <w:color w:val="000000"/>
+                      <w:sz w:val="18"/>
+                    </w:rPr>
+                    <w:t>注：CW=class_weight=balanced；RUS=RandomUnderSampler；全量多项式因SMOTE在</w:t>
+                  </w:r>
+                </w:p>
+                <w:p>
+                  <w:pPr>
+                    <w:rPr>
+                      <w:b w:val="0"/>
+                      <w:color w:val="000000"/>
+                    </w:rPr>
+                  </w:pPr>
+                  <w:r>
+                    <w:rPr>
+                      <w:rFonts w:ascii="SimSun" w:hAnsi="SimSun" w:eastAsia="SimSun"/>
+                      <w:b w:val="0"/>
+                      <w:color w:val="000000"/>
+                      <w:sz w:val="18"/>
+                    </w:rPr>
+                    <w:t>1711维×4万样本时内存溢出，仅CW策略可运行。</w:t>
+                  </w:r>
+                </w:p>
+              </w:tc>
+            </w:tr>
+            <w:tr>
+              <w:tblPrEx>
+                <w:tblCellMar>
+                  <w:top w:w="0" w:type="dxa"/>
+                  <w:left w:w="10" w:type="dxa"/>
+                  <w:bottom w:w="0" w:type="dxa"/>
+                  <w:right w:w="10" w:type="dxa"/>
+                </w:tblCellMar>
+              </w:tblPrEx>
+              <w:tc>
+                <w:tcPr>
+                  <w:tcW w:w="1074" w:type="dxa"/>
+                  <w:tcBorders>
+                    <w:top w:val="single" w:color="000000" w:sz="12" w:space="0"/>
+                    <w:left w:val="nil"/>
+                    <w:bottom w:val="single" w:color="000000" w:sz="4" w:space="0"/>
+                    <w:right w:val="nil"/>
+                    <w:tl2br w:val="nil"/>
+                  </w:tcBorders>
+                  <w:shd w:val="clear" w:color="auto" w:fill="FFFFFF"/>
+                </w:tcPr>
+                <w:p>
+                  <w:pPr>
+                    <w:jc w:val="center"/>
+                    <w:rPr>
+                      <w:b w:val="0"/>
+                      <w:color w:val="000000"/>
+                    </w:rPr>
+                  </w:pPr>
+                  <w:r>
+                    <w:rPr>
+                      <w:rFonts w:ascii="SimSun" w:hAnsi="SimSun" w:eastAsia="SimSun"/>
+                      <w:b w:val="0"/>
+                      <w:color w:val="000000"/>
+                      <w:sz w:val="20"/>
+                    </w:rPr>
+                    <w:t>策略</w:t>
+                  </w:r>
+                </w:p>
+              </w:tc>
+              <w:tc>
+                <w:tcPr>
+                  <w:tcW w:w="1074" w:type="dxa"/>
+                  <w:gridSpan w:val="2"/>
+                  <w:tcBorders>
+                    <w:top w:val="single" w:color="000000" w:sz="12" w:space="0"/>
+                    <w:left w:val="nil"/>
+                    <w:bottom w:val="single" w:color="000000" w:sz="4" w:space="0"/>
+                    <w:right w:val="nil"/>
+                  </w:tcBorders>
+                  <w:shd w:val="clear" w:color="auto" w:fill="FFFFFF"/>
+                </w:tcPr>
+                <w:p>
+                  <w:pPr>
+                    <w:jc w:val="center"/>
+                    <w:rPr>
+                      <w:b w:val="0"/>
+                      <w:color w:val="000000"/>
+                    </w:rPr>
+                  </w:pPr>
+                  <w:r>
+                    <w:rPr>
+                      <w:rFonts w:ascii="SimSun" w:hAnsi="SimSun" w:eastAsia="SimSun"/>
+                      <w:b w:val="0"/>
+                      <w:color w:val="000000"/>
+                      <w:sz w:val="20"/>
+                    </w:rPr>
+                    <w:t>Precision(Yes)</w:t>
+                  </w:r>
+                </w:p>
+              </w:tc>
+              <w:tc>
+                <w:tcPr>
+                  <w:tcW w:w="1074" w:type="dxa"/>
+                  <w:gridSpan w:val="2"/>
+                  <w:tcBorders>
+                    <w:top w:val="single" w:color="000000" w:sz="12" w:space="0"/>
+                    <w:left w:val="nil"/>
+                    <w:bottom w:val="single" w:color="000000" w:sz="4" w:space="0"/>
+                    <w:right w:val="nil"/>
+                  </w:tcBorders>
+                  <w:shd w:val="clear" w:color="auto" w:fill="FFFFFF"/>
+                </w:tcPr>
+                <w:p>
+                  <w:pPr>
+                    <w:jc w:val="center"/>
+                    <w:rPr>
+                      <w:b w:val="0"/>
+                      <w:color w:val="000000"/>
+                    </w:rPr>
+                  </w:pPr>
+                  <w:r>
+                    <w:rPr>
+                      <w:rFonts w:ascii="SimSun" w:hAnsi="SimSun" w:eastAsia="SimSun"/>
+                      <w:b w:val="0"/>
+                      <w:color w:val="000000"/>
+                      <w:sz w:val="20"/>
+                    </w:rPr>
+                    <w:t>Recall(Yes)</w:t>
+                  </w:r>
+                </w:p>
+              </w:tc>
+              <w:tc>
+                <w:tcPr>
+                  <w:tcW w:w="1074" w:type="dxa"/>
+                  <w:tcBorders>
+                    <w:top w:val="single" w:color="000000" w:sz="12" w:space="0"/>
+                    <w:left w:val="nil"/>
+                    <w:bottom w:val="single" w:color="000000" w:sz="4" w:space="0"/>
+                    <w:right w:val="nil"/>
+                  </w:tcBorders>
+                  <w:shd w:val="clear" w:color="auto" w:fill="FFFFFF"/>
+                </w:tcPr>
+                <w:p>
+                  <w:pPr>
+                    <w:jc w:val="center"/>
+                    <w:rPr>
+                      <w:b w:val="0"/>
+                      <w:color w:val="000000"/>
+                    </w:rPr>
+                  </w:pPr>
+                  <w:r>
+                    <w:rPr>
+                      <w:rFonts w:ascii="SimSun" w:hAnsi="SimSun" w:eastAsia="SimSun"/>
+                      <w:b w:val="0"/>
+                      <w:color w:val="000000"/>
+                      <w:sz w:val="20"/>
+                    </w:rPr>
+                    <w:t>F1(Yes)</w:t>
+                  </w:r>
+                </w:p>
+              </w:tc>
+              <w:tc>
+                <w:tcPr>
+                  <w:tcW w:w="1074" w:type="dxa"/>
+                  <w:tcBorders>
+                    <w:top w:val="single" w:color="000000" w:sz="12" w:space="0"/>
+                    <w:left w:val="nil"/>
+                    <w:bottom w:val="single" w:color="000000" w:sz="4" w:space="0"/>
+                    <w:right w:val="nil"/>
+                  </w:tcBorders>
+                  <w:shd w:val="clear" w:color="auto" w:fill="FFFFFF"/>
+                </w:tcPr>
+                <w:p>
+                  <w:pPr>
+                    <w:jc w:val="center"/>
+                    <w:rPr>
+                      <w:b w:val="0"/>
+                      <w:color w:val="000000"/>
+                    </w:rPr>
+                  </w:pPr>
+                  <w:r>
+                    <w:rPr>
+                      <w:rFonts w:ascii="SimSun" w:hAnsi="SimSun" w:eastAsia="SimSun"/>
+                      <w:b w:val="0"/>
+                      <w:color w:val="000000"/>
+                      <w:sz w:val="20"/>
+                    </w:rPr>
+                    <w:t>Accuracy</w:t>
+                  </w:r>
+                </w:p>
+              </w:tc>
+              <w:tc>
+                <w:tcPr>
+                  <w:tcW w:w="1074" w:type="dxa"/>
+                  <w:gridSpan w:val="2"/>
+                  <w:tcBorders>
+                    <w:top w:val="single" w:color="000000" w:sz="12" w:space="0"/>
+                    <w:left w:val="nil"/>
+                    <w:bottom w:val="single" w:color="000000" w:sz="4" w:space="0"/>
+                    <w:right w:val="nil"/>
+                  </w:tcBorders>
+                  <w:shd w:val="clear" w:color="auto" w:fill="FFFFFF"/>
+                </w:tcPr>
+                <w:p>
+                  <w:pPr>
+                    <w:jc w:val="center"/>
+                    <w:rPr>
+                      <w:b w:val="0"/>
+                      <w:color w:val="000000"/>
+                    </w:rPr>
+                  </w:pPr>
+                  <w:r>
+                    <w:rPr>
+                      <w:rFonts w:ascii="SimSun" w:hAnsi="SimSun" w:eastAsia="SimSun"/>
+                      <w:b w:val="0"/>
+                      <w:color w:val="000000"/>
+                      <w:sz w:val="20"/>
+                    </w:rPr>
+                    <w:t>AUC</w:t>
+                  </w:r>
+                </w:p>
+              </w:tc>
+              <w:tc>
+                <w:tcPr>
+                  <w:tcW w:w="1074" w:type="dxa"/>
+                  <w:gridSpan w:val="2"/>
+                  <w:tcBorders>
+                    <w:top w:val="single" w:color="000000" w:sz="12" w:space="0"/>
+                    <w:left w:val="nil"/>
+                    <w:bottom w:val="single" w:color="000000" w:sz="4" w:space="0"/>
+                    <w:right w:val="nil"/>
+                  </w:tcBorders>
+                  <w:shd w:val="clear" w:color="auto" w:fill="FFFFFF"/>
+                </w:tcPr>
+                <w:p>
+                  <w:pPr>
+                    <w:jc w:val="center"/>
+                    <w:rPr>
+                      <w:b w:val="0"/>
+                      <w:color w:val="000000"/>
+                    </w:rPr>
+                  </w:pPr>
+                  <w:r>
+                    <w:rPr>
+                      <w:rFonts w:ascii="SimSun" w:hAnsi="SimSun" w:eastAsia="SimSun"/>
+                      <w:b w:val="0"/>
+                      <w:color w:val="000000"/>
+                      <w:sz w:val="20"/>
+                    </w:rPr>
+                    <w:t>TN/FP/FN/TP</w:t>
+                  </w:r>
+                </w:p>
+              </w:tc>
+              <w:tc>
+                <w:tcPr>
+                  <w:tcW w:w="1074" w:type="dxa"/>
+                  <w:tcBorders>
+                    <w:top w:val="single" w:color="000000" w:sz="12" w:space="0"/>
+                    <w:left w:val="nil"/>
+                    <w:bottom w:val="single" w:color="000000" w:sz="4" w:space="0"/>
+                    <w:right w:val="nil"/>
+                  </w:tcBorders>
+                  <w:shd w:val="clear" w:color="auto" w:fill="FFFFFF"/>
+                </w:tcPr>
+                <w:p>
+                  <w:pPr>
+                    <w:jc w:val="center"/>
+                    <w:rPr>
+                      <w:b w:val="0"/>
+                      <w:color w:val="000000"/>
+                    </w:rPr>
+                  </w:pPr>
+                  <w:r>
+                    <w:rPr>
+                      <w:rFonts w:ascii="SimSun" w:hAnsi="SimSun" w:eastAsia="SimSun"/>
+                      <w:b w:val="0"/>
+                      <w:color w:val="000000"/>
+                      <w:sz w:val="20"/>
+                    </w:rPr>
+                    <w:t>非零系数</w:t>
+                  </w:r>
+                </w:p>
+              </w:tc>
+            </w:tr>
+            <w:tr>
+              <w:tc>
+                <w:tcPr>
+                  <w:tcW w:w="1074" w:type="dxa"/>
+                  <w:tcBorders>
+                    <w:top w:val="single" w:color="000000" w:sz="4" w:space="0"/>
+                    <w:left w:val="nil"/>
+                    <w:bottom w:val="nil"/>
+                    <w:right w:val="nil"/>
+                    <w:tl2br w:val="nil"/>
+                  </w:tcBorders>
+                  <w:shd w:val="clear" w:color="auto" w:fill="FFFFFF"/>
+                </w:tcPr>
+                <w:p>
+                  <w:pPr>
+                    <w:jc w:val="center"/>
+                    <w:rPr>
+                      <w:b w:val="0"/>
+                      <w:color w:val="000000"/>
+                    </w:rPr>
+                  </w:pPr>
+                  <w:r>
+                    <w:rPr>
+                      <w:rFonts w:ascii="SimSun" w:hAnsi="SimSun" w:eastAsia="SimSun"/>
+                      <w:b w:val="0"/>
+                      <w:color w:val="000000"/>
+                      <w:sz w:val="20"/>
+                    </w:rPr>
+                    <w:t>SMOTE</w:t>
+                  </w:r>
+                </w:p>
+              </w:tc>
+              <w:tc>
+                <w:tcPr>
+                  <w:tcW w:w="1074" w:type="dxa"/>
+                  <w:gridSpan w:val="2"/>
+                  <w:tcBorders>
+                    <w:top w:val="single" w:color="000000" w:sz="4" w:space="0"/>
+                    <w:left w:val="nil"/>
+                    <w:bottom w:val="nil"/>
+                    <w:right w:val="nil"/>
+                  </w:tcBorders>
+                  <w:shd w:val="clear" w:color="auto" w:fill="FFFFFF"/>
+                </w:tcPr>
+                <w:p>
+                  <w:pPr>
+                    <w:jc w:val="center"/>
+                    <w:rPr>
+                      <w:b w:val="0"/>
+                      <w:color w:val="000000"/>
+                    </w:rPr>
+                  </w:pPr>
+                  <w:r>
+                    <w:rPr>
+                      <w:rFonts w:ascii="SimSun" w:hAnsi="SimSun" w:eastAsia="SimSun"/>
+                      <w:b w:val="0"/>
+                      <w:color w:val="000000"/>
+                      <w:sz w:val="20"/>
+                    </w:rPr>
+                    <w:t>0.54</w:t>
+                  </w:r>
+                </w:p>
+              </w:tc>
+              <w:tc>
+                <w:tcPr>
+                  <w:tcW w:w="1074" w:type="dxa"/>
+                  <w:gridSpan w:val="2"/>
+                  <w:tcBorders>
+                    <w:top w:val="single" w:color="000000" w:sz="4" w:space="0"/>
+                    <w:left w:val="nil"/>
+                    <w:bottom w:val="nil"/>
+                    <w:right w:val="nil"/>
+                  </w:tcBorders>
+                  <w:shd w:val="clear" w:color="auto" w:fill="FFFFFF"/>
+                </w:tcPr>
+                <w:p>
+                  <w:pPr>
+                    <w:jc w:val="center"/>
+                    <w:rPr>
+                      <w:b w:val="0"/>
+                      <w:color w:val="000000"/>
+                    </w:rPr>
+                  </w:pPr>
+                  <w:r>
+                    <w:rPr>
+                      <w:rFonts w:ascii="SimSun" w:hAnsi="SimSun" w:eastAsia="SimSun"/>
+                      <w:b w:val="0"/>
+                      <w:color w:val="000000"/>
+                      <w:sz w:val="20"/>
+                    </w:rPr>
+                    <w:t>0.83</w:t>
+                  </w:r>
+                </w:p>
+              </w:tc>
+              <w:tc>
+                <w:tcPr>
+                  <w:tcW w:w="1074" w:type="dxa"/>
+                  <w:tcBorders>
+                    <w:top w:val="single" w:color="000000" w:sz="4" w:space="0"/>
+                    <w:left w:val="nil"/>
+                    <w:bottom w:val="nil"/>
+                    <w:right w:val="nil"/>
+                  </w:tcBorders>
+                  <w:shd w:val="clear" w:color="auto" w:fill="FFFFFF"/>
+                </w:tcPr>
+                <w:p>
+                  <w:pPr>
+                    <w:jc w:val="center"/>
+                    <w:rPr>
+                      <w:b w:val="0"/>
+                      <w:color w:val="000000"/>
+                    </w:rPr>
+                  </w:pPr>
+                  <w:r>
+                    <w:rPr>
+                      <w:rFonts w:ascii="SimSun" w:hAnsi="SimSun" w:eastAsia="SimSun"/>
+                      <w:b w:val="0"/>
+                      <w:color w:val="000000"/>
+                      <w:sz w:val="20"/>
+                    </w:rPr>
+                    <w:t>0.65</w:t>
+                  </w:r>
+                </w:p>
+              </w:tc>
+              <w:tc>
+                <w:tcPr>
+                  <w:tcW w:w="1074" w:type="dxa"/>
+                  <w:tcBorders>
+                    <w:top w:val="single" w:color="000000" w:sz="4" w:space="0"/>
+                    <w:left w:val="nil"/>
+                    <w:bottom w:val="nil"/>
+                    <w:right w:val="nil"/>
+                  </w:tcBorders>
+                  <w:shd w:val="clear" w:color="auto" w:fill="FFFFFF"/>
+                </w:tcPr>
+                <w:p>
+                  <w:pPr>
+                    <w:jc w:val="center"/>
+                    <w:rPr>
+                      <w:b w:val="0"/>
+                      <w:color w:val="000000"/>
+                    </w:rPr>
+                  </w:pPr>
+                  <w:r>
+                    <w:rPr>
+                      <w:rFonts w:ascii="SimSun" w:hAnsi="SimSun" w:eastAsia="SimSun"/>
+                      <w:b w:val="0"/>
+                      <w:color w:val="000000"/>
+                      <w:sz w:val="20"/>
+                    </w:rPr>
+                    <w:t>90.0%</w:t>
+                  </w:r>
+                </w:p>
+              </w:tc>
+              <w:tc>
+                <w:tcPr>
+                  <w:tcW w:w="1074" w:type="dxa"/>
+                  <w:gridSpan w:val="2"/>
+                  <w:tcBorders>
+                    <w:top w:val="single" w:color="000000" w:sz="4" w:space="0"/>
+                    <w:left w:val="nil"/>
+                    <w:bottom w:val="nil"/>
+                    <w:right w:val="nil"/>
+                  </w:tcBorders>
+                  <w:shd w:val="clear" w:color="auto" w:fill="FFFFFF"/>
+                </w:tcPr>
+                <w:p>
+                  <w:pPr>
+                    <w:jc w:val="center"/>
+                    <w:rPr>
+                      <w:b w:val="0"/>
+                      <w:color w:val="000000"/>
+                    </w:rPr>
+                  </w:pPr>
+                  <w:r>
+                    <w:rPr>
+                      <w:rFonts w:ascii="SimSun" w:hAnsi="SimSun" w:eastAsia="SimSun"/>
+                      <w:b w:val="0"/>
+                      <w:color w:val="000000"/>
+                      <w:sz w:val="20"/>
+                    </w:rPr>
+                    <w:t>0.9499</w:t>
+                  </w:r>
+                </w:p>
+              </w:tc>
+              <w:tc>
+                <w:tcPr>
+                  <w:tcW w:w="1074" w:type="dxa"/>
+                  <w:gridSpan w:val="2"/>
+                  <w:tcBorders>
+                    <w:top w:val="single" w:color="000000" w:sz="4" w:space="0"/>
+                    <w:left w:val="nil"/>
+                    <w:bottom w:val="nil"/>
+                    <w:right w:val="nil"/>
+                  </w:tcBorders>
+                  <w:shd w:val="clear" w:color="auto" w:fill="FFFFFF"/>
+                </w:tcPr>
+                <w:p>
+                  <w:pPr>
+                    <w:jc w:val="center"/>
+                    <w:rPr>
+                      <w:b w:val="0"/>
+                      <w:color w:val="000000"/>
+                    </w:rPr>
+                  </w:pPr>
+                  <w:r>
+                    <w:rPr>
+                      <w:rFonts w:ascii="SimSun" w:hAnsi="SimSun" w:eastAsia="SimSun"/>
+                      <w:b w:val="0"/>
+                      <w:color w:val="000000"/>
+                      <w:sz w:val="20"/>
+                    </w:rPr>
+                    <w:t>6649/661/162/766</w:t>
+                  </w:r>
+                </w:p>
+              </w:tc>
+              <w:tc>
+                <w:tcPr>
+                  <w:tcW w:w="1074" w:type="dxa"/>
+                  <w:tcBorders>
+                    <w:top w:val="single" w:color="000000" w:sz="4" w:space="0"/>
+                    <w:left w:val="nil"/>
+                    <w:bottom w:val="nil"/>
+                    <w:right w:val="nil"/>
+                  </w:tcBorders>
+                  <w:shd w:val="clear" w:color="auto" w:fill="FFFFFF"/>
+                </w:tcPr>
+                <w:p>
+                  <w:pPr>
+                    <w:jc w:val="center"/>
+                    <w:rPr>
+                      <w:b w:val="0"/>
+                      <w:color w:val="000000"/>
+                    </w:rPr>
+                  </w:pPr>
+                  <w:r>
+                    <w:rPr>
+                      <w:rFonts w:ascii="SimSun" w:hAnsi="SimSun" w:eastAsia="SimSun"/>
+                      <w:b w:val="0"/>
+                      <w:color w:val="000000"/>
+                      <w:sz w:val="20"/>
+                    </w:rPr>
+                    <w:t>178</w:t>
+                  </w:r>
+                </w:p>
+              </w:tc>
+            </w:tr>
+            <w:tr>
+              <w:tblPrEx>
+                <w:tblCellMar>
+                  <w:top w:w="0" w:type="dxa"/>
+                  <w:left w:w="10" w:type="dxa"/>
+                  <w:bottom w:w="0" w:type="dxa"/>
+                  <w:right w:w="10" w:type="dxa"/>
+                </w:tblCellMar>
+              </w:tblPrEx>
+              <w:tc>
+                <w:tcPr>
+                  <w:tcW w:w="1074" w:type="dxa"/>
+                  <w:tcBorders>
+                    <w:top w:val="nil"/>
+                    <w:left w:val="nil"/>
+                    <w:bottom w:val="nil"/>
+                    <w:right w:val="nil"/>
+                  </w:tcBorders>
+                  <w:shd w:val="clear" w:color="auto" w:fill="FFFFFF"/>
+                </w:tcPr>
+                <w:p>
+                  <w:pPr>
+                    <w:jc w:val="center"/>
+                    <w:rPr>
+                      <w:b w:val="0"/>
+                      <w:color w:val="000000"/>
+                    </w:rPr>
+                  </w:pPr>
+                  <w:r>
+                    <w:rPr>
+                      <w:rFonts w:ascii="SimSun" w:hAnsi="SimSun" w:eastAsia="SimSun"/>
+                      <w:b w:val="0"/>
+                      <w:color w:val="000000"/>
+                      <w:sz w:val="20"/>
+                    </w:rPr>
+                    <w:t>UnderSample</w:t>
+                  </w:r>
+                </w:p>
+              </w:tc>
+              <w:tc>
+                <w:tcPr>
+                  <w:tcW w:w="1074" w:type="dxa"/>
+                  <w:gridSpan w:val="2"/>
+                  <w:tcBorders>
+                    <w:top w:val="nil"/>
+                    <w:left w:val="nil"/>
+                    <w:bottom w:val="nil"/>
+                    <w:right w:val="nil"/>
+                  </w:tcBorders>
+                  <w:shd w:val="clear" w:color="auto" w:fill="FFFFFF"/>
+                </w:tcPr>
+                <w:p>
+                  <w:pPr>
+                    <w:jc w:val="center"/>
+                    <w:rPr>
+                      <w:b w:val="0"/>
+                      <w:color w:val="000000"/>
+                    </w:rPr>
+                  </w:pPr>
+                  <w:r>
+                    <w:rPr>
+                      <w:rFonts w:ascii="SimSun" w:hAnsi="SimSun" w:eastAsia="SimSun"/>
+                      <w:b w:val="0"/>
+                      <w:color w:val="000000"/>
+                      <w:sz w:val="20"/>
+                    </w:rPr>
+                    <w:t>0.43</w:t>
+                  </w:r>
+                </w:p>
+              </w:tc>
+              <w:tc>
+                <w:tcPr>
+                  <w:tcW w:w="1074" w:type="dxa"/>
+                  <w:gridSpan w:val="2"/>
+                  <w:tcBorders>
+                    <w:top w:val="nil"/>
+                    <w:left w:val="nil"/>
+                    <w:bottom w:val="nil"/>
+                    <w:right w:val="nil"/>
+                  </w:tcBorders>
+                  <w:shd w:val="clear" w:color="auto" w:fill="FFFFFF"/>
+                </w:tcPr>
+                <w:p>
+                  <w:pPr>
+                    <w:jc w:val="center"/>
+                    <w:rPr>
+                      <w:b w:val="0"/>
+                      <w:color w:val="000000"/>
+                    </w:rPr>
+                  </w:pPr>
+                  <w:r>
+                    <w:rPr>
+                      <w:rFonts w:ascii="SimSun" w:hAnsi="SimSun" w:eastAsia="SimSun"/>
+                      <w:b w:val="0"/>
+                      <w:color w:val="000000"/>
+                      <w:sz w:val="20"/>
+                    </w:rPr>
+                    <w:t>0.94</w:t>
+                  </w:r>
+                </w:p>
+              </w:tc>
+              <w:tc>
+                <w:tcPr>
+                  <w:tcW w:w="1074" w:type="dxa"/>
+                  <w:tcBorders>
+                    <w:top w:val="nil"/>
+                    <w:left w:val="nil"/>
+                    <w:bottom w:val="nil"/>
+                    <w:right w:val="nil"/>
+                  </w:tcBorders>
+                  <w:shd w:val="clear" w:color="auto" w:fill="FFFFFF"/>
+                </w:tcPr>
+                <w:p>
+                  <w:pPr>
+                    <w:jc w:val="center"/>
+                    <w:rPr>
+                      <w:b w:val="0"/>
+                      <w:color w:val="000000"/>
+                    </w:rPr>
+                  </w:pPr>
+                  <w:r>
+                    <w:rPr>
+                      <w:rFonts w:ascii="SimSun" w:hAnsi="SimSun" w:eastAsia="SimSun"/>
+                      <w:b w:val="0"/>
+                      <w:color w:val="000000"/>
+                      <w:sz w:val="20"/>
+                    </w:rPr>
+                    <w:t>0.59</w:t>
+                  </w:r>
+                </w:p>
+              </w:tc>
+              <w:tc>
+                <w:tcPr>
+                  <w:tcW w:w="1074" w:type="dxa"/>
+                  <w:tcBorders>
+                    <w:top w:val="nil"/>
+                    <w:left w:val="nil"/>
+                    <w:bottom w:val="nil"/>
+                    <w:right w:val="nil"/>
+                  </w:tcBorders>
+                  <w:shd w:val="clear" w:color="auto" w:fill="FFFFFF"/>
+                </w:tcPr>
+                <w:p>
+                  <w:pPr>
+                    <w:jc w:val="center"/>
+                    <w:rPr>
+                      <w:b w:val="0"/>
+                      <w:color w:val="000000"/>
+                    </w:rPr>
+                  </w:pPr>
+                  <w:r>
+                    <w:rPr>
+                      <w:rFonts w:ascii="SimSun" w:hAnsi="SimSun" w:eastAsia="SimSun"/>
+                      <w:b w:val="0"/>
+                      <w:color w:val="000000"/>
+                      <w:sz w:val="20"/>
+                    </w:rPr>
+                    <w:t>85.0%</w:t>
+                  </w:r>
+                </w:p>
+              </w:tc>
+              <w:tc>
+                <w:tcPr>
+                  <w:tcW w:w="1074" w:type="dxa"/>
+                  <w:gridSpan w:val="2"/>
+                  <w:tcBorders>
+                    <w:top w:val="nil"/>
+                    <w:left w:val="nil"/>
+                    <w:bottom w:val="nil"/>
+                    <w:right w:val="nil"/>
+                  </w:tcBorders>
+                  <w:shd w:val="clear" w:color="auto" w:fill="FFFFFF"/>
+                </w:tcPr>
+                <w:p>
+                  <w:pPr>
+                    <w:jc w:val="center"/>
+                    <w:rPr>
+                      <w:b w:val="0"/>
+                      <w:color w:val="000000"/>
+                    </w:rPr>
+                  </w:pPr>
+                  <w:r>
+                    <w:rPr>
+                      <w:rFonts w:ascii="SimSun" w:hAnsi="SimSun" w:eastAsia="SimSun"/>
+                      <w:b w:val="0"/>
+                      <w:color w:val="000000"/>
+                      <w:sz w:val="20"/>
+                    </w:rPr>
+                    <w:t>0.9488</w:t>
+                  </w:r>
+                </w:p>
+              </w:tc>
+              <w:tc>
+                <w:tcPr>
+                  <w:tcW w:w="1074" w:type="dxa"/>
+                  <w:gridSpan w:val="2"/>
+                  <w:tcBorders>
+                    <w:top w:val="nil"/>
+                    <w:left w:val="nil"/>
+                    <w:bottom w:val="nil"/>
+                    <w:right w:val="nil"/>
+                  </w:tcBorders>
+                  <w:shd w:val="clear" w:color="auto" w:fill="FFFFFF"/>
+                </w:tcPr>
+                <w:p>
+                  <w:pPr>
+                    <w:jc w:val="center"/>
+                    <w:rPr>
+                      <w:b w:val="0"/>
+                      <w:color w:val="000000"/>
+                    </w:rPr>
+                  </w:pPr>
+                  <w:r>
+                    <w:rPr>
+                      <w:rFonts w:ascii="SimSun" w:hAnsi="SimSun" w:eastAsia="SimSun"/>
+                      <w:b w:val="0"/>
+                      <w:color w:val="000000"/>
+                      <w:sz w:val="20"/>
+                    </w:rPr>
+                    <w:t>6161/1149/58/870</w:t>
+                  </w:r>
+                </w:p>
+              </w:tc>
+              <w:tc>
+                <w:tcPr>
+                  <w:tcW w:w="1074" w:type="dxa"/>
+                  <w:tcBorders>
+                    <w:top w:val="nil"/>
+                    <w:left w:val="nil"/>
+                    <w:bottom w:val="nil"/>
+                    <w:right w:val="nil"/>
+                  </w:tcBorders>
+                  <w:shd w:val="clear" w:color="auto" w:fill="FFFFFF"/>
+                </w:tcPr>
+                <w:p>
+                  <w:pPr>
+                    <w:jc w:val="center"/>
+                    <w:rPr>
+                      <w:b w:val="0"/>
+                      <w:color w:val="000000"/>
+                    </w:rPr>
+                  </w:pPr>
+                  <w:r>
+                    <w:rPr>
+                      <w:rFonts w:ascii="SimSun" w:hAnsi="SimSun" w:eastAsia="SimSun"/>
+                      <w:b w:val="0"/>
+                      <w:color w:val="000000"/>
+                      <w:sz w:val="20"/>
+                    </w:rPr>
+                    <w:t>56</w:t>
+                  </w:r>
+                </w:p>
+              </w:tc>
+            </w:tr>
+            <w:tr>
+              <w:tblPrEx>
+                <w:tblCellMar>
+                  <w:top w:w="0" w:type="dxa"/>
+                  <w:left w:w="10" w:type="dxa"/>
+                  <w:bottom w:w="0" w:type="dxa"/>
+                  <w:right w:w="10" w:type="dxa"/>
+                </w:tblCellMar>
+              </w:tblPrEx>
+              <w:tc>
+                <w:tcPr>
+                  <w:tcW w:w="1074" w:type="dxa"/>
+                  <w:tcBorders>
+                    <w:top w:val="nil"/>
+                    <w:left w:val="nil"/>
+                    <w:bottom w:val="nil"/>
+                    <w:right w:val="nil"/>
+                  </w:tcBorders>
+                  <w:shd w:val="clear" w:color="auto" w:fill="FFFFFF"/>
+                </w:tcPr>
+                <w:p>
+                  <w:pPr>
+                    <w:jc w:val="center"/>
+                    <w:rPr>
+                      <w:b w:val="0"/>
+                      <w:color w:val="000000"/>
+                    </w:rPr>
+                  </w:pPr>
+                  <w:r>
+                    <w:rPr>
+                      <w:rFonts w:ascii="SimSun" w:hAnsi="SimSun" w:eastAsia="SimSun"/>
+                      <w:b w:val="0"/>
+                      <w:color w:val="000000"/>
+                      <w:sz w:val="20"/>
+                    </w:rPr>
+                    <w:t>ClassWeight</w:t>
+                  </w:r>
+                </w:p>
+              </w:tc>
+              <w:tc>
+                <w:tcPr>
+                  <w:tcW w:w="1074" w:type="dxa"/>
+                  <w:gridSpan w:val="2"/>
+                  <w:tcBorders>
+                    <w:top w:val="nil"/>
+                    <w:left w:val="nil"/>
+                    <w:bottom w:val="nil"/>
+                    <w:right w:val="nil"/>
+                  </w:tcBorders>
+                  <w:shd w:val="clear" w:color="auto" w:fill="FFFFFF"/>
+                </w:tcPr>
+                <w:p>
+                  <w:pPr>
+                    <w:jc w:val="center"/>
+                    <w:rPr>
+                      <w:b w:val="0"/>
+                      <w:color w:val="000000"/>
+                    </w:rPr>
+                  </w:pPr>
+                  <w:r>
+                    <w:rPr>
+                      <w:rFonts w:ascii="SimSun" w:hAnsi="SimSun" w:eastAsia="SimSun"/>
+                      <w:b w:val="0"/>
+                      <w:color w:val="000000"/>
+                      <w:sz w:val="20"/>
+                    </w:rPr>
+                    <w:t>0.43</w:t>
+                  </w:r>
+                </w:p>
+              </w:tc>
+              <w:tc>
+                <w:tcPr>
+                  <w:tcW w:w="1074" w:type="dxa"/>
+                  <w:gridSpan w:val="2"/>
+                  <w:tcBorders>
+                    <w:top w:val="nil"/>
+                    <w:left w:val="nil"/>
+                    <w:bottom w:val="nil"/>
+                    <w:right w:val="nil"/>
+                  </w:tcBorders>
+                  <w:shd w:val="clear" w:color="auto" w:fill="FFFFFF"/>
+                </w:tcPr>
+                <w:p>
+                  <w:pPr>
+                    <w:jc w:val="center"/>
+                    <w:rPr>
+                      <w:b w:val="0"/>
+                      <w:color w:val="000000"/>
+                    </w:rPr>
+                  </w:pPr>
+                  <w:r>
+                    <w:rPr>
+                      <w:rFonts w:ascii="SimSun" w:hAnsi="SimSun" w:eastAsia="SimSun"/>
+                      <w:b w:val="0"/>
+                      <w:color w:val="000000"/>
+                      <w:sz w:val="20"/>
+                    </w:rPr>
+                    <w:t>0.95</w:t>
+                  </w:r>
+                </w:p>
+              </w:tc>
+              <w:tc>
+                <w:tcPr>
+                  <w:tcW w:w="1074" w:type="dxa"/>
+                  <w:tcBorders>
+                    <w:top w:val="nil"/>
+                    <w:left w:val="nil"/>
+                    <w:bottom w:val="nil"/>
+                    <w:right w:val="nil"/>
+                  </w:tcBorders>
+                  <w:shd w:val="clear" w:color="auto" w:fill="FFFFFF"/>
+                </w:tcPr>
+                <w:p>
+                  <w:pPr>
+                    <w:jc w:val="center"/>
+                    <w:rPr>
+                      <w:b w:val="0"/>
+                      <w:color w:val="000000"/>
+                    </w:rPr>
+                  </w:pPr>
+                  <w:r>
+                    <w:rPr>
+                      <w:rFonts w:ascii="SimSun" w:hAnsi="SimSun" w:eastAsia="SimSun"/>
+                      <w:b w:val="0"/>
+                      <w:color w:val="000000"/>
+                      <w:sz w:val="20"/>
+                    </w:rPr>
+                    <w:t>0.59</w:t>
+                  </w:r>
+                </w:p>
+              </w:tc>
+              <w:tc>
+                <w:tcPr>
+                  <w:tcW w:w="1074" w:type="dxa"/>
+                  <w:tcBorders>
+                    <w:top w:val="nil"/>
+                    <w:left w:val="nil"/>
+                    <w:bottom w:val="nil"/>
+                    <w:right w:val="nil"/>
+                  </w:tcBorders>
+                  <w:shd w:val="clear" w:color="auto" w:fill="FFFFFF"/>
+                </w:tcPr>
+                <w:p>
+                  <w:pPr>
+                    <w:jc w:val="center"/>
+                    <w:rPr>
+                      <w:b w:val="0"/>
+                      <w:color w:val="000000"/>
+                    </w:rPr>
+                  </w:pPr>
+                  <w:r>
+                    <w:rPr>
+                      <w:rFonts w:ascii="SimSun" w:hAnsi="SimSun" w:eastAsia="SimSun"/>
+                      <w:b w:val="0"/>
+                      <w:color w:val="000000"/>
+                      <w:sz w:val="20"/>
+                    </w:rPr>
+                    <w:t>85.0%</w:t>
+                  </w:r>
+                </w:p>
+              </w:tc>
+              <w:tc>
+                <w:tcPr>
+                  <w:tcW w:w="1074" w:type="dxa"/>
+                  <w:gridSpan w:val="2"/>
+                  <w:tcBorders>
+                    <w:top w:val="nil"/>
+                    <w:left w:val="nil"/>
+                    <w:bottom w:val="nil"/>
+                    <w:right w:val="nil"/>
+                  </w:tcBorders>
+                  <w:shd w:val="clear" w:color="auto" w:fill="FFFFFF"/>
+                </w:tcPr>
+                <w:p>
+                  <w:pPr>
+                    <w:jc w:val="center"/>
+                    <w:rPr>
+                      <w:b w:val="0"/>
+                      <w:color w:val="000000"/>
+                    </w:rPr>
+                  </w:pPr>
+                  <w:r>
+                    <w:rPr>
+                      <w:rFonts w:ascii="SimSun" w:hAnsi="SimSun" w:eastAsia="SimSun"/>
+                      <w:b w:val="0"/>
+                      <w:color w:val="000000"/>
+                      <w:sz w:val="20"/>
+                    </w:rPr>
+                    <w:t>0.9503</w:t>
+                  </w:r>
+                </w:p>
+              </w:tc>
+              <w:tc>
+                <w:tcPr>
+                  <w:tcW w:w="1074" w:type="dxa"/>
+                  <w:gridSpan w:val="2"/>
+                  <w:tcBorders>
+                    <w:top w:val="nil"/>
+                    <w:left w:val="nil"/>
+                    <w:bottom w:val="nil"/>
+                    <w:right w:val="nil"/>
+                  </w:tcBorders>
+                  <w:shd w:val="clear" w:color="auto" w:fill="FFFFFF"/>
+                </w:tcPr>
+                <w:p>
+                  <w:pPr>
+                    <w:jc w:val="center"/>
+                    <w:rPr>
+                      <w:b w:val="0"/>
+                      <w:color w:val="000000"/>
+                    </w:rPr>
+                  </w:pPr>
+                  <w:r>
+                    <w:rPr>
+                      <w:rFonts w:ascii="SimSun" w:hAnsi="SimSun" w:eastAsia="SimSun"/>
+                      <w:b w:val="0"/>
+                      <w:color w:val="000000"/>
+                      <w:sz w:val="20"/>
+                    </w:rPr>
+                    <w:t>6142/1168/50/878</w:t>
+                  </w:r>
+                </w:p>
+              </w:tc>
+              <w:tc>
+                <w:tcPr>
+                  <w:tcW w:w="1074" w:type="dxa"/>
+                  <w:tcBorders>
+                    <w:top w:val="nil"/>
+                    <w:left w:val="nil"/>
+                    <w:bottom w:val="nil"/>
+                    <w:right w:val="nil"/>
+                  </w:tcBorders>
+                  <w:shd w:val="clear" w:color="auto" w:fill="FFFFFF"/>
+                </w:tcPr>
+                <w:p>
+                  <w:pPr>
+                    <w:jc w:val="center"/>
+                    <w:rPr>
+                      <w:b w:val="0"/>
+                      <w:color w:val="000000"/>
+                    </w:rPr>
+                  </w:pPr>
+                  <w:r>
+                    <w:rPr>
+                      <w:rFonts w:ascii="SimSun" w:hAnsi="SimSun" w:eastAsia="SimSun"/>
+                      <w:b w:val="0"/>
+                      <w:color w:val="000000"/>
+                      <w:sz w:val="20"/>
+                    </w:rPr>
+                    <w:t>108</w:t>
+                  </w:r>
+                </w:p>
+              </w:tc>
+            </w:tr>
+            <w:tr>
+              <w:tblPrEx>
+                <w:tblCellMar>
+                  <w:top w:w="0" w:type="dxa"/>
+                  <w:left w:w="10" w:type="dxa"/>
+                  <w:bottom w:w="0" w:type="dxa"/>
+                  <w:right w:w="10" w:type="dxa"/>
+                </w:tblCellMar>
+              </w:tblPrEx>
+              <w:tc>
+                <w:tcPr>
+                  <w:tcW w:w="8592" w:type="dxa"/>
+                  <w:gridSpan w:val="12"/>
+                  <w:tcBorders>
+                    <w:top w:val="nil"/>
+                    <w:left w:val="nil"/>
+                    <w:bottom w:val="single" w:color="000000" w:sz="12" w:space="0"/>
+                    <w:right w:val="nil"/>
+                  </w:tcBorders>
+                  <w:shd w:val="clear" w:color="auto" w:fill="FFFFFF"/>
+                </w:tcPr>
+                <w:p>
+                  <w:pPr>
+                    <w:rPr>
+                      <w:rFonts w:ascii="SimSun" w:hAnsi="SimSun" w:eastAsia="SimSun"/>
+                      <w:b w:val="0"/>
+                      <w:color w:val="000000"/>
+                      <w:sz w:val="18"/>
+                    </w:rPr>
+                  </w:pPr>
+                  <w:r>
+                    <w:rPr>
+                      <w:rFonts w:ascii="SimSun" w:hAnsi="SimSun" w:eastAsia="SimSun"/>
+                      <w:b w:val="0"/>
+                      <w:color w:val="000000"/>
+                      <w:sz w:val="18"/>
+                    </w:rPr>
+                    <w:t>注：Yes类=已订阅正样本，测试集中support=928；非零系数数量反映L1正则的稀疏程度</w:t>
+                  </w:r>
+                </w:p>
+                <w:p>
+                  <w:pPr>
+                    <w:rPr>
+                      <w:b w:val="0"/>
+                      <w:color w:val="000000"/>
+                    </w:rPr>
+                  </w:pPr>
+                  <w:r>
+                    <w:rPr>
+                      <w:rFonts w:ascii="SimSun" w:hAnsi="SimSun" w:eastAsia="SimSun"/>
+                      <w:b w:val="0"/>
+                      <w:color w:val="000000"/>
+                      <w:sz w:val="18"/>
+                    </w:rPr>
+                    <w:t>（178总特征中的有效特征数）。</w:t>
+                  </w:r>
+                </w:p>
+              </w:tc>
+            </w:tr>
+          </w:tbl>
+          <w:p>
+            <w:pPr>
+              <w:spacing w:before="0" w:after="40" w:line="240" w:lineRule="auto"/>
+              <w:jc w:val="left"/>
+            </w:pPr>
+            <w:r>
+              <w:rPr>
+                <w:rFonts w:ascii="SimSun" w:hAnsi="SimSun" w:eastAsia="SimSun"/>
+                <w:b/>
+                <w:sz w:val="24"/>
+              </w:rPr>
+              <w:t>四、实验结果及分析</w:t>
+            </w:r>
+          </w:p>
+          <w:p>
+            <w:pPr>
+              <w:spacing w:before="100" w:after="20" w:line="240" w:lineRule="auto"/>
+            </w:pPr>
+            <w:r>
+              <w:rPr>
+                <w:rFonts w:ascii="SimSun" w:hAnsi="SimSun" w:eastAsia="SimSun"/>
+                <w:b/>
+                <w:sz w:val="24"/>
+              </w:rPr>
+              <w:t>4.1 AUC 优化迭代对比</w:t>
+            </w:r>
+          </w:p>
+          <w:p>
+            <w:pPr>
+              <w:spacing w:before="0" w:after="40" w:line="240" w:lineRule="auto"/>
+              <w:ind w:firstLine="480"/>
+              <w:jc w:val="left"/>
+            </w:pPr>
+            <w:r>
+              <w:rPr>
+                <w:rFonts w:ascii="SimSun" w:hAnsi="SimSun" w:eastAsia="SimSun"/>
+                <w:b w:val="0"/>
+                <w:sz w:val="24"/>
+              </w:rPr>
+              <w:t>本实验经过三轮迭代优化，AUC 从初始 0.944 提升至 0.950，共提升 0.006，以下表格记录了完整优化路径：</w:t>
+            </w:r>
+          </w:p>
+          <w:tbl>
+            <w:tblPr>
+              <w:tblStyle w:val="11"/>
+              <w:tblW w:w="0" w:type="auto"/>
+              <w:tblInd w:w="0" w:type="dxa"/>
+              <w:tblLayout w:type="fixed"/>
+              <w:tblCellMar>
+                <w:top w:w="0" w:type="dxa"/>
+                <w:left w:w="108" w:type="dxa"/>
+                <w:bottom w:w="0" w:type="dxa"/>
+                <w:right w:w="108" w:type="dxa"/>
+              </w:tblCellMar>
+            </w:tblPr>
+            <w:tblGrid>
               <w:gridCol w:w="1432"/>
               <w:gridCol w:w="1432"/>
               <w:gridCol w:w="1432"/>
@@ -2516,36 +4604,23 @@
               <w:tblPrEx>
                 <w:tblCellMar>
                   <w:top w:w="0" w:type="dxa"/>
-                  <w:left w:w="10" w:type="dxa"/>
+                  <w:left w:w="108" w:type="dxa"/>
                   <w:bottom w:w="0" w:type="dxa"/>
-                  <w:right w:w="10" w:type="dxa"/>
+                  <w:right w:w="108" w:type="dxa"/>
                 </w:tblCellMar>
               </w:tblPrEx>
               <w:tc>
                 <w:tcPr>
                   <w:tcW w:w="1432" w:type="dxa"/>
-                  <w:tcBorders>
-                    <w:top w:val="single" w:color="000000" w:sz="12" w:space="0"/>
-                    <w:left w:val="nil"/>
-                    <w:bottom w:val="single" w:color="000000" w:sz="4" w:space="0"/>
-                    <w:right w:val="nil"/>
-                    <w:tl2br w:val="nil"/>
-                  </w:tcBorders>
-                  <w:shd w:val="clear" w:color="auto" w:fill="FFFFFF"/>
-                </w:tcPr>
-                <w:p>
-                  <w:pPr>
-                    <w:jc w:val="center"/>
-                    <w:rPr>
-                      <w:b w:val="0"/>
-                      <w:color w:val="000000"/>
-                    </w:rPr>
-                  </w:pPr>
-                  <w:r>
-                    <w:rPr>
-                      <w:rFonts w:ascii="SimSun" w:hAnsi="SimSun" w:eastAsia="SimSun"/>
-                      <w:b w:val="0"/>
-                      <w:color w:val="000000"/>
+                </w:tcPr>
+                <w:p>
+                  <w:pPr>
+                    <w:jc w:val="center"/>
+                  </w:pPr>
+                  <w:r>
+                    <w:rPr>
+                      <w:rFonts w:ascii="SimSun" w:hAnsi="SimSun" w:eastAsia="SimSun"/>
+                      <w:b/>
                       <w:sz w:val="20"/>
                     </w:rPr>
                     <w:t>迭代版本</w:t>
@@ -2555,27 +4630,15 @@
               <w:tc>
                 <w:tcPr>
                   <w:tcW w:w="1432" w:type="dxa"/>
-                  <w:tcBorders>
-                    <w:top w:val="single" w:color="000000" w:sz="12" w:space="0"/>
-                    <w:left w:val="nil"/>
-                    <w:bottom w:val="single" w:color="000000" w:sz="4" w:space="0"/>
-                    <w:right w:val="nil"/>
-                  </w:tcBorders>
-                  <w:shd w:val="clear" w:color="auto" w:fill="FFFFFF"/>
-                </w:tcPr>
-                <w:p>
-                  <w:pPr>
-                    <w:jc w:val="center"/>
-                    <w:rPr>
-                      <w:b w:val="0"/>
-                      <w:color w:val="000000"/>
-                    </w:rPr>
-                  </w:pPr>
-                  <w:r>
-                    <w:rPr>
-                      <w:rFonts w:ascii="SimSun" w:hAnsi="SimSun" w:eastAsia="SimSun"/>
-                      <w:b w:val="0"/>
-                      <w:color w:val="000000"/>
+                </w:tcPr>
+                <w:p>
+                  <w:pPr>
+                    <w:jc w:val="center"/>
+                  </w:pPr>
+                  <w:r>
+                    <w:rPr>
+                      <w:rFonts w:ascii="SimSun" w:hAnsi="SimSun" w:eastAsia="SimSun"/>
+                      <w:b/>
                       <w:sz w:val="20"/>
                     </w:rPr>
                     <w:t>核心改进内容</w:t>
@@ -2585,27 +4648,15 @@
               <w:tc>
                 <w:tcPr>
                   <w:tcW w:w="1432" w:type="dxa"/>
-                  <w:tcBorders>
-                    <w:top w:val="single" w:color="000000" w:sz="12" w:space="0"/>
-                    <w:left w:val="nil"/>
-                    <w:bottom w:val="single" w:color="000000" w:sz="4" w:space="0"/>
-                    <w:right w:val="nil"/>
-                  </w:tcBorders>
-                  <w:shd w:val="clear" w:color="auto" w:fill="FFFFFF"/>
-                </w:tcPr>
-                <w:p>
-                  <w:pPr>
-                    <w:jc w:val="center"/>
-                    <w:rPr>
-                      <w:b w:val="0"/>
-                      <w:color w:val="000000"/>
-                    </w:rPr>
-                  </w:pPr>
-                  <w:r>
-                    <w:rPr>
-                      <w:rFonts w:ascii="SimSun" w:hAnsi="SimSun" w:eastAsia="SimSun"/>
-                      <w:b w:val="0"/>
-                      <w:color w:val="000000"/>
+                </w:tcPr>
+                <w:p>
+                  <w:pPr>
+                    <w:jc w:val="center"/>
+                  </w:pPr>
+                  <w:r>
+                    <w:rPr>
+                      <w:rFonts w:ascii="SimSun" w:hAnsi="SimSun" w:eastAsia="SimSun"/>
+                      <w:b/>
                       <w:sz w:val="20"/>
                     </w:rPr>
                     <w:t>特征维度</w:t>
@@ -2615,27 +4666,15 @@
               <w:tc>
                 <w:tcPr>
                   <w:tcW w:w="1432" w:type="dxa"/>
-                  <w:tcBorders>
-                    <w:top w:val="single" w:color="000000" w:sz="12" w:space="0"/>
-                    <w:left w:val="nil"/>
-                    <w:bottom w:val="single" w:color="000000" w:sz="4" w:space="0"/>
-                    <w:right w:val="nil"/>
-                  </w:tcBorders>
-                  <w:shd w:val="clear" w:color="auto" w:fill="FFFFFF"/>
-                </w:tcPr>
-                <w:p>
-                  <w:pPr>
-                    <w:jc w:val="center"/>
-                    <w:rPr>
-                      <w:b w:val="0"/>
-                      <w:color w:val="000000"/>
-                    </w:rPr>
-                  </w:pPr>
-                  <w:r>
-                    <w:rPr>
-                      <w:rFonts w:ascii="SimSun" w:hAnsi="SimSun" w:eastAsia="SimSun"/>
-                      <w:b w:val="0"/>
-                      <w:color w:val="000000"/>
+                </w:tcPr>
+                <w:p>
+                  <w:pPr>
+                    <w:jc w:val="center"/>
+                  </w:pPr>
+                  <w:r>
+                    <w:rPr>
+                      <w:rFonts w:ascii="SimSun" w:hAnsi="SimSun" w:eastAsia="SimSun"/>
+                      <w:b/>
                       <w:sz w:val="20"/>
                     </w:rPr>
                     <w:t>SMOTE-AUC</w:t>
@@ -2645,27 +4684,15 @@
               <w:tc>
                 <w:tcPr>
                   <w:tcW w:w="1432" w:type="dxa"/>
-                  <w:tcBorders>
-                    <w:top w:val="single" w:color="000000" w:sz="12" w:space="0"/>
-                    <w:left w:val="nil"/>
-                    <w:bottom w:val="single" w:color="000000" w:sz="4" w:space="0"/>
-                    <w:right w:val="nil"/>
-                  </w:tcBorders>
-                  <w:shd w:val="clear" w:color="auto" w:fill="FFFFFF"/>
-                </w:tcPr>
-                <w:p>
-                  <w:pPr>
-                    <w:jc w:val="center"/>
-                    <w:rPr>
-                      <w:b w:val="0"/>
-                      <w:color w:val="000000"/>
-                    </w:rPr>
-                  </w:pPr>
-                  <w:r>
-                    <w:rPr>
-                      <w:rFonts w:ascii="SimSun" w:hAnsi="SimSun" w:eastAsia="SimSun"/>
-                      <w:b w:val="0"/>
-                      <w:color w:val="000000"/>
+                </w:tcPr>
+                <w:p>
+                  <w:pPr>
+                    <w:jc w:val="center"/>
+                  </w:pPr>
+                  <w:r>
+                    <w:rPr>
+                      <w:rFonts w:ascii="SimSun" w:hAnsi="SimSun" w:eastAsia="SimSun"/>
+                      <w:b/>
                       <w:sz w:val="20"/>
                     </w:rPr>
                     <w:t>RUS-AUC</w:t>
@@ -2675,27 +4702,15 @@
               <w:tc>
                 <w:tcPr>
                   <w:tcW w:w="1432" w:type="dxa"/>
-                  <w:tcBorders>
-                    <w:top w:val="single" w:color="000000" w:sz="12" w:space="0"/>
-                    <w:left w:val="nil"/>
-                    <w:bottom w:val="single" w:color="000000" w:sz="4" w:space="0"/>
-                    <w:right w:val="nil"/>
-                  </w:tcBorders>
-                  <w:shd w:val="clear" w:color="auto" w:fill="FFFFFF"/>
-                </w:tcPr>
-                <w:p>
-                  <w:pPr>
-                    <w:jc w:val="center"/>
-                    <w:rPr>
-                      <w:b w:val="0"/>
-                      <w:color w:val="000000"/>
-                    </w:rPr>
-                  </w:pPr>
-                  <w:r>
-                    <w:rPr>
-                      <w:rFonts w:ascii="SimSun" w:hAnsi="SimSun" w:eastAsia="SimSun"/>
-                      <w:b w:val="0"/>
-                      <w:color w:val="000000"/>
+                </w:tcPr>
+                <w:p>
+                  <w:pPr>
+                    <w:jc w:val="center"/>
+                  </w:pPr>
+                  <w:r>
+                    <w:rPr>
+                      <w:rFonts w:ascii="SimSun" w:hAnsi="SimSun" w:eastAsia="SimSun"/>
+                      <w:b/>
                       <w:sz w:val="20"/>
                     </w:rPr>
                     <w:t>CW-AUC</w:t>
@@ -2707,35 +4722,23 @@
               <w:tblPrEx>
                 <w:tblCellMar>
                   <w:top w:w="0" w:type="dxa"/>
-                  <w:left w:w="10" w:type="dxa"/>
+                  <w:left w:w="108" w:type="dxa"/>
                   <w:bottom w:w="0" w:type="dxa"/>
-                  <w:right w:w="10" w:type="dxa"/>
+                  <w:right w:w="108" w:type="dxa"/>
                 </w:tblCellMar>
               </w:tblPrEx>
               <w:tc>
                 <w:tcPr>
                   <w:tcW w:w="1432" w:type="dxa"/>
-                  <w:tcBorders>
-                    <w:top w:val="single" w:color="000000" w:sz="4" w:space="0"/>
-                    <w:left w:val="nil"/>
-                    <w:bottom w:val="nil"/>
-                    <w:right w:val="nil"/>
-                  </w:tcBorders>
-                  <w:shd w:val="clear" w:color="auto" w:fill="FFFFFF"/>
-                </w:tcPr>
-                <w:p>
-                  <w:pPr>
-                    <w:jc w:val="center"/>
-                    <w:rPr>
-                      <w:b w:val="0"/>
-                      <w:color w:val="000000"/>
-                    </w:rPr>
-                  </w:pPr>
-                  <w:r>
-                    <w:rPr>
-                      <w:rFonts w:ascii="SimSun" w:hAnsi="SimSun" w:eastAsia="SimSun"/>
-                      <w:b w:val="0"/>
-                      <w:color w:val="000000"/>
+                </w:tcPr>
+                <w:p>
+                  <w:pPr>
+                    <w:jc w:val="center"/>
+                  </w:pPr>
+                  <w:r>
+                    <w:rPr>
+                      <w:rFonts w:ascii="SimSun" w:hAnsi="SimSun" w:eastAsia="SimSun"/>
+                      <w:b w:val="0"/>
                       <w:sz w:val="20"/>
                     </w:rPr>
                     <w:t>迭代1（基础版）</w:t>
@@ -2745,27 +4748,15 @@
               <w:tc>
                 <w:tcPr>
                   <w:tcW w:w="1432" w:type="dxa"/>
-                  <w:tcBorders>
-                    <w:top w:val="single" w:color="000000" w:sz="4" w:space="0"/>
-                    <w:left w:val="nil"/>
-                    <w:bottom w:val="nil"/>
-                    <w:right w:val="nil"/>
-                  </w:tcBorders>
-                  <w:shd w:val="clear" w:color="auto" w:fill="FFFFFF"/>
-                </w:tcPr>
-                <w:p>
-                  <w:pPr>
-                    <w:jc w:val="center"/>
-                    <w:rPr>
-                      <w:b w:val="0"/>
-                      <w:color w:val="000000"/>
-                    </w:rPr>
-                  </w:pPr>
-                  <w:r>
-                    <w:rPr>
-                      <w:rFonts w:ascii="SimSun" w:hAnsi="SimSun" w:eastAsia="SimSun"/>
-                      <w:b w:val="0"/>
-                      <w:color w:val="000000"/>
+                </w:tcPr>
+                <w:p>
+                  <w:pPr>
+                    <w:jc w:val="center"/>
+                  </w:pPr>
+                  <w:r>
+                    <w:rPr>
+                      <w:rFonts w:ascii="SimSun" w:hAnsi="SimSun" w:eastAsia="SimSun"/>
+                      <w:b w:val="0"/>
                       <w:sz w:val="20"/>
                     </w:rPr>
                     <w:t>OHE+StandardScaler，无衍生特征</w:t>
@@ -2775,27 +4766,15 @@
               <w:tc>
                 <w:tcPr>
                   <w:tcW w:w="1432" w:type="dxa"/>
-                  <w:tcBorders>
-                    <w:top w:val="single" w:color="000000" w:sz="4" w:space="0"/>
-                    <w:left w:val="nil"/>
-                    <w:bottom w:val="nil"/>
-                    <w:right w:val="nil"/>
-                  </w:tcBorders>
-                  <w:shd w:val="clear" w:color="auto" w:fill="FFFFFF"/>
-                </w:tcPr>
-                <w:p>
-                  <w:pPr>
-                    <w:jc w:val="center"/>
-                    <w:rPr>
-                      <w:b w:val="0"/>
-                      <w:color w:val="000000"/>
-                    </w:rPr>
-                  </w:pPr>
-                  <w:r>
-                    <w:rPr>
-                      <w:rFonts w:ascii="SimSun" w:hAnsi="SimSun" w:eastAsia="SimSun"/>
-                      <w:b w:val="0"/>
-                      <w:color w:val="000000"/>
+                </w:tcPr>
+                <w:p>
+                  <w:pPr>
+                    <w:jc w:val="center"/>
+                  </w:pPr>
+                  <w:r>
+                    <w:rPr>
+                      <w:rFonts w:ascii="SimSun" w:hAnsi="SimSun" w:eastAsia="SimSun"/>
+                      <w:b w:val="0"/>
                       <w:sz w:val="20"/>
                     </w:rPr>
                     <w:t>58</w:t>
@@ -2805,27 +4784,15 @@
               <w:tc>
                 <w:tcPr>
                   <w:tcW w:w="1432" w:type="dxa"/>
-                  <w:tcBorders>
-                    <w:top w:val="single" w:color="000000" w:sz="4" w:space="0"/>
-                    <w:left w:val="nil"/>
-                    <w:bottom w:val="nil"/>
-                    <w:right w:val="nil"/>
-                  </w:tcBorders>
-                  <w:shd w:val="clear" w:color="auto" w:fill="FFFFFF"/>
-                </w:tcPr>
-                <w:p>
-                  <w:pPr>
-                    <w:jc w:val="center"/>
-                    <w:rPr>
-                      <w:b w:val="0"/>
-                      <w:color w:val="000000"/>
-                    </w:rPr>
-                  </w:pPr>
-                  <w:r>
-                    <w:rPr>
-                      <w:rFonts w:ascii="SimSun" w:hAnsi="SimSun" w:eastAsia="SimSun"/>
-                      <w:b w:val="0"/>
-                      <w:color w:val="000000"/>
+                </w:tcPr>
+                <w:p>
+                  <w:pPr>
+                    <w:jc w:val="center"/>
+                  </w:pPr>
+                  <w:r>
+                    <w:rPr>
+                      <w:rFonts w:ascii="SimSun" w:hAnsi="SimSun" w:eastAsia="SimSun"/>
+                      <w:b w:val="0"/>
                       <w:sz w:val="20"/>
                     </w:rPr>
                     <w:t>0.9436</w:t>
@@ -2835,27 +4802,15 @@
               <w:tc>
                 <w:tcPr>
                   <w:tcW w:w="1432" w:type="dxa"/>
-                  <w:tcBorders>
-                    <w:top w:val="single" w:color="000000" w:sz="4" w:space="0"/>
-                    <w:left w:val="nil"/>
-                    <w:bottom w:val="nil"/>
-                    <w:right w:val="nil"/>
-                  </w:tcBorders>
-                  <w:shd w:val="clear" w:color="auto" w:fill="FFFFFF"/>
-                </w:tcPr>
-                <w:p>
-                  <w:pPr>
-                    <w:jc w:val="center"/>
-                    <w:rPr>
-                      <w:b w:val="0"/>
-                      <w:color w:val="000000"/>
-                    </w:rPr>
-                  </w:pPr>
-                  <w:r>
-                    <w:rPr>
-                      <w:rFonts w:ascii="SimSun" w:hAnsi="SimSun" w:eastAsia="SimSun"/>
-                      <w:b w:val="0"/>
-                      <w:color w:val="000000"/>
+                </w:tcPr>
+                <w:p>
+                  <w:pPr>
+                    <w:jc w:val="center"/>
+                  </w:pPr>
+                  <w:r>
+                    <w:rPr>
+                      <w:rFonts w:ascii="SimSun" w:hAnsi="SimSun" w:eastAsia="SimSun"/>
+                      <w:b w:val="0"/>
                       <w:sz w:val="20"/>
                     </w:rPr>
                     <w:t>0.9438</w:t>
@@ -2865,27 +4820,15 @@
               <w:tc>
                 <w:tcPr>
                   <w:tcW w:w="1432" w:type="dxa"/>
-                  <w:tcBorders>
-                    <w:top w:val="single" w:color="000000" w:sz="4" w:space="0"/>
-                    <w:left w:val="nil"/>
-                    <w:bottom w:val="nil"/>
-                    <w:right w:val="nil"/>
-                  </w:tcBorders>
-                  <w:shd w:val="clear" w:color="auto" w:fill="FFFFFF"/>
-                </w:tcPr>
-                <w:p>
-                  <w:pPr>
-                    <w:jc w:val="center"/>
-                    <w:rPr>
-                      <w:b w:val="0"/>
-                      <w:color w:val="000000"/>
-                    </w:rPr>
-                  </w:pPr>
-                  <w:r>
-                    <w:rPr>
-                      <w:rFonts w:ascii="SimSun" w:hAnsi="SimSun" w:eastAsia="SimSun"/>
-                      <w:b w:val="0"/>
-                      <w:color w:val="000000"/>
+                </w:tcPr>
+                <w:p>
+                  <w:pPr>
+                    <w:jc w:val="center"/>
+                  </w:pPr>
+                  <w:r>
+                    <w:rPr>
+                      <w:rFonts w:ascii="SimSun" w:hAnsi="SimSun" w:eastAsia="SimSun"/>
+                      <w:b w:val="0"/>
                       <w:sz w:val="20"/>
                     </w:rPr>
                     <w:t>0.9442</w:t>
@@ -2897,35 +4840,23 @@
               <w:tblPrEx>
                 <w:tblCellMar>
                   <w:top w:w="0" w:type="dxa"/>
-                  <w:left w:w="10" w:type="dxa"/>
+                  <w:left w:w="108" w:type="dxa"/>
                   <w:bottom w:w="0" w:type="dxa"/>
-                  <w:right w:w="10" w:type="dxa"/>
+                  <w:right w:w="108" w:type="dxa"/>
                 </w:tblCellMar>
               </w:tblPrEx>
               <w:tc>
                 <w:tcPr>
                   <w:tcW w:w="1432" w:type="dxa"/>
-                  <w:tcBorders>
-                    <w:top w:val="nil"/>
-                    <w:left w:val="nil"/>
-                    <w:bottom w:val="nil"/>
-                    <w:right w:val="nil"/>
-                  </w:tcBorders>
-                  <w:shd w:val="clear" w:color="auto" w:fill="FFFFFF"/>
-                </w:tcPr>
-                <w:p>
-                  <w:pPr>
-                    <w:jc w:val="center"/>
-                    <w:rPr>
-                      <w:b w:val="0"/>
-                      <w:color w:val="000000"/>
-                    </w:rPr>
-                  </w:pPr>
-                  <w:r>
-                    <w:rPr>
-                      <w:rFonts w:ascii="SimSun" w:hAnsi="SimSun" w:eastAsia="SimSun"/>
-                      <w:b w:val="0"/>
-                      <w:color w:val="000000"/>
+                </w:tcPr>
+                <w:p>
+                  <w:pPr>
+                    <w:jc w:val="center"/>
+                  </w:pPr>
+                  <w:r>
+                    <w:rPr>
+                      <w:rFonts w:ascii="SimSun" w:hAnsi="SimSun" w:eastAsia="SimSun"/>
+                      <w:b w:val="0"/>
                       <w:sz w:val="20"/>
                     </w:rPr>
                     <w:t>迭代2（衍生特征）</w:t>
@@ -2935,27 +4866,15 @@
               <w:tc>
                 <w:tcPr>
                   <w:tcW w:w="1432" w:type="dxa"/>
-                  <w:tcBorders>
-                    <w:top w:val="nil"/>
-                    <w:left w:val="nil"/>
-                    <w:bottom w:val="nil"/>
-                    <w:right w:val="nil"/>
-                  </w:tcBorders>
-                  <w:shd w:val="clear" w:color="auto" w:fill="FFFFFF"/>
-                </w:tcPr>
-                <w:p>
-                  <w:pPr>
-                    <w:jc w:val="center"/>
-                    <w:rPr>
-                      <w:b w:val="0"/>
-                      <w:color w:val="000000"/>
-                    </w:rPr>
-                  </w:pPr>
-                  <w:r>
-                    <w:rPr>
-                      <w:rFonts w:ascii="SimSun" w:hAnsi="SimSun" w:eastAsia="SimSun"/>
-                      <w:b w:val="0"/>
-                      <w:color w:val="000000"/>
+                </w:tcPr>
+                <w:p>
+                  <w:pPr>
+                    <w:jc w:val="center"/>
+                  </w:pPr>
+                  <w:r>
+                    <w:rPr>
+                      <w:rFonts w:ascii="SimSun" w:hAnsi="SimSun" w:eastAsia="SimSun"/>
+                      <w:b w:val="0"/>
                       <w:sz w:val="20"/>
                     </w:rPr>
                     <w:t>+previously_contacted, +log_duration, pdays修正</w:t>
@@ -2965,27 +4884,15 @@
               <w:tc>
                 <w:tcPr>
                   <w:tcW w:w="1432" w:type="dxa"/>
-                  <w:tcBorders>
-                    <w:top w:val="nil"/>
-                    <w:left w:val="nil"/>
-                    <w:bottom w:val="nil"/>
-                    <w:right w:val="nil"/>
-                  </w:tcBorders>
-                  <w:shd w:val="clear" w:color="auto" w:fill="FFFFFF"/>
-                </w:tcPr>
-                <w:p>
-                  <w:pPr>
-                    <w:jc w:val="center"/>
-                    <w:rPr>
-                      <w:b w:val="0"/>
-                      <w:color w:val="000000"/>
-                    </w:rPr>
-                  </w:pPr>
-                  <w:r>
-                    <w:rPr>
-                      <w:rFonts w:ascii="SimSun" w:hAnsi="SimSun" w:eastAsia="SimSun"/>
-                      <w:b w:val="0"/>
-                      <w:color w:val="000000"/>
+                </w:tcPr>
+                <w:p>
+                  <w:pPr>
+                    <w:jc w:val="center"/>
+                  </w:pPr>
+                  <w:r>
+                    <w:rPr>
+                      <w:rFonts w:ascii="SimSun" w:hAnsi="SimSun" w:eastAsia="SimSun"/>
+                      <w:b w:val="0"/>
                       <w:sz w:val="20"/>
                     </w:rPr>
                     <w:t>60</w:t>
@@ -2995,27 +4902,15 @@
               <w:tc>
                 <w:tcPr>
                   <w:tcW w:w="1432" w:type="dxa"/>
-                  <w:tcBorders>
-                    <w:top w:val="nil"/>
-                    <w:left w:val="nil"/>
-                    <w:bottom w:val="nil"/>
-                    <w:right w:val="nil"/>
-                  </w:tcBorders>
-                  <w:shd w:val="clear" w:color="auto" w:fill="FFFFFF"/>
-                </w:tcPr>
-                <w:p>
-                  <w:pPr>
-                    <w:jc w:val="center"/>
-                    <w:rPr>
-                      <w:b w:val="0"/>
-                      <w:color w:val="000000"/>
-                    </w:rPr>
-                  </w:pPr>
-                  <w:r>
-                    <w:rPr>
-                      <w:rFonts w:ascii="SimSun" w:hAnsi="SimSun" w:eastAsia="SimSun"/>
-                      <w:b w:val="0"/>
-                      <w:color w:val="000000"/>
+                </w:tcPr>
+                <w:p>
+                  <w:pPr>
+                    <w:jc w:val="center"/>
+                  </w:pPr>
+                  <w:r>
+                    <w:rPr>
+                      <w:rFonts w:ascii="SimSun" w:hAnsi="SimSun" w:eastAsia="SimSun"/>
+                      <w:b w:val="0"/>
                       <w:sz w:val="20"/>
                     </w:rPr>
                     <w:t>0.9443</w:t>
@@ -3025,27 +4920,15 @@
               <w:tc>
                 <w:tcPr>
                   <w:tcW w:w="1432" w:type="dxa"/>
-                  <w:tcBorders>
-                    <w:top w:val="nil"/>
-                    <w:left w:val="nil"/>
-                    <w:bottom w:val="nil"/>
-                    <w:right w:val="nil"/>
-                  </w:tcBorders>
-                  <w:shd w:val="clear" w:color="auto" w:fill="FFFFFF"/>
-                </w:tcPr>
-                <w:p>
-                  <w:pPr>
-                    <w:jc w:val="center"/>
-                    <w:rPr>
-                      <w:b w:val="0"/>
-                      <w:color w:val="000000"/>
-                    </w:rPr>
-                  </w:pPr>
-                  <w:r>
-                    <w:rPr>
-                      <w:rFonts w:ascii="SimSun" w:hAnsi="SimSun" w:eastAsia="SimSun"/>
-                      <w:b w:val="0"/>
-                      <w:color w:val="000000"/>
+                </w:tcPr>
+                <w:p>
+                  <w:pPr>
+                    <w:jc w:val="center"/>
+                  </w:pPr>
+                  <w:r>
+                    <w:rPr>
+                      <w:rFonts w:ascii="SimSun" w:hAnsi="SimSun" w:eastAsia="SimSun"/>
+                      <w:b w:val="0"/>
                       <w:sz w:val="20"/>
                     </w:rPr>
                     <w:t>0.9449</w:t>
@@ -3055,27 +4938,15 @@
               <w:tc>
                 <w:tcPr>
                   <w:tcW w:w="1432" w:type="dxa"/>
-                  <w:tcBorders>
-                    <w:top w:val="nil"/>
-                    <w:left w:val="nil"/>
-                    <w:bottom w:val="nil"/>
-                    <w:right w:val="nil"/>
-                  </w:tcBorders>
-                  <w:shd w:val="clear" w:color="auto" w:fill="FFFFFF"/>
-                </w:tcPr>
-                <w:p>
-                  <w:pPr>
-                    <w:jc w:val="center"/>
-                    <w:rPr>
-                      <w:b w:val="0"/>
-                      <w:color w:val="000000"/>
-                    </w:rPr>
-                  </w:pPr>
-                  <w:r>
-                    <w:rPr>
-                      <w:rFonts w:ascii="SimSun" w:hAnsi="SimSun" w:eastAsia="SimSun"/>
-                      <w:b w:val="0"/>
-                      <w:color w:val="000000"/>
+                </w:tcPr>
+                <w:p>
+                  <w:pPr>
+                    <w:jc w:val="center"/>
+                  </w:pPr>
+                  <w:r>
+                    <w:rPr>
+                      <w:rFonts w:ascii="SimSun" w:hAnsi="SimSun" w:eastAsia="SimSun"/>
+                      <w:b w:val="0"/>
                       <w:sz w:val="20"/>
                     </w:rPr>
                     <w:t>0.9446</w:t>
@@ -3087,27 +4958,15 @@
               <w:tc>
                 <w:tcPr>
                   <w:tcW w:w="1432" w:type="dxa"/>
-                  <w:tcBorders>
-                    <w:top w:val="nil"/>
-                    <w:left w:val="nil"/>
-                    <w:bottom w:val="nil"/>
-                    <w:right w:val="nil"/>
-                  </w:tcBorders>
-                  <w:shd w:val="clear" w:color="auto" w:fill="FFFFFF"/>
-                </w:tcPr>
-                <w:p>
-                  <w:pPr>
-                    <w:jc w:val="center"/>
-                    <w:rPr>
-                      <w:b w:val="0"/>
-                      <w:color w:val="000000"/>
-                    </w:rPr>
-                  </w:pPr>
-                  <w:r>
-                    <w:rPr>
-                      <w:rFonts w:ascii="SimSun" w:hAnsi="SimSun" w:eastAsia="SimSun"/>
-                      <w:b w:val="0"/>
-                      <w:color w:val="000000"/>
+                </w:tcPr>
+                <w:p>
+                  <w:pPr>
+                    <w:jc w:val="center"/>
+                  </w:pPr>
+                  <w:r>
+                    <w:rPr>
+                      <w:rFonts w:ascii="SimSun" w:hAnsi="SimSun" w:eastAsia="SimSun"/>
+                      <w:b w:val="0"/>
                       <w:sz w:val="20"/>
                     </w:rPr>
                     <w:t>迭代3（最终版）</w:t>
@@ -3117,27 +4976,15 @@
               <w:tc>
                 <w:tcPr>
                   <w:tcW w:w="1432" w:type="dxa"/>
-                  <w:tcBorders>
-                    <w:top w:val="nil"/>
-                    <w:left w:val="nil"/>
-                    <w:bottom w:val="nil"/>
-                    <w:right w:val="nil"/>
-                  </w:tcBorders>
-                  <w:shd w:val="clear" w:color="auto" w:fill="FFFFFF"/>
-                </w:tcPr>
-                <w:p>
-                  <w:pPr>
-                    <w:jc w:val="center"/>
-                    <w:rPr>
-                      <w:b w:val="0"/>
-                      <w:color w:val="000000"/>
-                    </w:rPr>
-                  </w:pPr>
-                  <w:r>
-                    <w:rPr>
-                      <w:rFonts w:ascii="SimSun" w:hAnsi="SimSun" w:eastAsia="SimSun"/>
-                      <w:b w:val="0"/>
-                      <w:color w:val="000000"/>
+                </w:tcPr>
+                <w:p>
+                  <w:pPr>
+                    <w:jc w:val="center"/>
+                  </w:pPr>
+                  <w:r>
+                    <w:rPr>
+                      <w:rFonts w:ascii="SimSun" w:hAnsi="SimSun" w:eastAsia="SimSun"/>
+                      <w:b w:val="0"/>
                       <w:sz w:val="20"/>
                     </w:rPr>
                     <w:t>+精选15列二阶交互项，L1自动特征选择</w:t>
@@ -3147,27 +4994,15 @@
               <w:tc>
                 <w:tcPr>
                   <w:tcW w:w="1432" w:type="dxa"/>
-                  <w:tcBorders>
-                    <w:top w:val="nil"/>
-                    <w:left w:val="nil"/>
-                    <w:bottom w:val="nil"/>
-                    <w:right w:val="nil"/>
-                  </w:tcBorders>
-                  <w:shd w:val="clear" w:color="auto" w:fill="FFFFFF"/>
-                </w:tcPr>
-                <w:p>
-                  <w:pPr>
-                    <w:jc w:val="center"/>
-                    <w:rPr>
-                      <w:b w:val="0"/>
-                      <w:color w:val="000000"/>
-                    </w:rPr>
-                  </w:pPr>
-                  <w:r>
-                    <w:rPr>
-                      <w:rFonts w:ascii="SimSun" w:hAnsi="SimSun" w:eastAsia="SimSun"/>
-                      <w:b w:val="0"/>
-                      <w:color w:val="000000"/>
+                </w:tcPr>
+                <w:p>
+                  <w:pPr>
+                    <w:jc w:val="center"/>
+                  </w:pPr>
+                  <w:r>
+                    <w:rPr>
+                      <w:rFonts w:ascii="SimSun" w:hAnsi="SimSun" w:eastAsia="SimSun"/>
+                      <w:b w:val="0"/>
                       <w:sz w:val="20"/>
                     </w:rPr>
                     <w:t>178</w:t>
@@ -3177,27 +5012,15 @@
               <w:tc>
                 <w:tcPr>
                   <w:tcW w:w="1432" w:type="dxa"/>
-                  <w:tcBorders>
-                    <w:top w:val="nil"/>
-                    <w:left w:val="nil"/>
-                    <w:bottom w:val="nil"/>
-                    <w:right w:val="nil"/>
-                  </w:tcBorders>
-                  <w:shd w:val="clear" w:color="auto" w:fill="FFFFFF"/>
-                </w:tcPr>
-                <w:p>
-                  <w:pPr>
-                    <w:jc w:val="center"/>
-                    <w:rPr>
-                      <w:b w:val="0"/>
-                      <w:color w:val="000000"/>
-                    </w:rPr>
-                  </w:pPr>
-                  <w:r>
-                    <w:rPr>
-                      <w:rFonts w:ascii="SimSun" w:hAnsi="SimSun" w:eastAsia="SimSun"/>
-                      <w:b w:val="0"/>
-                      <w:color w:val="000000"/>
+                </w:tcPr>
+                <w:p>
+                  <w:pPr>
+                    <w:jc w:val="center"/>
+                  </w:pPr>
+                  <w:r>
+                    <w:rPr>
+                      <w:rFonts w:ascii="SimSun" w:hAnsi="SimSun" w:eastAsia="SimSun"/>
+                      <w:b w:val="0"/>
                       <w:sz w:val="20"/>
                     </w:rPr>
                     <w:t>0.9499</w:t>
@@ -3207,27 +5030,15 @@
               <w:tc>
                 <w:tcPr>
                   <w:tcW w:w="1432" w:type="dxa"/>
-                  <w:tcBorders>
-                    <w:top w:val="nil"/>
-                    <w:left w:val="nil"/>
-                    <w:bottom w:val="nil"/>
-                    <w:right w:val="nil"/>
-                  </w:tcBorders>
-                  <w:shd w:val="clear" w:color="auto" w:fill="FFFFFF"/>
-                </w:tcPr>
-                <w:p>
-                  <w:pPr>
-                    <w:jc w:val="center"/>
-                    <w:rPr>
-                      <w:b w:val="0"/>
-                      <w:color w:val="000000"/>
-                    </w:rPr>
-                  </w:pPr>
-                  <w:r>
-                    <w:rPr>
-                      <w:rFonts w:ascii="SimSun" w:hAnsi="SimSun" w:eastAsia="SimSun"/>
-                      <w:b w:val="0"/>
-                      <w:color w:val="000000"/>
+                </w:tcPr>
+                <w:p>
+                  <w:pPr>
+                    <w:jc w:val="center"/>
+                  </w:pPr>
+                  <w:r>
+                    <w:rPr>
+                      <w:rFonts w:ascii="SimSun" w:hAnsi="SimSun" w:eastAsia="SimSun"/>
+                      <w:b w:val="0"/>
                       <w:sz w:val="20"/>
                     </w:rPr>
                     <w:t>0.9488</w:t>
@@ -3237,27 +5048,15 @@
               <w:tc>
                 <w:tcPr>
                   <w:tcW w:w="1432" w:type="dxa"/>
-                  <w:tcBorders>
-                    <w:top w:val="nil"/>
-                    <w:left w:val="nil"/>
-                    <w:bottom w:val="nil"/>
-                    <w:right w:val="nil"/>
-                  </w:tcBorders>
-                  <w:shd w:val="clear" w:color="auto" w:fill="FFFFFF"/>
-                </w:tcPr>
-                <w:p>
-                  <w:pPr>
-                    <w:jc w:val="center"/>
-                    <w:rPr>
-                      <w:b w:val="0"/>
-                      <w:color w:val="000000"/>
-                    </w:rPr>
-                  </w:pPr>
-                  <w:r>
-                    <w:rPr>
-                      <w:rFonts w:ascii="SimSun" w:hAnsi="SimSun" w:eastAsia="SimSun"/>
-                      <w:b w:val="0"/>
-                      <w:color w:val="000000"/>
+                </w:tcPr>
+                <w:p>
+                  <w:pPr>
+                    <w:jc w:val="center"/>
+                  </w:pPr>
+                  <w:r>
+                    <w:rPr>
+                      <w:rFonts w:ascii="SimSun" w:hAnsi="SimSun" w:eastAsia="SimSun"/>
+                      <w:b w:val="0"/>
                       <w:sz w:val="20"/>
                     </w:rPr>
                     <w:t>0.9503</w:t>
@@ -3269,35 +5068,23 @@
               <w:tblPrEx>
                 <w:tblCellMar>
                   <w:top w:w="0" w:type="dxa"/>
-                  <w:left w:w="10" w:type="dxa"/>
+                  <w:left w:w="108" w:type="dxa"/>
                   <w:bottom w:w="0" w:type="dxa"/>
-                  <w:right w:w="10" w:type="dxa"/>
+                  <w:right w:w="108" w:type="dxa"/>
                 </w:tblCellMar>
               </w:tblPrEx>
               <w:tc>
                 <w:tcPr>
                   <w:tcW w:w="1432" w:type="dxa"/>
-                  <w:tcBorders>
-                    <w:top w:val="nil"/>
-                    <w:left w:val="nil"/>
-                    <w:bottom w:val="nil"/>
-                    <w:right w:val="nil"/>
-                  </w:tcBorders>
-                  <w:shd w:val="clear" w:color="auto" w:fill="FFFFFF"/>
-                </w:tcPr>
-                <w:p>
-                  <w:pPr>
-                    <w:jc w:val="center"/>
-                    <w:rPr>
-                      <w:b w:val="0"/>
-                      <w:color w:val="000000"/>
-                    </w:rPr>
-                  </w:pPr>
-                  <w:r>
-                    <w:rPr>
-                      <w:rFonts w:ascii="SimSun" w:hAnsi="SimSun" w:eastAsia="SimSun"/>
-                      <w:b w:val="0"/>
-                      <w:color w:val="000000"/>
+                </w:tcPr>
+                <w:p>
+                  <w:pPr>
+                    <w:jc w:val="center"/>
+                  </w:pPr>
+                  <w:r>
+                    <w:rPr>
+                      <w:rFonts w:ascii="SimSun" w:hAnsi="SimSun" w:eastAsia="SimSun"/>
+                      <w:b w:val="0"/>
                       <w:sz w:val="20"/>
                     </w:rPr>
                     <w:t>全量多项式（参考）</w:t>
@@ -3307,27 +5094,15 @@
               <w:tc>
                 <w:tcPr>
                   <w:tcW w:w="1432" w:type="dxa"/>
-                  <w:tcBorders>
-                    <w:top w:val="nil"/>
-                    <w:left w:val="nil"/>
-                    <w:bottom w:val="nil"/>
-                    <w:right w:val="nil"/>
-                  </w:tcBorders>
-                  <w:shd w:val="clear" w:color="auto" w:fill="FFFFFF"/>
-                </w:tcPr>
-                <w:p>
-                  <w:pPr>
-                    <w:jc w:val="center"/>
-                    <w:rPr>
-                      <w:b w:val="0"/>
-                      <w:color w:val="000000"/>
-                    </w:rPr>
-                  </w:pPr>
-                  <w:r>
-                    <w:rPr>
-                      <w:rFonts w:ascii="SimSun" w:hAnsi="SimSun" w:eastAsia="SimSun"/>
-                      <w:b w:val="0"/>
-                      <w:color w:val="000000"/>
+                </w:tcPr>
+                <w:p>
+                  <w:pPr>
+                    <w:jc w:val="center"/>
+                  </w:pPr>
+                  <w:r>
+                    <w:rPr>
+                      <w:rFonts w:ascii="SimSun" w:hAnsi="SimSun" w:eastAsia="SimSun"/>
+                      <w:b w:val="0"/>
                       <w:sz w:val="20"/>
                     </w:rPr>
                     <w:t>全量58列二阶交互（仅CW，SMOTE内存溢出）</w:t>
@@ -3337,27 +5112,15 @@
               <w:tc>
                 <w:tcPr>
                   <w:tcW w:w="1432" w:type="dxa"/>
-                  <w:tcBorders>
-                    <w:top w:val="nil"/>
-                    <w:left w:val="nil"/>
-                    <w:bottom w:val="nil"/>
-                    <w:right w:val="nil"/>
-                  </w:tcBorders>
-                  <w:shd w:val="clear" w:color="auto" w:fill="FFFFFF"/>
-                </w:tcPr>
-                <w:p>
-                  <w:pPr>
-                    <w:jc w:val="center"/>
-                    <w:rPr>
-                      <w:b w:val="0"/>
-                      <w:color w:val="000000"/>
-                    </w:rPr>
-                  </w:pPr>
-                  <w:r>
-                    <w:rPr>
-                      <w:rFonts w:ascii="SimSun" w:hAnsi="SimSun" w:eastAsia="SimSun"/>
-                      <w:b w:val="0"/>
-                      <w:color w:val="000000"/>
+                </w:tcPr>
+                <w:p>
+                  <w:pPr>
+                    <w:jc w:val="center"/>
+                  </w:pPr>
+                  <w:r>
+                    <w:rPr>
+                      <w:rFonts w:ascii="SimSun" w:hAnsi="SimSun" w:eastAsia="SimSun"/>
+                      <w:b w:val="0"/>
                       <w:sz w:val="20"/>
                     </w:rPr>
                     <w:t>1711</w:t>
@@ -3367,27 +5130,15 @@
               <w:tc>
                 <w:tcPr>
                   <w:tcW w:w="1432" w:type="dxa"/>
-                  <w:tcBorders>
-                    <w:top w:val="nil"/>
-                    <w:left w:val="nil"/>
-                    <w:bottom w:val="nil"/>
-                    <w:right w:val="nil"/>
-                  </w:tcBorders>
-                  <w:shd w:val="clear" w:color="auto" w:fill="FFFFFF"/>
-                </w:tcPr>
-                <w:p>
-                  <w:pPr>
-                    <w:jc w:val="center"/>
-                    <w:rPr>
-                      <w:b w:val="0"/>
-                      <w:color w:val="000000"/>
-                    </w:rPr>
-                  </w:pPr>
-                  <w:r>
-                    <w:rPr>
-                      <w:rFonts w:ascii="SimSun" w:hAnsi="SimSun" w:eastAsia="SimSun"/>
-                      <w:b w:val="0"/>
-                      <w:color w:val="000000"/>
+                </w:tcPr>
+                <w:p>
+                  <w:pPr>
+                    <w:jc w:val="center"/>
+                  </w:pPr>
+                  <w:r>
+                    <w:rPr>
+                      <w:rFonts w:ascii="SimSun" w:hAnsi="SimSun" w:eastAsia="SimSun"/>
+                      <w:b w:val="0"/>
                       <w:sz w:val="20"/>
                     </w:rPr>
                     <w:t>—</w:t>
@@ -3397,27 +5148,15 @@
               <w:tc>
                 <w:tcPr>
                   <w:tcW w:w="1432" w:type="dxa"/>
-                  <w:tcBorders>
-                    <w:top w:val="nil"/>
-                    <w:left w:val="nil"/>
-                    <w:bottom w:val="nil"/>
-                    <w:right w:val="nil"/>
-                  </w:tcBorders>
-                  <w:shd w:val="clear" w:color="auto" w:fill="FFFFFF"/>
-                </w:tcPr>
-                <w:p>
-                  <w:pPr>
-                    <w:jc w:val="center"/>
-                    <w:rPr>
-                      <w:b w:val="0"/>
-                      <w:color w:val="000000"/>
-                    </w:rPr>
-                  </w:pPr>
-                  <w:r>
-                    <w:rPr>
-                      <w:rFonts w:ascii="SimSun" w:hAnsi="SimSun" w:eastAsia="SimSun"/>
-                      <w:b w:val="0"/>
-                      <w:color w:val="000000"/>
+                </w:tcPr>
+                <w:p>
+                  <w:pPr>
+                    <w:jc w:val="center"/>
+                  </w:pPr>
+                  <w:r>
+                    <w:rPr>
+                      <w:rFonts w:ascii="SimSun" w:hAnsi="SimSun" w:eastAsia="SimSun"/>
+                      <w:b w:val="0"/>
                       <w:sz w:val="20"/>
                     </w:rPr>
                     <w:t>—</w:t>
@@ -3427,27 +5166,15 @@
               <w:tc>
                 <w:tcPr>
                   <w:tcW w:w="1432" w:type="dxa"/>
-                  <w:tcBorders>
-                    <w:top w:val="nil"/>
-                    <w:left w:val="nil"/>
-                    <w:bottom w:val="nil"/>
-                    <w:right w:val="nil"/>
-                  </w:tcBorders>
-                  <w:shd w:val="clear" w:color="auto" w:fill="FFFFFF"/>
-                </w:tcPr>
-                <w:p>
-                  <w:pPr>
-                    <w:jc w:val="center"/>
-                    <w:rPr>
-                      <w:b w:val="0"/>
-                      <w:color w:val="000000"/>
-                    </w:rPr>
-                  </w:pPr>
-                  <w:r>
-                    <w:rPr>
-                      <w:rFonts w:ascii="SimSun" w:hAnsi="SimSun" w:eastAsia="SimSun"/>
-                      <w:b w:val="0"/>
-                      <w:color w:val="000000"/>
+                </w:tcPr>
+                <w:p>
+                  <w:pPr>
+                    <w:jc w:val="center"/>
+                  </w:pPr>
+                  <w:r>
+                    <w:rPr>
+                      <w:rFonts w:ascii="SimSun" w:hAnsi="SimSun" w:eastAsia="SimSun"/>
+                      <w:b w:val="0"/>
                       <w:sz w:val="20"/>
                     </w:rPr>
                     <w:t>0.9528</w:t>
@@ -3459,82 +5186,69 @@
               <w:tblPrEx>
                 <w:tblCellMar>
                   <w:top w:w="0" w:type="dxa"/>
-                  <w:left w:w="10" w:type="dxa"/>
+                  <w:left w:w="108" w:type="dxa"/>
                   <w:bottom w:w="0" w:type="dxa"/>
-                  <w:right w:w="10" w:type="dxa"/>
+                  <w:right w:w="108" w:type="dxa"/>
                 </w:tblCellMar>
               </w:tblPrEx>
               <w:tc>
                 <w:tcPr>
                   <w:tcW w:w="8592" w:type="dxa"/>
                   <w:gridSpan w:val="6"/>
-                  <w:tcBorders>
-                    <w:top w:val="nil"/>
-                    <w:left w:val="nil"/>
-                    <w:bottom w:val="single" w:color="000000" w:sz="12" w:space="0"/>
-                    <w:right w:val="nil"/>
-                  </w:tcBorders>
-                  <w:shd w:val="clear" w:color="auto" w:fill="FFFFFF"/>
-                </w:tcPr>
-                <w:p>
-                  <w:pPr>
-                    <w:rPr>
-                      <w:rFonts w:ascii="SimSun" w:hAnsi="SimSun" w:eastAsia="SimSun"/>
-                      <w:b w:val="0"/>
-                      <w:color w:val="000000"/>
+                </w:tcPr>
+                <w:p>
+                  <w:r>
+                    <w:rPr>
+                      <w:rFonts w:ascii="SimSun" w:hAnsi="SimSun" w:eastAsia="SimSun"/>
+                      <w:b w:val="0"/>
                       <w:sz w:val="18"/>
                     </w:rPr>
-                  </w:pPr>
-                  <w:r>
-                    <w:rPr>
-                      <w:rFonts w:ascii="SimSun" w:hAnsi="SimSun" w:eastAsia="SimSun"/>
-                      <w:b w:val="0"/>
-                      <w:color w:val="000000"/>
-                      <w:sz w:val="18"/>
-                    </w:rPr>
-                    <w:t>注：CW=class_weight=balanced；RUS=RandomUnderSampler；全量多项式因SMOTE在</w:t>
-                  </w:r>
-                </w:p>
-                <w:p>
-                  <w:pPr>
-                    <w:rPr>
-                      <w:b w:val="0"/>
-                      <w:color w:val="000000"/>
-                    </w:rPr>
-                  </w:pPr>
-                  <w:r>
-                    <w:rPr>
-                      <w:rFonts w:ascii="SimSun" w:hAnsi="SimSun" w:eastAsia="SimSun"/>
-                      <w:b w:val="0"/>
-                      <w:color w:val="000000"/>
-                      <w:sz w:val="18"/>
-                    </w:rPr>
-                    <w:t>1711维×4万样本时内存溢出，仅CW策略可运行。</w:t>
+                    <w:t>注：CW=class_weight=balanced；RUS=RandomUnderSampler；全量多项式因SMOTE在1711维×4万样本时内存溢出，仅CW策略可运行。</w:t>
                   </w:r>
                 </w:p>
               </w:tc>
             </w:tr>
           </w:tbl>
+          <w:p/>
+          <w:p>
+            <w:pPr>
+              <w:spacing w:before="0" w:after="40" w:line="240" w:lineRule="auto"/>
+              <w:jc w:val="left"/>
+            </w:pPr>
+          </w:p>
+          <w:p>
+            <w:pPr>
+              <w:spacing w:before="100" w:after="20" w:line="240" w:lineRule="auto"/>
+            </w:pPr>
+            <w:r>
+              <w:rPr>
+                <w:rFonts w:ascii="SimSun" w:hAnsi="SimSun" w:eastAsia="SimSun"/>
+                <w:b/>
+                <w:sz w:val="24"/>
+              </w:rPr>
+              <w:t>4.2 最终三模型完整性能对比（测试集，n=8238）</w:t>
+            </w:r>
+          </w:p>
           <w:tbl>
             <w:tblPr>
               <w:tblStyle w:val="11"/>
-              <w:tblW w:w="0" w:type="auto"/>
+              <w:tblW w:w="8592" w:type="dxa"/>
               <w:tblInd w:w="0" w:type="dxa"/>
               <w:tblLayout w:type="fixed"/>
               <w:tblCellMar>
                 <w:top w:w="0" w:type="dxa"/>
-                <w:left w:w="10" w:type="dxa"/>
+                <w:left w:w="108" w:type="dxa"/>
                 <w:bottom w:w="0" w:type="dxa"/>
-                <w:right w:w="10" w:type="dxa"/>
+                <w:right w:w="108" w:type="dxa"/>
               </w:tblCellMar>
             </w:tblPr>
             <w:tblGrid>
-              <w:gridCol w:w="1074"/>
-              <w:gridCol w:w="1074"/>
-              <w:gridCol w:w="1074"/>
-              <w:gridCol w:w="1074"/>
-              <w:gridCol w:w="1074"/>
-              <w:gridCol w:w="1074"/>
+              <w:gridCol w:w="1012"/>
+              <w:gridCol w:w="1136"/>
+              <w:gridCol w:w="979"/>
+              <w:gridCol w:w="1080"/>
+              <w:gridCol w:w="1320"/>
+              <w:gridCol w:w="917"/>
               <w:gridCol w:w="1074"/>
               <w:gridCol w:w="1074"/>
             </w:tblGrid>
@@ -3542,246 +5256,149 @@
               <w:tblPrEx>
                 <w:tblCellMar>
                   <w:top w:w="0" w:type="dxa"/>
-                  <w:left w:w="10" w:type="dxa"/>
+                  <w:left w:w="108" w:type="dxa"/>
                   <w:bottom w:w="0" w:type="dxa"/>
-                  <w:right w:w="10" w:type="dxa"/>
+                  <w:right w:w="108" w:type="dxa"/>
                 </w:tblCellMar>
               </w:tblPrEx>
               <w:tc>
                 <w:tcPr>
+                  <w:tcW w:w="1012" w:type="dxa"/>
+                </w:tcPr>
+                <w:p>
+                  <w:pPr>
+                    <w:jc w:val="center"/>
+                  </w:pPr>
+                  <w:r>
+                    <w:rPr>
+                      <w:rFonts w:ascii="SimSun" w:hAnsi="SimSun" w:eastAsia="SimSun"/>
+                      <w:b/>
+                      <w:sz w:val="20"/>
+                    </w:rPr>
+                    <w:t>策略</w:t>
+                  </w:r>
+                </w:p>
+              </w:tc>
+              <w:tc>
+                <w:tcPr>
+                  <w:tcW w:w="1136" w:type="dxa"/>
+                </w:tcPr>
+                <w:p>
+                  <w:pPr>
+                    <w:jc w:val="center"/>
+                  </w:pPr>
+                  <w:r>
+                    <w:rPr>
+                      <w:rFonts w:ascii="SimSun" w:hAnsi="SimSun" w:eastAsia="SimSun"/>
+                      <w:b/>
+                      <w:sz w:val="20"/>
+                    </w:rPr>
+                    <w:t>Precision(Yes)</w:t>
+                  </w:r>
+                </w:p>
+              </w:tc>
+              <w:tc>
+                <w:tcPr>
+                  <w:tcW w:w="979" w:type="dxa"/>
+                </w:tcPr>
+                <w:p>
+                  <w:pPr>
+                    <w:jc w:val="center"/>
+                  </w:pPr>
+                  <w:r>
+                    <w:rPr>
+                      <w:rFonts w:ascii="SimSun" w:hAnsi="SimSun" w:eastAsia="SimSun"/>
+                      <w:b/>
+                      <w:sz w:val="20"/>
+                    </w:rPr>
+                    <w:t>Recall(Yes)</w:t>
+                  </w:r>
+                </w:p>
+              </w:tc>
+              <w:tc>
+                <w:tcPr>
+                  <w:tcW w:w="1080" w:type="dxa"/>
+                </w:tcPr>
+                <w:p>
+                  <w:pPr>
+                    <w:jc w:val="center"/>
+                  </w:pPr>
+                  <w:r>
+                    <w:rPr>
+                      <w:rFonts w:ascii="SimSun" w:hAnsi="SimSun" w:eastAsia="SimSun"/>
+                      <w:b/>
+                      <w:sz w:val="20"/>
+                    </w:rPr>
+                    <w:t>F1(Yes)</w:t>
+                  </w:r>
+                </w:p>
+              </w:tc>
+              <w:tc>
+                <w:tcPr>
+                  <w:tcW w:w="1320" w:type="dxa"/>
+                </w:tcPr>
+                <w:p>
+                  <w:pPr>
+                    <w:jc w:val="center"/>
+                  </w:pPr>
+                  <w:r>
+                    <w:rPr>
+                      <w:rFonts w:ascii="SimSun" w:hAnsi="SimSun" w:eastAsia="SimSun"/>
+                      <w:b/>
+                      <w:sz w:val="20"/>
+                    </w:rPr>
+                    <w:t>Accuracy</w:t>
+                  </w:r>
+                </w:p>
+              </w:tc>
+              <w:tc>
+                <w:tcPr>
+                  <w:tcW w:w="917" w:type="dxa"/>
+                </w:tcPr>
+                <w:p>
+                  <w:pPr>
+                    <w:jc w:val="center"/>
+                  </w:pPr>
+                  <w:r>
+                    <w:rPr>
+                      <w:rFonts w:ascii="SimSun" w:hAnsi="SimSun" w:eastAsia="SimSun"/>
+                      <w:b/>
+                      <w:sz w:val="20"/>
+                    </w:rPr>
+                    <w:t>AUC</w:t>
+                  </w:r>
+                </w:p>
+              </w:tc>
+              <w:tc>
+                <w:tcPr>
                   <w:tcW w:w="1074" w:type="dxa"/>
-                  <w:tcBorders>
-                    <w:top w:val="single" w:color="000000" w:sz="12" w:space="0"/>
-                    <w:left w:val="nil"/>
-                    <w:bottom w:val="single" w:color="000000" w:sz="4" w:space="0"/>
-                    <w:right w:val="nil"/>
-                    <w:tl2br w:val="nil"/>
-                  </w:tcBorders>
-                  <w:shd w:val="clear" w:color="auto" w:fill="FFFFFF"/>
-                </w:tcPr>
-                <w:p>
-                  <w:pPr>
-                    <w:jc w:val="center"/>
-                    <w:rPr>
-                      <w:b w:val="0"/>
-                      <w:color w:val="000000"/>
-                    </w:rPr>
-                  </w:pPr>
-                  <w:r>
-                    <w:rPr>
-                      <w:rFonts w:ascii="SimSun" w:hAnsi="SimSun" w:eastAsia="SimSun"/>
-                      <w:b w:val="0"/>
-                      <w:color w:val="000000"/>
-                      <w:sz w:val="20"/>
-                    </w:rPr>
-                    <w:t>策略</w:t>
+                </w:tcPr>
+                <w:p>
+                  <w:pPr>
+                    <w:jc w:val="center"/>
+                  </w:pPr>
+                  <w:r>
+                    <w:rPr>
+                      <w:rFonts w:ascii="SimSun" w:hAnsi="SimSun" w:eastAsia="SimSun"/>
+                      <w:b/>
+                      <w:sz w:val="20"/>
+                    </w:rPr>
+                    <w:t>TN/FP/FN/TP</w:t>
                   </w:r>
                 </w:p>
               </w:tc>
               <w:tc>
                 <w:tcPr>
                   <w:tcW w:w="1074" w:type="dxa"/>
-                  <w:tcBorders>
-                    <w:top w:val="single" w:color="000000" w:sz="12" w:space="0"/>
-                    <w:left w:val="nil"/>
-                    <w:bottom w:val="single" w:color="000000" w:sz="4" w:space="0"/>
-                    <w:right w:val="nil"/>
-                  </w:tcBorders>
-                  <w:shd w:val="clear" w:color="auto" w:fill="FFFFFF"/>
-                </w:tcPr>
-                <w:p>
-                  <w:pPr>
-                    <w:jc w:val="center"/>
-                    <w:rPr>
-                      <w:b w:val="0"/>
-                      <w:color w:val="000000"/>
-                    </w:rPr>
-                  </w:pPr>
-                  <w:r>
-                    <w:rPr>
-                      <w:rFonts w:ascii="SimSun" w:hAnsi="SimSun" w:eastAsia="SimSun"/>
-                      <w:b w:val="0"/>
-                      <w:color w:val="000000"/>
-                      <w:sz w:val="20"/>
-                    </w:rPr>
-                    <w:t>Precision(Yes)</w:t>
-                  </w:r>
-                </w:p>
-              </w:tc>
-              <w:tc>
-                <w:tcPr>
-                  <w:tcW w:w="1074" w:type="dxa"/>
-                  <w:tcBorders>
-                    <w:top w:val="single" w:color="000000" w:sz="12" w:space="0"/>
-                    <w:left w:val="nil"/>
-                    <w:bottom w:val="single" w:color="000000" w:sz="4" w:space="0"/>
-                    <w:right w:val="nil"/>
-                  </w:tcBorders>
-                  <w:shd w:val="clear" w:color="auto" w:fill="FFFFFF"/>
-                </w:tcPr>
-                <w:p>
-                  <w:pPr>
-                    <w:jc w:val="center"/>
-                    <w:rPr>
-                      <w:b w:val="0"/>
-                      <w:color w:val="000000"/>
-                    </w:rPr>
-                  </w:pPr>
-                  <w:r>
-                    <w:rPr>
-                      <w:rFonts w:ascii="SimSun" w:hAnsi="SimSun" w:eastAsia="SimSun"/>
-                      <w:b w:val="0"/>
-                      <w:color w:val="000000"/>
-                      <w:sz w:val="20"/>
-                    </w:rPr>
-                    <w:t>Recall(Yes)</w:t>
-                  </w:r>
-                </w:p>
-              </w:tc>
-              <w:tc>
-                <w:tcPr>
-                  <w:tcW w:w="1074" w:type="dxa"/>
-                  <w:tcBorders>
-                    <w:top w:val="single" w:color="000000" w:sz="12" w:space="0"/>
-                    <w:left w:val="nil"/>
-                    <w:bottom w:val="single" w:color="000000" w:sz="4" w:space="0"/>
-                    <w:right w:val="nil"/>
-                  </w:tcBorders>
-                  <w:shd w:val="clear" w:color="auto" w:fill="FFFFFF"/>
-                </w:tcPr>
-                <w:p>
-                  <w:pPr>
-                    <w:jc w:val="center"/>
-                    <w:rPr>
-                      <w:b w:val="0"/>
-                      <w:color w:val="000000"/>
-                    </w:rPr>
-                  </w:pPr>
-                  <w:r>
-                    <w:rPr>
-                      <w:rFonts w:ascii="SimSun" w:hAnsi="SimSun" w:eastAsia="SimSun"/>
-                      <w:b w:val="0"/>
-                      <w:color w:val="000000"/>
-                      <w:sz w:val="20"/>
-                    </w:rPr>
-                    <w:t>F1(Yes)</w:t>
-                  </w:r>
-                </w:p>
-              </w:tc>
-              <w:tc>
-                <w:tcPr>
-                  <w:tcW w:w="1074" w:type="dxa"/>
-                  <w:tcBorders>
-                    <w:top w:val="single" w:color="000000" w:sz="12" w:space="0"/>
-                    <w:left w:val="nil"/>
-                    <w:bottom w:val="single" w:color="000000" w:sz="4" w:space="0"/>
-                    <w:right w:val="nil"/>
-                  </w:tcBorders>
-                  <w:shd w:val="clear" w:color="auto" w:fill="FFFFFF"/>
-                </w:tcPr>
-                <w:p>
-                  <w:pPr>
-                    <w:jc w:val="center"/>
-                    <w:rPr>
-                      <w:b w:val="0"/>
-                      <w:color w:val="000000"/>
-                    </w:rPr>
-                  </w:pPr>
-                  <w:r>
-                    <w:rPr>
-                      <w:rFonts w:ascii="SimSun" w:hAnsi="SimSun" w:eastAsia="SimSun"/>
-                      <w:b w:val="0"/>
-                      <w:color w:val="000000"/>
-                      <w:sz w:val="20"/>
-                    </w:rPr>
-                    <w:t>Accuracy</w:t>
-                  </w:r>
-                </w:p>
-              </w:tc>
-              <w:tc>
-                <w:tcPr>
-                  <w:tcW w:w="1074" w:type="dxa"/>
-                  <w:tcBorders>
-                    <w:top w:val="single" w:color="000000" w:sz="12" w:space="0"/>
-                    <w:left w:val="nil"/>
-                    <w:bottom w:val="single" w:color="000000" w:sz="4" w:space="0"/>
-                    <w:right w:val="nil"/>
-                  </w:tcBorders>
-                  <w:shd w:val="clear" w:color="auto" w:fill="FFFFFF"/>
-                </w:tcPr>
-                <w:p>
-                  <w:pPr>
-                    <w:jc w:val="center"/>
-                    <w:rPr>
-                      <w:b w:val="0"/>
-                      <w:color w:val="000000"/>
-                    </w:rPr>
-                  </w:pPr>
-                  <w:r>
-                    <w:rPr>
-                      <w:rFonts w:ascii="SimSun" w:hAnsi="SimSun" w:eastAsia="SimSun"/>
-                      <w:b w:val="0"/>
-                      <w:color w:val="000000"/>
-                      <w:sz w:val="20"/>
-                    </w:rPr>
-                    <w:t>AUC</w:t>
-                  </w:r>
-                </w:p>
-              </w:tc>
-              <w:tc>
-                <w:tcPr>
-                  <w:tcW w:w="1074" w:type="dxa"/>
-                  <w:tcBorders>
-                    <w:top w:val="single" w:color="000000" w:sz="12" w:space="0"/>
-                    <w:left w:val="nil"/>
-                    <w:bottom w:val="single" w:color="000000" w:sz="4" w:space="0"/>
-                    <w:right w:val="nil"/>
-                  </w:tcBorders>
-                  <w:shd w:val="clear" w:color="auto" w:fill="FFFFFF"/>
-                </w:tcPr>
-                <w:p>
-                  <w:pPr>
-                    <w:jc w:val="center"/>
-                    <w:rPr>
-                      <w:b w:val="0"/>
-                      <w:color w:val="000000"/>
-                    </w:rPr>
-                  </w:pPr>
-                  <w:r>
-                    <w:rPr>
-                      <w:rFonts w:ascii="SimSun" w:hAnsi="SimSun" w:eastAsia="SimSun"/>
-                      <w:b w:val="0"/>
-                      <w:color w:val="000000"/>
-                      <w:sz w:val="20"/>
-                    </w:rPr>
-                    <w:t>TN/FP/FN/TP</w:t>
-                  </w:r>
-                </w:p>
-              </w:tc>
-              <w:tc>
-                <w:tcPr>
-                  <w:tcW w:w="1074" w:type="dxa"/>
-                  <w:tcBorders>
-                    <w:top w:val="single" w:color="000000" w:sz="12" w:space="0"/>
-                    <w:left w:val="nil"/>
-                    <w:bottom w:val="single" w:color="000000" w:sz="4" w:space="0"/>
-                    <w:right w:val="nil"/>
-                  </w:tcBorders>
-                  <w:shd w:val="clear" w:color="auto" w:fill="FFFFFF"/>
-                </w:tcPr>
-                <w:p>
-                  <w:pPr>
-                    <w:jc w:val="center"/>
-                    <w:rPr>
-                      <w:b w:val="0"/>
-                      <w:color w:val="000000"/>
-                    </w:rPr>
-                  </w:pPr>
-                  <w:r>
-                    <w:rPr>
-                      <w:rFonts w:ascii="SimSun" w:hAnsi="SimSun" w:eastAsia="SimSun"/>
-                      <w:b w:val="0"/>
-                      <w:color w:val="000000"/>
+                </w:tcPr>
+                <w:p>
+                  <w:pPr>
+                    <w:jc w:val="center"/>
+                  </w:pPr>
+                  <w:r>
+                    <w:rPr>
+                      <w:rFonts w:ascii="SimSun" w:hAnsi="SimSun" w:eastAsia="SimSun"/>
+                      <w:b/>
                       <w:sz w:val="20"/>
                     </w:rPr>
                     <w:t>非零系数</w:t>
@@ -3793,246 +5410,149 @@
               <w:tblPrEx>
                 <w:tblCellMar>
                   <w:top w:w="0" w:type="dxa"/>
-                  <w:left w:w="10" w:type="dxa"/>
+                  <w:left w:w="108" w:type="dxa"/>
                   <w:bottom w:w="0" w:type="dxa"/>
-                  <w:right w:w="10" w:type="dxa"/>
+                  <w:right w:w="108" w:type="dxa"/>
                 </w:tblCellMar>
               </w:tblPrEx>
               <w:tc>
                 <w:tcPr>
+                  <w:tcW w:w="1012" w:type="dxa"/>
+                </w:tcPr>
+                <w:p>
+                  <w:pPr>
+                    <w:jc w:val="center"/>
+                  </w:pPr>
+                  <w:r>
+                    <w:rPr>
+                      <w:rFonts w:ascii="SimSun" w:hAnsi="SimSun" w:eastAsia="SimSun"/>
+                      <w:b w:val="0"/>
+                      <w:sz w:val="20"/>
+                    </w:rPr>
+                    <w:t>SMOTE</w:t>
+                  </w:r>
+                </w:p>
+              </w:tc>
+              <w:tc>
+                <w:tcPr>
+                  <w:tcW w:w="1136" w:type="dxa"/>
+                </w:tcPr>
+                <w:p>
+                  <w:pPr>
+                    <w:jc w:val="center"/>
+                  </w:pPr>
+                  <w:r>
+                    <w:rPr>
+                      <w:rFonts w:ascii="SimSun" w:hAnsi="SimSun" w:eastAsia="SimSun"/>
+                      <w:b w:val="0"/>
+                      <w:sz w:val="20"/>
+                    </w:rPr>
+                    <w:t>0.54</w:t>
+                  </w:r>
+                </w:p>
+              </w:tc>
+              <w:tc>
+                <w:tcPr>
+                  <w:tcW w:w="979" w:type="dxa"/>
+                </w:tcPr>
+                <w:p>
+                  <w:pPr>
+                    <w:jc w:val="center"/>
+                  </w:pPr>
+                  <w:r>
+                    <w:rPr>
+                      <w:rFonts w:ascii="SimSun" w:hAnsi="SimSun" w:eastAsia="SimSun"/>
+                      <w:b w:val="0"/>
+                      <w:sz w:val="20"/>
+                    </w:rPr>
+                    <w:t>0.83</w:t>
+                  </w:r>
+                </w:p>
+              </w:tc>
+              <w:tc>
+                <w:tcPr>
+                  <w:tcW w:w="1080" w:type="dxa"/>
+                </w:tcPr>
+                <w:p>
+                  <w:pPr>
+                    <w:jc w:val="center"/>
+                  </w:pPr>
+                  <w:r>
+                    <w:rPr>
+                      <w:rFonts w:ascii="SimSun" w:hAnsi="SimSun" w:eastAsia="SimSun"/>
+                      <w:b w:val="0"/>
+                      <w:sz w:val="20"/>
+                    </w:rPr>
+                    <w:t>0.65</w:t>
+                  </w:r>
+                </w:p>
+              </w:tc>
+              <w:tc>
+                <w:tcPr>
+                  <w:tcW w:w="1320" w:type="dxa"/>
+                </w:tcPr>
+                <w:p>
+                  <w:pPr>
+                    <w:jc w:val="center"/>
+                  </w:pPr>
+                  <w:r>
+                    <w:rPr>
+                      <w:rFonts w:ascii="SimSun" w:hAnsi="SimSun" w:eastAsia="SimSun"/>
+                      <w:b w:val="0"/>
+                      <w:sz w:val="20"/>
+                    </w:rPr>
+                    <w:t>90.0%</w:t>
+                  </w:r>
+                </w:p>
+              </w:tc>
+              <w:tc>
+                <w:tcPr>
+                  <w:tcW w:w="917" w:type="dxa"/>
+                </w:tcPr>
+                <w:p>
+                  <w:pPr>
+                    <w:jc w:val="center"/>
+                  </w:pPr>
+                  <w:r>
+                    <w:rPr>
+                      <w:rFonts w:ascii="SimSun" w:hAnsi="SimSun" w:eastAsia="SimSun"/>
+                      <w:b w:val="0"/>
+                      <w:sz w:val="20"/>
+                    </w:rPr>
+                    <w:t>0.9499</w:t>
+                  </w:r>
+                </w:p>
+              </w:tc>
+              <w:tc>
+                <w:tcPr>
                   <w:tcW w:w="1074" w:type="dxa"/>
-                  <w:tcBorders>
-                    <w:top w:val="single" w:color="000000" w:sz="4" w:space="0"/>
-                    <w:left w:val="nil"/>
-                    <w:bottom w:val="nil"/>
-                    <w:right w:val="nil"/>
-                    <w:tl2br w:val="nil"/>
-                  </w:tcBorders>
-                  <w:shd w:val="clear" w:color="auto" w:fill="FFFFFF"/>
-                </w:tcPr>
-                <w:p>
-                  <w:pPr>
-                    <w:jc w:val="center"/>
-                    <w:rPr>
-                      <w:b w:val="0"/>
-                      <w:color w:val="000000"/>
-                    </w:rPr>
-                  </w:pPr>
-                  <w:r>
-                    <w:rPr>
-                      <w:rFonts w:ascii="SimSun" w:hAnsi="SimSun" w:eastAsia="SimSun"/>
-                      <w:b w:val="0"/>
-                      <w:color w:val="000000"/>
-                      <w:sz w:val="20"/>
-                    </w:rPr>
-                    <w:t>SMOTE</w:t>
+                </w:tcPr>
+                <w:p>
+                  <w:pPr>
+                    <w:jc w:val="center"/>
+                  </w:pPr>
+                  <w:r>
+                    <w:rPr>
+                      <w:rFonts w:ascii="SimSun" w:hAnsi="SimSun" w:eastAsia="SimSun"/>
+                      <w:b w:val="0"/>
+                      <w:sz w:val="20"/>
+                    </w:rPr>
+                    <w:t>6649/661/162/766</w:t>
                   </w:r>
                 </w:p>
               </w:tc>
               <w:tc>
                 <w:tcPr>
                   <w:tcW w:w="1074" w:type="dxa"/>
-                  <w:tcBorders>
-                    <w:top w:val="single" w:color="000000" w:sz="4" w:space="0"/>
-                    <w:left w:val="nil"/>
-                    <w:bottom w:val="nil"/>
-                    <w:right w:val="nil"/>
-                  </w:tcBorders>
-                  <w:shd w:val="clear" w:color="auto" w:fill="FFFFFF"/>
-                </w:tcPr>
-                <w:p>
-                  <w:pPr>
-                    <w:jc w:val="center"/>
-                    <w:rPr>
-                      <w:b w:val="0"/>
-                      <w:color w:val="000000"/>
-                    </w:rPr>
-                  </w:pPr>
-                  <w:r>
-                    <w:rPr>
-                      <w:rFonts w:ascii="SimSun" w:hAnsi="SimSun" w:eastAsia="SimSun"/>
-                      <w:b w:val="0"/>
-                      <w:color w:val="000000"/>
-                      <w:sz w:val="20"/>
-                    </w:rPr>
-                    <w:t>0.54</w:t>
-                  </w:r>
-                </w:p>
-              </w:tc>
-              <w:tc>
-                <w:tcPr>
-                  <w:tcW w:w="1074" w:type="dxa"/>
-                  <w:tcBorders>
-                    <w:top w:val="single" w:color="000000" w:sz="4" w:space="0"/>
-                    <w:left w:val="nil"/>
-                    <w:bottom w:val="nil"/>
-                    <w:right w:val="nil"/>
-                  </w:tcBorders>
-                  <w:shd w:val="clear" w:color="auto" w:fill="FFFFFF"/>
-                </w:tcPr>
-                <w:p>
-                  <w:pPr>
-                    <w:jc w:val="center"/>
-                    <w:rPr>
-                      <w:b w:val="0"/>
-                      <w:color w:val="000000"/>
-                    </w:rPr>
-                  </w:pPr>
-                  <w:r>
-                    <w:rPr>
-                      <w:rFonts w:ascii="SimSun" w:hAnsi="SimSun" w:eastAsia="SimSun"/>
-                      <w:b w:val="0"/>
-                      <w:color w:val="000000"/>
-                      <w:sz w:val="20"/>
-                    </w:rPr>
-                    <w:t>0.83</w:t>
-                  </w:r>
-                </w:p>
-              </w:tc>
-              <w:tc>
-                <w:tcPr>
-                  <w:tcW w:w="1074" w:type="dxa"/>
-                  <w:tcBorders>
-                    <w:top w:val="single" w:color="000000" w:sz="4" w:space="0"/>
-                    <w:left w:val="nil"/>
-                    <w:bottom w:val="nil"/>
-                    <w:right w:val="nil"/>
-                  </w:tcBorders>
-                  <w:shd w:val="clear" w:color="auto" w:fill="FFFFFF"/>
-                </w:tcPr>
-                <w:p>
-                  <w:pPr>
-                    <w:jc w:val="center"/>
-                    <w:rPr>
-                      <w:b w:val="0"/>
-                      <w:color w:val="000000"/>
-                    </w:rPr>
-                  </w:pPr>
-                  <w:r>
-                    <w:rPr>
-                      <w:rFonts w:ascii="SimSun" w:hAnsi="SimSun" w:eastAsia="SimSun"/>
-                      <w:b w:val="0"/>
-                      <w:color w:val="000000"/>
-                      <w:sz w:val="20"/>
-                    </w:rPr>
-                    <w:t>0.65</w:t>
-                  </w:r>
-                </w:p>
-              </w:tc>
-              <w:tc>
-                <w:tcPr>
-                  <w:tcW w:w="1074" w:type="dxa"/>
-                  <w:tcBorders>
-                    <w:top w:val="single" w:color="000000" w:sz="4" w:space="0"/>
-                    <w:left w:val="nil"/>
-                    <w:bottom w:val="nil"/>
-                    <w:right w:val="nil"/>
-                  </w:tcBorders>
-                  <w:shd w:val="clear" w:color="auto" w:fill="FFFFFF"/>
-                </w:tcPr>
-                <w:p>
-                  <w:pPr>
-                    <w:jc w:val="center"/>
-                    <w:rPr>
-                      <w:b w:val="0"/>
-                      <w:color w:val="000000"/>
-                    </w:rPr>
-                  </w:pPr>
-                  <w:r>
-                    <w:rPr>
-                      <w:rFonts w:ascii="SimSun" w:hAnsi="SimSun" w:eastAsia="SimSun"/>
-                      <w:b w:val="0"/>
-                      <w:color w:val="000000"/>
-                      <w:sz w:val="20"/>
-                    </w:rPr>
-                    <w:t>90.0%</w:t>
-                  </w:r>
-                </w:p>
-              </w:tc>
-              <w:tc>
-                <w:tcPr>
-                  <w:tcW w:w="1074" w:type="dxa"/>
-                  <w:tcBorders>
-                    <w:top w:val="single" w:color="000000" w:sz="4" w:space="0"/>
-                    <w:left w:val="nil"/>
-                    <w:bottom w:val="nil"/>
-                    <w:right w:val="nil"/>
-                  </w:tcBorders>
-                  <w:shd w:val="clear" w:color="auto" w:fill="FFFFFF"/>
-                </w:tcPr>
-                <w:p>
-                  <w:pPr>
-                    <w:jc w:val="center"/>
-                    <w:rPr>
-                      <w:b w:val="0"/>
-                      <w:color w:val="000000"/>
-                    </w:rPr>
-                  </w:pPr>
-                  <w:r>
-                    <w:rPr>
-                      <w:rFonts w:ascii="SimSun" w:hAnsi="SimSun" w:eastAsia="SimSun"/>
-                      <w:b w:val="0"/>
-                      <w:color w:val="000000"/>
-                      <w:sz w:val="20"/>
-                    </w:rPr>
-                    <w:t>0.9499</w:t>
-                  </w:r>
-                </w:p>
-              </w:tc>
-              <w:tc>
-                <w:tcPr>
-                  <w:tcW w:w="1074" w:type="dxa"/>
-                  <w:tcBorders>
-                    <w:top w:val="single" w:color="000000" w:sz="4" w:space="0"/>
-                    <w:left w:val="nil"/>
-                    <w:bottom w:val="nil"/>
-                    <w:right w:val="nil"/>
-                  </w:tcBorders>
-                  <w:shd w:val="clear" w:color="auto" w:fill="FFFFFF"/>
-                </w:tcPr>
-                <w:p>
-                  <w:pPr>
-                    <w:jc w:val="center"/>
-                    <w:rPr>
-                      <w:b w:val="0"/>
-                      <w:color w:val="000000"/>
-                    </w:rPr>
-                  </w:pPr>
-                  <w:r>
-                    <w:rPr>
-                      <w:rFonts w:ascii="SimSun" w:hAnsi="SimSun" w:eastAsia="SimSun"/>
-                      <w:b w:val="0"/>
-                      <w:color w:val="000000"/>
-                      <w:sz w:val="20"/>
-                    </w:rPr>
-                    <w:t>6649/661/162/766</w:t>
-                  </w:r>
-                </w:p>
-              </w:tc>
-              <w:tc>
-                <w:tcPr>
-                  <w:tcW w:w="1074" w:type="dxa"/>
-                  <w:tcBorders>
-                    <w:top w:val="single" w:color="000000" w:sz="4" w:space="0"/>
-                    <w:left w:val="nil"/>
-                    <w:bottom w:val="nil"/>
-                    <w:right w:val="nil"/>
-                  </w:tcBorders>
-                  <w:shd w:val="clear" w:color="auto" w:fill="FFFFFF"/>
-                </w:tcPr>
-                <w:p>
-                  <w:pPr>
-                    <w:jc w:val="center"/>
-                    <w:rPr>
-                      <w:b w:val="0"/>
-                      <w:color w:val="000000"/>
-                    </w:rPr>
-                  </w:pPr>
-                  <w:r>
-                    <w:rPr>
-                      <w:rFonts w:ascii="SimSun" w:hAnsi="SimSun" w:eastAsia="SimSun"/>
-                      <w:b w:val="0"/>
-                      <w:color w:val="000000"/>
+                </w:tcPr>
+                <w:p>
+                  <w:pPr>
+                    <w:jc w:val="center"/>
+                  </w:pPr>
+                  <w:r>
+                    <w:rPr>
+                      <w:rFonts w:ascii="SimSun" w:hAnsi="SimSun" w:eastAsia="SimSun"/>
+                      <w:b w:val="0"/>
                       <w:sz w:val="20"/>
                     </w:rPr>
                     <w:t>178</w:t>
@@ -4044,490 +5564,172 @@
               <w:tblPrEx>
                 <w:tblCellMar>
                   <w:top w:w="0" w:type="dxa"/>
-                  <w:left w:w="10" w:type="dxa"/>
+                  <w:left w:w="108" w:type="dxa"/>
                   <w:bottom w:w="0" w:type="dxa"/>
-                  <w:right w:w="10" w:type="dxa"/>
+                  <w:right w:w="108" w:type="dxa"/>
                 </w:tblCellMar>
               </w:tblPrEx>
               <w:tc>
                 <w:tcPr>
+                  <w:tcW w:w="1012" w:type="dxa"/>
+                </w:tcPr>
+                <w:p>
+                  <w:pPr>
+                    <w:jc w:val="center"/>
+                    <w:rPr>
+                      <w:rFonts w:ascii="SimSun" w:hAnsi="SimSun" w:eastAsia="SimSun"/>
+                      <w:b w:val="0"/>
+                      <w:sz w:val="20"/>
+                    </w:rPr>
+                  </w:pPr>
+                  <w:r>
+                    <w:rPr>
+                      <w:rFonts w:ascii="SimSun" w:hAnsi="SimSun" w:eastAsia="SimSun"/>
+                      <w:b w:val="0"/>
+                      <w:sz w:val="20"/>
+                    </w:rPr>
+                    <w:t>Under</w:t>
+                  </w:r>
+                </w:p>
+                <w:p>
+                  <w:pPr>
+                    <w:jc w:val="center"/>
+                  </w:pPr>
+                  <w:bookmarkStart w:id="0" w:name="_GoBack"/>
+                  <w:bookmarkEnd w:id="0"/>
+                  <w:r>
+                    <w:rPr>
+                      <w:rFonts w:ascii="SimSun" w:hAnsi="SimSun" w:eastAsia="SimSun"/>
+                      <w:b w:val="0"/>
+                      <w:sz w:val="20"/>
+                    </w:rPr>
+                    <w:t>Sample</w:t>
+                  </w:r>
+                </w:p>
+              </w:tc>
+              <w:tc>
+                <w:tcPr>
+                  <w:tcW w:w="1136" w:type="dxa"/>
+                </w:tcPr>
+                <w:p>
+                  <w:pPr>
+                    <w:jc w:val="center"/>
+                  </w:pPr>
+                  <w:r>
+                    <w:rPr>
+                      <w:rFonts w:ascii="SimSun" w:hAnsi="SimSun" w:eastAsia="SimSun"/>
+                      <w:b w:val="0"/>
+                      <w:sz w:val="20"/>
+                    </w:rPr>
+                    <w:t>0.43</w:t>
+                  </w:r>
+                </w:p>
+              </w:tc>
+              <w:tc>
+                <w:tcPr>
+                  <w:tcW w:w="979" w:type="dxa"/>
+                </w:tcPr>
+                <w:p>
+                  <w:pPr>
+                    <w:jc w:val="center"/>
+                  </w:pPr>
+                  <w:r>
+                    <w:rPr>
+                      <w:rFonts w:ascii="SimSun" w:hAnsi="SimSun" w:eastAsia="SimSun"/>
+                      <w:b w:val="0"/>
+                      <w:sz w:val="20"/>
+                    </w:rPr>
+                    <w:t>0.94</w:t>
+                  </w:r>
+                </w:p>
+              </w:tc>
+              <w:tc>
+                <w:tcPr>
+                  <w:tcW w:w="1080" w:type="dxa"/>
+                </w:tcPr>
+                <w:p>
+                  <w:pPr>
+                    <w:jc w:val="center"/>
+                  </w:pPr>
+                  <w:r>
+                    <w:rPr>
+                      <w:rFonts w:ascii="SimSun" w:hAnsi="SimSun" w:eastAsia="SimSun"/>
+                      <w:b w:val="0"/>
+                      <w:sz w:val="20"/>
+                    </w:rPr>
+                    <w:t>0.59</w:t>
+                  </w:r>
+                </w:p>
+              </w:tc>
+              <w:tc>
+                <w:tcPr>
+                  <w:tcW w:w="1320" w:type="dxa"/>
+                </w:tcPr>
+                <w:p>
+                  <w:pPr>
+                    <w:jc w:val="center"/>
+                  </w:pPr>
+                  <w:r>
+                    <w:rPr>
+                      <w:rFonts w:ascii="SimSun" w:hAnsi="SimSun" w:eastAsia="SimSun"/>
+                      <w:b w:val="0"/>
+                      <w:sz w:val="20"/>
+                    </w:rPr>
+                    <w:t>85.0%</w:t>
+                  </w:r>
+                </w:p>
+              </w:tc>
+              <w:tc>
+                <w:tcPr>
+                  <w:tcW w:w="917" w:type="dxa"/>
+                </w:tcPr>
+                <w:p>
+                  <w:pPr>
+                    <w:jc w:val="center"/>
+                  </w:pPr>
+                  <w:r>
+                    <w:rPr>
+                      <w:rFonts w:ascii="SimSun" w:hAnsi="SimSun" w:eastAsia="SimSun"/>
+                      <w:b w:val="0"/>
+                      <w:sz w:val="20"/>
+                    </w:rPr>
+                    <w:t>0.9488</w:t>
+                  </w:r>
+                </w:p>
+              </w:tc>
+              <w:tc>
+                <w:tcPr>
                   <w:tcW w:w="1074" w:type="dxa"/>
-                  <w:tcBorders>
-                    <w:top w:val="nil"/>
-                    <w:left w:val="nil"/>
-                    <w:bottom w:val="nil"/>
-                    <w:right w:val="nil"/>
-                  </w:tcBorders>
-                  <w:shd w:val="clear" w:color="auto" w:fill="FFFFFF"/>
-                </w:tcPr>
-                <w:p>
-                  <w:pPr>
-                    <w:jc w:val="center"/>
-                    <w:rPr>
-                      <w:b w:val="0"/>
-                      <w:color w:val="000000"/>
-                    </w:rPr>
-                  </w:pPr>
-                  <w:r>
-                    <w:rPr>
-                      <w:rFonts w:ascii="SimSun" w:hAnsi="SimSun" w:eastAsia="SimSun"/>
-                      <w:b w:val="0"/>
-                      <w:color w:val="000000"/>
-                      <w:sz w:val="20"/>
-                    </w:rPr>
-                    <w:t>UnderSample</w:t>
+                </w:tcPr>
+                <w:p>
+                  <w:pPr>
+                    <w:jc w:val="center"/>
+                  </w:pPr>
+                  <w:r>
+                    <w:rPr>
+                      <w:rFonts w:ascii="SimSun" w:hAnsi="SimSun" w:eastAsia="SimSun"/>
+                      <w:b w:val="0"/>
+                      <w:sz w:val="20"/>
+                    </w:rPr>
+                    <w:t>6161/1149/58/870</w:t>
                   </w:r>
                 </w:p>
               </w:tc>
               <w:tc>
                 <w:tcPr>
                   <w:tcW w:w="1074" w:type="dxa"/>
-                  <w:tcBorders>
-                    <w:top w:val="nil"/>
-                    <w:left w:val="nil"/>
-                    <w:bottom w:val="nil"/>
-                    <w:right w:val="nil"/>
-                  </w:tcBorders>
-                  <w:shd w:val="clear" w:color="auto" w:fill="FFFFFF"/>
-                </w:tcPr>
-                <w:p>
-                  <w:pPr>
-                    <w:jc w:val="center"/>
-                    <w:rPr>
-                      <w:b w:val="0"/>
-                      <w:color w:val="000000"/>
-                    </w:rPr>
-                  </w:pPr>
-                  <w:r>
-                    <w:rPr>
-                      <w:rFonts w:ascii="SimSun" w:hAnsi="SimSun" w:eastAsia="SimSun"/>
-                      <w:b w:val="0"/>
-                      <w:color w:val="000000"/>
-                      <w:sz w:val="20"/>
-                    </w:rPr>
-                    <w:t>0.43</w:t>
-                  </w:r>
-                </w:p>
-              </w:tc>
-              <w:tc>
-                <w:tcPr>
-                  <w:tcW w:w="1074" w:type="dxa"/>
-                  <w:tcBorders>
-                    <w:top w:val="nil"/>
-                    <w:left w:val="nil"/>
-                    <w:bottom w:val="nil"/>
-                    <w:right w:val="nil"/>
-                  </w:tcBorders>
-                  <w:shd w:val="clear" w:color="auto" w:fill="FFFFFF"/>
-                </w:tcPr>
-                <w:p>
-                  <w:pPr>
-                    <w:jc w:val="center"/>
-                    <w:rPr>
-                      <w:b w:val="0"/>
-                      <w:color w:val="000000"/>
-                    </w:rPr>
-                  </w:pPr>
-                  <w:r>
-                    <w:rPr>
-                      <w:rFonts w:ascii="SimSun" w:hAnsi="SimSun" w:eastAsia="SimSun"/>
-                      <w:b w:val="0"/>
-                      <w:color w:val="000000"/>
-                      <w:sz w:val="20"/>
-                    </w:rPr>
-                    <w:t>0.94</w:t>
-                  </w:r>
-                </w:p>
-              </w:tc>
-              <w:tc>
-                <w:tcPr>
-                  <w:tcW w:w="1074" w:type="dxa"/>
-                  <w:tcBorders>
-                    <w:top w:val="nil"/>
-                    <w:left w:val="nil"/>
-                    <w:bottom w:val="nil"/>
-                    <w:right w:val="nil"/>
-                  </w:tcBorders>
-                  <w:shd w:val="clear" w:color="auto" w:fill="FFFFFF"/>
-                </w:tcPr>
-                <w:p>
-                  <w:pPr>
-                    <w:jc w:val="center"/>
-                    <w:rPr>
-                      <w:b w:val="0"/>
-                      <w:color w:val="000000"/>
-                    </w:rPr>
-                  </w:pPr>
-                  <w:r>
-                    <w:rPr>
-                      <w:rFonts w:ascii="SimSun" w:hAnsi="SimSun" w:eastAsia="SimSun"/>
-                      <w:b w:val="0"/>
-                      <w:color w:val="000000"/>
-                      <w:sz w:val="20"/>
-                    </w:rPr>
-                    <w:t>0.59</w:t>
-                  </w:r>
-                </w:p>
-              </w:tc>
-              <w:tc>
-                <w:tcPr>
-                  <w:tcW w:w="1074" w:type="dxa"/>
-                  <w:tcBorders>
-                    <w:top w:val="nil"/>
-                    <w:left w:val="nil"/>
-                    <w:bottom w:val="nil"/>
-                    <w:right w:val="nil"/>
-                  </w:tcBorders>
-                  <w:shd w:val="clear" w:color="auto" w:fill="FFFFFF"/>
-                </w:tcPr>
-                <w:p>
-                  <w:pPr>
-                    <w:jc w:val="center"/>
-                    <w:rPr>
-                      <w:b w:val="0"/>
-                      <w:color w:val="000000"/>
-                    </w:rPr>
-                  </w:pPr>
-                  <w:r>
-                    <w:rPr>
-                      <w:rFonts w:ascii="SimSun" w:hAnsi="SimSun" w:eastAsia="SimSun"/>
-                      <w:b w:val="0"/>
-                      <w:color w:val="000000"/>
-                      <w:sz w:val="20"/>
-                    </w:rPr>
-                    <w:t>85.0%</w:t>
-                  </w:r>
-                </w:p>
-              </w:tc>
-              <w:tc>
-                <w:tcPr>
-                  <w:tcW w:w="1074" w:type="dxa"/>
-                  <w:tcBorders>
-                    <w:top w:val="nil"/>
-                    <w:left w:val="nil"/>
-                    <w:bottom w:val="nil"/>
-                    <w:right w:val="nil"/>
-                  </w:tcBorders>
-                  <w:shd w:val="clear" w:color="auto" w:fill="FFFFFF"/>
-                </w:tcPr>
-                <w:p>
-                  <w:pPr>
-                    <w:jc w:val="center"/>
-                    <w:rPr>
-                      <w:b w:val="0"/>
-                      <w:color w:val="000000"/>
-                    </w:rPr>
-                  </w:pPr>
-                  <w:r>
-                    <w:rPr>
-                      <w:rFonts w:ascii="SimSun" w:hAnsi="SimSun" w:eastAsia="SimSun"/>
-                      <w:b w:val="0"/>
-                      <w:color w:val="000000"/>
-                      <w:sz w:val="20"/>
-                    </w:rPr>
-                    <w:t>0.9488</w:t>
-                  </w:r>
-                </w:p>
-              </w:tc>
-              <w:tc>
-                <w:tcPr>
-                  <w:tcW w:w="1074" w:type="dxa"/>
-                  <w:tcBorders>
-                    <w:top w:val="nil"/>
-                    <w:left w:val="nil"/>
-                    <w:bottom w:val="nil"/>
-                    <w:right w:val="nil"/>
-                  </w:tcBorders>
-                  <w:shd w:val="clear" w:color="auto" w:fill="FFFFFF"/>
-                </w:tcPr>
-                <w:p>
-                  <w:pPr>
-                    <w:jc w:val="center"/>
-                    <w:rPr>
-                      <w:b w:val="0"/>
-                      <w:color w:val="000000"/>
-                    </w:rPr>
-                  </w:pPr>
-                  <w:r>
-                    <w:rPr>
-                      <w:rFonts w:ascii="SimSun" w:hAnsi="SimSun" w:eastAsia="SimSun"/>
-                      <w:b w:val="0"/>
-                      <w:color w:val="000000"/>
-                      <w:sz w:val="20"/>
-                    </w:rPr>
-                    <w:t>6161/1149/58/870</w:t>
-                  </w:r>
-                </w:p>
-              </w:tc>
-              <w:tc>
-                <w:tcPr>
-                  <w:tcW w:w="1074" w:type="dxa"/>
-                  <w:tcBorders>
-                    <w:top w:val="nil"/>
-                    <w:left w:val="nil"/>
-                    <w:bottom w:val="nil"/>
-                    <w:right w:val="nil"/>
-                  </w:tcBorders>
-                  <w:shd w:val="clear" w:color="auto" w:fill="FFFFFF"/>
-                </w:tcPr>
-                <w:p>
-                  <w:pPr>
-                    <w:jc w:val="center"/>
-                    <w:rPr>
-                      <w:b w:val="0"/>
-                      <w:color w:val="000000"/>
-                    </w:rPr>
-                  </w:pPr>
-                  <w:r>
-                    <w:rPr>
-                      <w:rFonts w:ascii="SimSun" w:hAnsi="SimSun" w:eastAsia="SimSun"/>
-                      <w:b w:val="0"/>
-                      <w:color w:val="000000"/>
+                </w:tcPr>
+                <w:p>
+                  <w:pPr>
+                    <w:jc w:val="center"/>
+                  </w:pPr>
+                  <w:r>
+                    <w:rPr>
+                      <w:rFonts w:ascii="SimSun" w:hAnsi="SimSun" w:eastAsia="SimSun"/>
+                      <w:b w:val="0"/>
                       <w:sz w:val="20"/>
                     </w:rPr>
                     <w:t>56</w:t>
-                  </w:r>
-                </w:p>
-              </w:tc>
-            </w:tr>
-            <w:tr>
-              <w:tc>
-                <w:tcPr>
-                  <w:tcW w:w="1074" w:type="dxa"/>
-                  <w:tcBorders>
-                    <w:top w:val="nil"/>
-                    <w:left w:val="nil"/>
-                    <w:bottom w:val="nil"/>
-                    <w:right w:val="nil"/>
-                  </w:tcBorders>
-                  <w:shd w:val="clear" w:color="auto" w:fill="FFFFFF"/>
-                </w:tcPr>
-                <w:p>
-                  <w:pPr>
-                    <w:jc w:val="center"/>
-                    <w:rPr>
-                      <w:b w:val="0"/>
-                      <w:color w:val="000000"/>
-                    </w:rPr>
-                  </w:pPr>
-                  <w:r>
-                    <w:rPr>
-                      <w:rFonts w:ascii="SimSun" w:hAnsi="SimSun" w:eastAsia="SimSun"/>
-                      <w:b w:val="0"/>
-                      <w:color w:val="000000"/>
-                      <w:sz w:val="20"/>
-                    </w:rPr>
-                    <w:t>ClassWeight</w:t>
-                  </w:r>
-                </w:p>
-              </w:tc>
-              <w:tc>
-                <w:tcPr>
-                  <w:tcW w:w="1074" w:type="dxa"/>
-                  <w:tcBorders>
-                    <w:top w:val="nil"/>
-                    <w:left w:val="nil"/>
-                    <w:bottom w:val="nil"/>
-                    <w:right w:val="nil"/>
-                  </w:tcBorders>
-                  <w:shd w:val="clear" w:color="auto" w:fill="FFFFFF"/>
-                </w:tcPr>
-                <w:p>
-                  <w:pPr>
-                    <w:jc w:val="center"/>
-                    <w:rPr>
-                      <w:b w:val="0"/>
-                      <w:color w:val="000000"/>
-                    </w:rPr>
-                  </w:pPr>
-                  <w:r>
-                    <w:rPr>
-                      <w:rFonts w:ascii="SimSun" w:hAnsi="SimSun" w:eastAsia="SimSun"/>
-                      <w:b w:val="0"/>
-                      <w:color w:val="000000"/>
-                      <w:sz w:val="20"/>
-                    </w:rPr>
-                    <w:t>0.43</w:t>
-                  </w:r>
-                </w:p>
-              </w:tc>
-              <w:tc>
-                <w:tcPr>
-                  <w:tcW w:w="1074" w:type="dxa"/>
-                  <w:tcBorders>
-                    <w:top w:val="nil"/>
-                    <w:left w:val="nil"/>
-                    <w:bottom w:val="nil"/>
-                    <w:right w:val="nil"/>
-                  </w:tcBorders>
-                  <w:shd w:val="clear" w:color="auto" w:fill="FFFFFF"/>
-                </w:tcPr>
-                <w:p>
-                  <w:pPr>
-                    <w:jc w:val="center"/>
-                    <w:rPr>
-                      <w:b w:val="0"/>
-                      <w:color w:val="000000"/>
-                    </w:rPr>
-                  </w:pPr>
-                  <w:r>
-                    <w:rPr>
-                      <w:rFonts w:ascii="SimSun" w:hAnsi="SimSun" w:eastAsia="SimSun"/>
-                      <w:b w:val="0"/>
-                      <w:color w:val="000000"/>
-                      <w:sz w:val="20"/>
-                    </w:rPr>
-                    <w:t>0.95</w:t>
-                  </w:r>
-                </w:p>
-              </w:tc>
-              <w:tc>
-                <w:tcPr>
-                  <w:tcW w:w="1074" w:type="dxa"/>
-                  <w:tcBorders>
-                    <w:top w:val="nil"/>
-                    <w:left w:val="nil"/>
-                    <w:bottom w:val="nil"/>
-                    <w:right w:val="nil"/>
-                  </w:tcBorders>
-                  <w:shd w:val="clear" w:color="auto" w:fill="FFFFFF"/>
-                </w:tcPr>
-                <w:p>
-                  <w:pPr>
-                    <w:jc w:val="center"/>
-                    <w:rPr>
-                      <w:b w:val="0"/>
-                      <w:color w:val="000000"/>
-                    </w:rPr>
-                  </w:pPr>
-                  <w:r>
-                    <w:rPr>
-                      <w:rFonts w:ascii="SimSun" w:hAnsi="SimSun" w:eastAsia="SimSun"/>
-                      <w:b w:val="0"/>
-                      <w:color w:val="000000"/>
-                      <w:sz w:val="20"/>
-                    </w:rPr>
-                    <w:t>0.59</w:t>
-                  </w:r>
-                </w:p>
-              </w:tc>
-              <w:tc>
-                <w:tcPr>
-                  <w:tcW w:w="1074" w:type="dxa"/>
-                  <w:tcBorders>
-                    <w:top w:val="nil"/>
-                    <w:left w:val="nil"/>
-                    <w:bottom w:val="nil"/>
-                    <w:right w:val="nil"/>
-                  </w:tcBorders>
-                  <w:shd w:val="clear" w:color="auto" w:fill="FFFFFF"/>
-                </w:tcPr>
-                <w:p>
-                  <w:pPr>
-                    <w:jc w:val="center"/>
-                    <w:rPr>
-                      <w:b w:val="0"/>
-                      <w:color w:val="000000"/>
-                    </w:rPr>
-                  </w:pPr>
-                  <w:r>
-                    <w:rPr>
-                      <w:rFonts w:ascii="SimSun" w:hAnsi="SimSun" w:eastAsia="SimSun"/>
-                      <w:b w:val="0"/>
-                      <w:color w:val="000000"/>
-                      <w:sz w:val="20"/>
-                    </w:rPr>
-                    <w:t>85.0%</w:t>
-                  </w:r>
-                </w:p>
-              </w:tc>
-              <w:tc>
-                <w:tcPr>
-                  <w:tcW w:w="1074" w:type="dxa"/>
-                  <w:tcBorders>
-                    <w:top w:val="nil"/>
-                    <w:left w:val="nil"/>
-                    <w:bottom w:val="nil"/>
-                    <w:right w:val="nil"/>
-                  </w:tcBorders>
-                  <w:shd w:val="clear" w:color="auto" w:fill="FFFFFF"/>
-                </w:tcPr>
-                <w:p>
-                  <w:pPr>
-                    <w:jc w:val="center"/>
-                    <w:rPr>
-                      <w:b w:val="0"/>
-                      <w:color w:val="000000"/>
-                    </w:rPr>
-                  </w:pPr>
-                  <w:r>
-                    <w:rPr>
-                      <w:rFonts w:ascii="SimSun" w:hAnsi="SimSun" w:eastAsia="SimSun"/>
-                      <w:b w:val="0"/>
-                      <w:color w:val="000000"/>
-                      <w:sz w:val="20"/>
-                    </w:rPr>
-                    <w:t>0.9503</w:t>
-                  </w:r>
-                </w:p>
-              </w:tc>
-              <w:tc>
-                <w:tcPr>
-                  <w:tcW w:w="1074" w:type="dxa"/>
-                  <w:tcBorders>
-                    <w:top w:val="nil"/>
-                    <w:left w:val="nil"/>
-                    <w:bottom w:val="nil"/>
-                    <w:right w:val="nil"/>
-                  </w:tcBorders>
-                  <w:shd w:val="clear" w:color="auto" w:fill="FFFFFF"/>
-                </w:tcPr>
-                <w:p>
-                  <w:pPr>
-                    <w:jc w:val="center"/>
-                    <w:rPr>
-                      <w:b w:val="0"/>
-                      <w:color w:val="000000"/>
-                    </w:rPr>
-                  </w:pPr>
-                  <w:r>
-                    <w:rPr>
-                      <w:rFonts w:ascii="SimSun" w:hAnsi="SimSun" w:eastAsia="SimSun"/>
-                      <w:b w:val="0"/>
-                      <w:color w:val="000000"/>
-                      <w:sz w:val="20"/>
-                    </w:rPr>
-                    <w:t>6142/1168/50/878</w:t>
-                  </w:r>
-                </w:p>
-              </w:tc>
-              <w:tc>
-                <w:tcPr>
-                  <w:tcW w:w="1074" w:type="dxa"/>
-                  <w:tcBorders>
-                    <w:top w:val="nil"/>
-                    <w:left w:val="nil"/>
-                    <w:bottom w:val="nil"/>
-                    <w:right w:val="nil"/>
-                  </w:tcBorders>
-                  <w:shd w:val="clear" w:color="auto" w:fill="FFFFFF"/>
-                </w:tcPr>
-                <w:p>
-                  <w:pPr>
-                    <w:jc w:val="center"/>
-                    <w:rPr>
-                      <w:b w:val="0"/>
-                      <w:color w:val="000000"/>
-                    </w:rPr>
-                  </w:pPr>
-                  <w:r>
-                    <w:rPr>
-                      <w:rFonts w:ascii="SimSun" w:hAnsi="SimSun" w:eastAsia="SimSun"/>
-                      <w:b w:val="0"/>
-                      <w:color w:val="000000"/>
-                      <w:sz w:val="20"/>
-                    </w:rPr>
-                    <w:t>108</w:t>
                   </w:r>
                 </w:p>
               </w:tc>
@@ -4536,715 +5738,196 @@
               <w:tblPrEx>
                 <w:tblCellMar>
                   <w:top w:w="0" w:type="dxa"/>
-                  <w:left w:w="10" w:type="dxa"/>
+                  <w:left w:w="108" w:type="dxa"/>
                   <w:bottom w:w="0" w:type="dxa"/>
-                  <w:right w:w="10" w:type="dxa"/>
+                  <w:right w:w="108" w:type="dxa"/>
                 </w:tblCellMar>
               </w:tblPrEx>
               <w:tc>
                 <w:tcPr>
+                  <w:tcW w:w="1012" w:type="dxa"/>
+                </w:tcPr>
+                <w:p>
+                  <w:pPr>
+                    <w:jc w:val="center"/>
+                    <w:rPr>
+                      <w:rFonts w:ascii="SimSun" w:hAnsi="SimSun" w:eastAsia="SimSun"/>
+                      <w:b w:val="0"/>
+                      <w:sz w:val="20"/>
+                    </w:rPr>
+                  </w:pPr>
+                  <w:r>
+                    <w:rPr>
+                      <w:rFonts w:ascii="SimSun" w:hAnsi="SimSun" w:eastAsia="SimSun"/>
+                      <w:b w:val="0"/>
+                      <w:sz w:val="20"/>
+                    </w:rPr>
+                    <w:t>Class</w:t>
+                  </w:r>
+                </w:p>
+                <w:p>
+                  <w:pPr>
+                    <w:jc w:val="center"/>
+                  </w:pPr>
+                  <w:r>
+                    <w:rPr>
+                      <w:rFonts w:ascii="SimSun" w:hAnsi="SimSun" w:eastAsia="SimSun"/>
+                      <w:b w:val="0"/>
+                      <w:sz w:val="20"/>
+                    </w:rPr>
+                    <w:t>Weight</w:t>
+                  </w:r>
+                </w:p>
+              </w:tc>
+              <w:tc>
+                <w:tcPr>
+                  <w:tcW w:w="1136" w:type="dxa"/>
+                </w:tcPr>
+                <w:p>
+                  <w:pPr>
+                    <w:jc w:val="center"/>
+                  </w:pPr>
+                  <w:r>
+                    <w:rPr>
+                      <w:rFonts w:ascii="SimSun" w:hAnsi="SimSun" w:eastAsia="SimSun"/>
+                      <w:b w:val="0"/>
+                      <w:sz w:val="20"/>
+                    </w:rPr>
+                    <w:t>0.43</w:t>
+                  </w:r>
+                </w:p>
+              </w:tc>
+              <w:tc>
+                <w:tcPr>
+                  <w:tcW w:w="979" w:type="dxa"/>
+                </w:tcPr>
+                <w:p>
+                  <w:pPr>
+                    <w:jc w:val="center"/>
+                  </w:pPr>
+                  <w:r>
+                    <w:rPr>
+                      <w:rFonts w:ascii="SimSun" w:hAnsi="SimSun" w:eastAsia="SimSun"/>
+                      <w:b w:val="0"/>
+                      <w:sz w:val="20"/>
+                    </w:rPr>
+                    <w:t>0.95</w:t>
+                  </w:r>
+                </w:p>
+              </w:tc>
+              <w:tc>
+                <w:tcPr>
+                  <w:tcW w:w="1080" w:type="dxa"/>
+                </w:tcPr>
+                <w:p>
+                  <w:pPr>
+                    <w:jc w:val="center"/>
+                  </w:pPr>
+                  <w:r>
+                    <w:rPr>
+                      <w:rFonts w:ascii="SimSun" w:hAnsi="SimSun" w:eastAsia="SimSun"/>
+                      <w:b w:val="0"/>
+                      <w:sz w:val="20"/>
+                    </w:rPr>
+                    <w:t>0.59</w:t>
+                  </w:r>
+                </w:p>
+              </w:tc>
+              <w:tc>
+                <w:tcPr>
+                  <w:tcW w:w="1320" w:type="dxa"/>
+                </w:tcPr>
+                <w:p>
+                  <w:pPr>
+                    <w:jc w:val="center"/>
+                  </w:pPr>
+                  <w:r>
+                    <w:rPr>
+                      <w:rFonts w:ascii="SimSun" w:hAnsi="SimSun" w:eastAsia="SimSun"/>
+                      <w:b w:val="0"/>
+                      <w:sz w:val="20"/>
+                    </w:rPr>
+                    <w:t>85.0%</w:t>
+                  </w:r>
+                </w:p>
+              </w:tc>
+              <w:tc>
+                <w:tcPr>
+                  <w:tcW w:w="917" w:type="dxa"/>
+                </w:tcPr>
+                <w:p>
+                  <w:pPr>
+                    <w:jc w:val="center"/>
+                  </w:pPr>
+                  <w:r>
+                    <w:rPr>
+                      <w:rFonts w:ascii="SimSun" w:hAnsi="SimSun" w:eastAsia="SimSun"/>
+                      <w:b w:val="0"/>
+                      <w:sz w:val="20"/>
+                    </w:rPr>
+                    <w:t>0.9503</w:t>
+                  </w:r>
+                </w:p>
+              </w:tc>
+              <w:tc>
+                <w:tcPr>
+                  <w:tcW w:w="1074" w:type="dxa"/>
+                </w:tcPr>
+                <w:p>
+                  <w:pPr>
+                    <w:jc w:val="center"/>
+                  </w:pPr>
+                  <w:r>
+                    <w:rPr>
+                      <w:rFonts w:ascii="SimSun" w:hAnsi="SimSun" w:eastAsia="SimSun"/>
+                      <w:b w:val="0"/>
+                      <w:sz w:val="20"/>
+                    </w:rPr>
+                    <w:t>6142/1168/50/878</w:t>
+                  </w:r>
+                </w:p>
+              </w:tc>
+              <w:tc>
+                <w:tcPr>
+                  <w:tcW w:w="1074" w:type="dxa"/>
+                </w:tcPr>
+                <w:p>
+                  <w:pPr>
+                    <w:jc w:val="center"/>
+                  </w:pPr>
+                  <w:r>
+                    <w:rPr>
+                      <w:rFonts w:ascii="SimSun" w:hAnsi="SimSun" w:eastAsia="SimSun"/>
+                      <w:b w:val="0"/>
+                      <w:sz w:val="20"/>
+                    </w:rPr>
+                    <w:t>108</w:t>
+                  </w:r>
+                </w:p>
+              </w:tc>
+            </w:tr>
+            <w:tr>
+              <w:tblPrEx>
+                <w:tblCellMar>
+                  <w:top w:w="0" w:type="dxa"/>
+                  <w:left w:w="108" w:type="dxa"/>
+                  <w:bottom w:w="0" w:type="dxa"/>
+                  <w:right w:w="108" w:type="dxa"/>
+                </w:tblCellMar>
+              </w:tblPrEx>
+              <w:tc>
+                <w:tcPr>
                   <w:tcW w:w="8592" w:type="dxa"/>
                   <w:gridSpan w:val="8"/>
-                  <w:tcBorders>
-                    <w:top w:val="nil"/>
-                    <w:left w:val="nil"/>
-                    <w:bottom w:val="single" w:color="000000" w:sz="12" w:space="0"/>
-                    <w:right w:val="nil"/>
-                  </w:tcBorders>
-                  <w:shd w:val="clear" w:color="auto" w:fill="FFFFFF"/>
-                </w:tcPr>
-                <w:p>
-                  <w:pPr>
-                    <w:rPr>
-                      <w:rFonts w:ascii="SimSun" w:hAnsi="SimSun" w:eastAsia="SimSun"/>
-                      <w:b w:val="0"/>
-                      <w:color w:val="000000"/>
+                </w:tcPr>
+                <w:p>
+                  <w:r>
+                    <w:rPr>
+                      <w:rFonts w:ascii="SimSun" w:hAnsi="SimSun" w:eastAsia="SimSun"/>
+                      <w:b w:val="0"/>
                       <w:sz w:val="18"/>
                     </w:rPr>
-                  </w:pPr>
-                  <w:r>
-                    <w:rPr>
-                      <w:rFonts w:ascii="SimSun" w:hAnsi="SimSun" w:eastAsia="SimSun"/>
-                      <w:b w:val="0"/>
-                      <w:color w:val="000000"/>
-                      <w:sz w:val="18"/>
-                    </w:rPr>
-                    <w:t>注：Yes类=已订阅正样本，测试集中support=928；非零系数数量反映L1正则的稀疏程度</w:t>
-                  </w:r>
-                </w:p>
-                <w:p>
-                  <w:pPr>
-                    <w:rPr>
-                      <w:b w:val="0"/>
-                      <w:color w:val="000000"/>
-                    </w:rPr>
-                  </w:pPr>
-                  <w:r>
-                    <w:rPr>
-                      <w:rFonts w:ascii="SimSun" w:hAnsi="SimSun" w:eastAsia="SimSun"/>
-                      <w:b w:val="0"/>
-                      <w:color w:val="000000"/>
-                      <w:sz w:val="18"/>
-                    </w:rPr>
-                    <w:t>（178总特征中的有效特征数）。</w:t>
-                  </w:r>
-                </w:p>
-              </w:tc>
-            </w:tr>
-          </w:tbl>
-          <w:p>
-            <w:pPr>
-              <w:spacing w:before="0" w:after="40" w:line="240" w:lineRule="auto"/>
-              <w:jc w:val="left"/>
-            </w:pPr>
-            <w:r>
-              <w:rPr>
-                <w:rFonts w:eastAsia="宋体"/>
-                <w:rFonts w:ascii="宋体" w:hAnsi="宋体"/>
-                <w:b/>
-                <w:sz w:val="24"/>
-              </w:rPr>
-              <w:t>四、实验结果及分析</w:t>
-            </w:r>
-          </w:p>
-          <w:p>
-            <w:pPr>
-              <w:spacing w:before="100" w:after="20" w:line="240" w:lineRule="auto"/>
-            </w:pPr>
-            <w:r>
-              <w:rPr>
-                <w:rFonts w:eastAsia="宋体"/>
-                <w:rFonts w:ascii="宋体" w:hAnsi="宋体"/>
-                <w:b/>
-                <w:sz w:val="24"/>
-              </w:rPr>
-              <w:t>4.1 AUC 优化迭代对比</w:t>
-            </w:r>
-          </w:p>
-          <w:p>
-            <w:pPr>
-              <w:spacing w:before="0" w:after="40" w:line="240" w:lineRule="auto"/>
-              <w:ind w:firstLine="480"/>
-              <w:jc w:val="left"/>
-            </w:pPr>
-            <w:r>
-              <w:rPr>
-                <w:rFonts w:eastAsia="宋体"/>
-                <w:rFonts w:ascii="宋体" w:hAnsi="宋体"/>
-                <w:b w:val="0"/>
-                <w:sz w:val="24"/>
-              </w:rPr>
-              <w:t>本实验经过三轮迭代优化，AUC 从初始 0.944 提升至 0.950，共提升 0.006，以下表格记录了完整优化路径：</w:t>
-            </w:r>
-          </w:p>
-          <w:tbl>
-            <w:tblPr>
-              <w:tblW w:type="auto" w:w="0"/>
-              <w:tblLook w:firstColumn="1" w:firstRow="1" w:lastColumn="0" w:lastRow="0" w:noHBand="0" w:noVBand="1" w:val="04A0"/>
-            </w:tblPr>
-            <w:tblGrid>
-              <w:gridCol w:w="1432"/>
-              <w:gridCol w:w="1432"/>
-              <w:gridCol w:w="1432"/>
-              <w:gridCol w:w="1432"/>
-              <w:gridCol w:w="1432"/>
-              <w:gridCol w:w="1432"/>
-            </w:tblGrid>
-            <w:tr>
-              <w:tc>
-                <w:tcPr>
-                  <w:tcW w:type="dxa" w:w="1432"/>
-                </w:tcPr>
-                <w:p>
-                  <w:pPr>
-                    <w:jc w:val="center"/>
-                  </w:pPr>
-                  <w:r>
-                    <w:rPr>
-                      <w:rFonts w:eastAsia="宋体"/>
-                      <w:rFonts w:ascii="宋体" w:hAnsi="宋体"/>
-                      <w:b/>
-                      <w:sz w:val="20"/>
-                    </w:rPr>
-                    <w:t>迭代版本</w:t>
-                  </w:r>
-                </w:p>
-              </w:tc>
-              <w:tc>
-                <w:tcPr>
-                  <w:tcW w:type="dxa" w:w="1432"/>
-                </w:tcPr>
-                <w:p>
-                  <w:pPr>
-                    <w:jc w:val="center"/>
-                  </w:pPr>
-                  <w:r>
-                    <w:rPr>
-                      <w:rFonts w:eastAsia="宋体"/>
-                      <w:rFonts w:ascii="宋体" w:hAnsi="宋体"/>
-                      <w:b/>
-                      <w:sz w:val="20"/>
-                    </w:rPr>
-                    <w:t>核心改进内容</w:t>
-                  </w:r>
-                </w:p>
-              </w:tc>
-              <w:tc>
-                <w:tcPr>
-                  <w:tcW w:type="dxa" w:w="1432"/>
-                </w:tcPr>
-                <w:p>
-                  <w:pPr>
-                    <w:jc w:val="center"/>
-                  </w:pPr>
-                  <w:r>
-                    <w:rPr>
-                      <w:rFonts w:eastAsia="宋体"/>
-                      <w:rFonts w:ascii="宋体" w:hAnsi="宋体"/>
-                      <w:b/>
-                      <w:sz w:val="20"/>
-                    </w:rPr>
-                    <w:t>特征维度</w:t>
-                  </w:r>
-                </w:p>
-              </w:tc>
-              <w:tc>
-                <w:tcPr>
-                  <w:tcW w:type="dxa" w:w="1432"/>
-                </w:tcPr>
-                <w:p>
-                  <w:pPr>
-                    <w:jc w:val="center"/>
-                  </w:pPr>
-                  <w:r>
-                    <w:rPr>
-                      <w:rFonts w:eastAsia="宋体"/>
-                      <w:rFonts w:ascii="宋体" w:hAnsi="宋体"/>
-                      <w:b/>
-                      <w:sz w:val="20"/>
-                    </w:rPr>
-                    <w:t>SMOTE-AUC</w:t>
-                  </w:r>
-                </w:p>
-              </w:tc>
-              <w:tc>
-                <w:tcPr>
-                  <w:tcW w:type="dxa" w:w="1432"/>
-                </w:tcPr>
-                <w:p>
-                  <w:pPr>
-                    <w:jc w:val="center"/>
-                  </w:pPr>
-                  <w:r>
-                    <w:rPr>
-                      <w:rFonts w:eastAsia="宋体"/>
-                      <w:rFonts w:ascii="宋体" w:hAnsi="宋体"/>
-                      <w:b/>
-                      <w:sz w:val="20"/>
-                    </w:rPr>
-                    <w:t>RUS-AUC</w:t>
-                  </w:r>
-                </w:p>
-              </w:tc>
-              <w:tc>
-                <w:tcPr>
-                  <w:tcW w:type="dxa" w:w="1432"/>
-                </w:tcPr>
-                <w:p>
-                  <w:pPr>
-                    <w:jc w:val="center"/>
-                  </w:pPr>
-                  <w:r>
-                    <w:rPr>
-                      <w:rFonts w:eastAsia="宋体"/>
-                      <w:rFonts w:ascii="宋体" w:hAnsi="宋体"/>
-                      <w:b/>
-                      <w:sz w:val="20"/>
-                    </w:rPr>
-                    <w:t>CW-AUC</w:t>
-                  </w:r>
-                </w:p>
-              </w:tc>
-            </w:tr>
-            <w:tr>
-              <w:tc>
-                <w:tcPr>
-                  <w:tcW w:type="dxa" w:w="1432"/>
-                </w:tcPr>
-                <w:p>
-                  <w:pPr>
-                    <w:jc w:val="center"/>
-                  </w:pPr>
-                  <w:r>
-                    <w:rPr>
-                      <w:rFonts w:eastAsia="宋体"/>
-                      <w:rFonts w:ascii="宋体" w:hAnsi="宋体"/>
-                      <w:b w:val="0"/>
-                      <w:sz w:val="20"/>
-                    </w:rPr>
-                    <w:t>迭代1（基础版）</w:t>
-                  </w:r>
-                </w:p>
-              </w:tc>
-              <w:tc>
-                <w:tcPr>
-                  <w:tcW w:type="dxa" w:w="1432"/>
-                </w:tcPr>
-                <w:p>
-                  <w:pPr>
-                    <w:jc w:val="center"/>
-                  </w:pPr>
-                  <w:r>
-                    <w:rPr>
-                      <w:rFonts w:eastAsia="宋体"/>
-                      <w:rFonts w:ascii="宋体" w:hAnsi="宋体"/>
-                      <w:b w:val="0"/>
-                      <w:sz w:val="20"/>
-                    </w:rPr>
-                    <w:t>OHE+StandardScaler，无衍生特征</w:t>
-                  </w:r>
-                </w:p>
-              </w:tc>
-              <w:tc>
-                <w:tcPr>
-                  <w:tcW w:type="dxa" w:w="1432"/>
-                </w:tcPr>
-                <w:p>
-                  <w:pPr>
-                    <w:jc w:val="center"/>
-                  </w:pPr>
-                  <w:r>
-                    <w:rPr>
-                      <w:rFonts w:eastAsia="宋体"/>
-                      <w:rFonts w:ascii="宋体" w:hAnsi="宋体"/>
-                      <w:b w:val="0"/>
-                      <w:sz w:val="20"/>
-                    </w:rPr>
-                    <w:t>58</w:t>
-                  </w:r>
-                </w:p>
-              </w:tc>
-              <w:tc>
-                <w:tcPr>
-                  <w:tcW w:type="dxa" w:w="1432"/>
-                </w:tcPr>
-                <w:p>
-                  <w:pPr>
-                    <w:jc w:val="center"/>
-                  </w:pPr>
-                  <w:r>
-                    <w:rPr>
-                      <w:rFonts w:eastAsia="宋体"/>
-                      <w:rFonts w:ascii="宋体" w:hAnsi="宋体"/>
-                      <w:b w:val="0"/>
-                      <w:sz w:val="20"/>
-                    </w:rPr>
-                    <w:t>0.9436</w:t>
-                  </w:r>
-                </w:p>
-              </w:tc>
-              <w:tc>
-                <w:tcPr>
-                  <w:tcW w:type="dxa" w:w="1432"/>
-                </w:tcPr>
-                <w:p>
-                  <w:pPr>
-                    <w:jc w:val="center"/>
-                  </w:pPr>
-                  <w:r>
-                    <w:rPr>
-                      <w:rFonts w:eastAsia="宋体"/>
-                      <w:rFonts w:ascii="宋体" w:hAnsi="宋体"/>
-                      <w:b w:val="0"/>
-                      <w:sz w:val="20"/>
-                    </w:rPr>
-                    <w:t>0.9438</w:t>
-                  </w:r>
-                </w:p>
-              </w:tc>
-              <w:tc>
-                <w:tcPr>
-                  <w:tcW w:type="dxa" w:w="1432"/>
-                </w:tcPr>
-                <w:p>
-                  <w:pPr>
-                    <w:jc w:val="center"/>
-                  </w:pPr>
-                  <w:r>
-                    <w:rPr>
-                      <w:rFonts w:eastAsia="宋体"/>
-                      <w:rFonts w:ascii="宋体" w:hAnsi="宋体"/>
-                      <w:b w:val="0"/>
-                      <w:sz w:val="20"/>
-                    </w:rPr>
-                    <w:t>0.9442</w:t>
-                  </w:r>
-                </w:p>
-              </w:tc>
-            </w:tr>
-            <w:tr>
-              <w:tc>
-                <w:tcPr>
-                  <w:tcW w:type="dxa" w:w="1432"/>
-                </w:tcPr>
-                <w:p>
-                  <w:pPr>
-                    <w:jc w:val="center"/>
-                  </w:pPr>
-                  <w:r>
-                    <w:rPr>
-                      <w:rFonts w:eastAsia="宋体"/>
-                      <w:rFonts w:ascii="宋体" w:hAnsi="宋体"/>
-                      <w:b w:val="0"/>
-                      <w:sz w:val="20"/>
-                    </w:rPr>
-                    <w:t>迭代2（衍生特征）</w:t>
-                  </w:r>
-                </w:p>
-              </w:tc>
-              <w:tc>
-                <w:tcPr>
-                  <w:tcW w:type="dxa" w:w="1432"/>
-                </w:tcPr>
-                <w:p>
-                  <w:pPr>
-                    <w:jc w:val="center"/>
-                  </w:pPr>
-                  <w:r>
-                    <w:rPr>
-                      <w:rFonts w:eastAsia="宋体"/>
-                      <w:rFonts w:ascii="宋体" w:hAnsi="宋体"/>
-                      <w:b w:val="0"/>
-                      <w:sz w:val="20"/>
-                    </w:rPr>
-                    <w:t>+previously_contacted, +log_duration, pdays修正</w:t>
-                  </w:r>
-                </w:p>
-              </w:tc>
-              <w:tc>
-                <w:tcPr>
-                  <w:tcW w:type="dxa" w:w="1432"/>
-                </w:tcPr>
-                <w:p>
-                  <w:pPr>
-                    <w:jc w:val="center"/>
-                  </w:pPr>
-                  <w:r>
-                    <w:rPr>
-                      <w:rFonts w:eastAsia="宋体"/>
-                      <w:rFonts w:ascii="宋体" w:hAnsi="宋体"/>
-                      <w:b w:val="0"/>
-                      <w:sz w:val="20"/>
-                    </w:rPr>
-                    <w:t>60</w:t>
-                  </w:r>
-                </w:p>
-              </w:tc>
-              <w:tc>
-                <w:tcPr>
-                  <w:tcW w:type="dxa" w:w="1432"/>
-                </w:tcPr>
-                <w:p>
-                  <w:pPr>
-                    <w:jc w:val="center"/>
-                  </w:pPr>
-                  <w:r>
-                    <w:rPr>
-                      <w:rFonts w:eastAsia="宋体"/>
-                      <w:rFonts w:ascii="宋体" w:hAnsi="宋体"/>
-                      <w:b w:val="0"/>
-                      <w:sz w:val="20"/>
-                    </w:rPr>
-                    <w:t>0.9443</w:t>
-                  </w:r>
-                </w:p>
-              </w:tc>
-              <w:tc>
-                <w:tcPr>
-                  <w:tcW w:type="dxa" w:w="1432"/>
-                </w:tcPr>
-                <w:p>
-                  <w:pPr>
-                    <w:jc w:val="center"/>
-                  </w:pPr>
-                  <w:r>
-                    <w:rPr>
-                      <w:rFonts w:eastAsia="宋体"/>
-                      <w:rFonts w:ascii="宋体" w:hAnsi="宋体"/>
-                      <w:b w:val="0"/>
-                      <w:sz w:val="20"/>
-                    </w:rPr>
-                    <w:t>0.9449</w:t>
-                  </w:r>
-                </w:p>
-              </w:tc>
-              <w:tc>
-                <w:tcPr>
-                  <w:tcW w:type="dxa" w:w="1432"/>
-                </w:tcPr>
-                <w:p>
-                  <w:pPr>
-                    <w:jc w:val="center"/>
-                  </w:pPr>
-                  <w:r>
-                    <w:rPr>
-                      <w:rFonts w:eastAsia="宋体"/>
-                      <w:rFonts w:ascii="宋体" w:hAnsi="宋体"/>
-                      <w:b w:val="0"/>
-                      <w:sz w:val="20"/>
-                    </w:rPr>
-                    <w:t>0.9446</w:t>
-                  </w:r>
-                </w:p>
-              </w:tc>
-            </w:tr>
-            <w:tr>
-              <w:tc>
-                <w:tcPr>
-                  <w:tcW w:type="dxa" w:w="1432"/>
-                </w:tcPr>
-                <w:p>
-                  <w:pPr>
-                    <w:jc w:val="center"/>
-                  </w:pPr>
-                  <w:r>
-                    <w:rPr>
-                      <w:rFonts w:eastAsia="宋体"/>
-                      <w:rFonts w:ascii="宋体" w:hAnsi="宋体"/>
-                      <w:b w:val="0"/>
-                      <w:sz w:val="20"/>
-                    </w:rPr>
-                    <w:t>迭代3（最终版）</w:t>
-                  </w:r>
-                </w:p>
-              </w:tc>
-              <w:tc>
-                <w:tcPr>
-                  <w:tcW w:type="dxa" w:w="1432"/>
-                </w:tcPr>
-                <w:p>
-                  <w:pPr>
-                    <w:jc w:val="center"/>
-                  </w:pPr>
-                  <w:r>
-                    <w:rPr>
-                      <w:rFonts w:eastAsia="宋体"/>
-                      <w:rFonts w:ascii="宋体" w:hAnsi="宋体"/>
-                      <w:b w:val="0"/>
-                      <w:sz w:val="20"/>
-                    </w:rPr>
-                    <w:t>+精选15列二阶交互项，L1自动特征选择</w:t>
-                  </w:r>
-                </w:p>
-              </w:tc>
-              <w:tc>
-                <w:tcPr>
-                  <w:tcW w:type="dxa" w:w="1432"/>
-                </w:tcPr>
-                <w:p>
-                  <w:pPr>
-                    <w:jc w:val="center"/>
-                  </w:pPr>
-                  <w:r>
-                    <w:rPr>
-                      <w:rFonts w:eastAsia="宋体"/>
-                      <w:rFonts w:ascii="宋体" w:hAnsi="宋体"/>
-                      <w:b w:val="0"/>
-                      <w:sz w:val="20"/>
-                    </w:rPr>
-                    <w:t>178</w:t>
-                  </w:r>
-                </w:p>
-              </w:tc>
-              <w:tc>
-                <w:tcPr>
-                  <w:tcW w:type="dxa" w:w="1432"/>
-                </w:tcPr>
-                <w:p>
-                  <w:pPr>
-                    <w:jc w:val="center"/>
-                  </w:pPr>
-                  <w:r>
-                    <w:rPr>
-                      <w:rFonts w:eastAsia="宋体"/>
-                      <w:rFonts w:ascii="宋体" w:hAnsi="宋体"/>
-                      <w:b w:val="0"/>
-                      <w:sz w:val="20"/>
-                    </w:rPr>
-                    <w:t>0.9499</w:t>
-                  </w:r>
-                </w:p>
-              </w:tc>
-              <w:tc>
-                <w:tcPr>
-                  <w:tcW w:type="dxa" w:w="1432"/>
-                </w:tcPr>
-                <w:p>
-                  <w:pPr>
-                    <w:jc w:val="center"/>
-                  </w:pPr>
-                  <w:r>
-                    <w:rPr>
-                      <w:rFonts w:eastAsia="宋体"/>
-                      <w:rFonts w:ascii="宋体" w:hAnsi="宋体"/>
-                      <w:b w:val="0"/>
-                      <w:sz w:val="20"/>
-                    </w:rPr>
-                    <w:t>0.9488</w:t>
-                  </w:r>
-                </w:p>
-              </w:tc>
-              <w:tc>
-                <w:tcPr>
-                  <w:tcW w:type="dxa" w:w="1432"/>
-                </w:tcPr>
-                <w:p>
-                  <w:pPr>
-                    <w:jc w:val="center"/>
-                  </w:pPr>
-                  <w:r>
-                    <w:rPr>
-                      <w:rFonts w:eastAsia="宋体"/>
-                      <w:rFonts w:ascii="宋体" w:hAnsi="宋体"/>
-                      <w:b w:val="0"/>
-                      <w:sz w:val="20"/>
-                    </w:rPr>
-                    <w:t>0.9503</w:t>
-                  </w:r>
-                </w:p>
-              </w:tc>
-            </w:tr>
-            <w:tr>
-              <w:tc>
-                <w:tcPr>
-                  <w:tcW w:type="dxa" w:w="1432"/>
-                </w:tcPr>
-                <w:p>
-                  <w:pPr>
-                    <w:jc w:val="center"/>
-                  </w:pPr>
-                  <w:r>
-                    <w:rPr>
-                      <w:rFonts w:eastAsia="宋体"/>
-                      <w:rFonts w:ascii="宋体" w:hAnsi="宋体"/>
-                      <w:b w:val="0"/>
-                      <w:sz w:val="20"/>
-                    </w:rPr>
-                    <w:t>全量多项式（参考）</w:t>
-                  </w:r>
-                </w:p>
-              </w:tc>
-              <w:tc>
-                <w:tcPr>
-                  <w:tcW w:type="dxa" w:w="1432"/>
-                </w:tcPr>
-                <w:p>
-                  <w:pPr>
-                    <w:jc w:val="center"/>
-                  </w:pPr>
-                  <w:r>
-                    <w:rPr>
-                      <w:rFonts w:eastAsia="宋体"/>
-                      <w:rFonts w:ascii="宋体" w:hAnsi="宋体"/>
-                      <w:b w:val="0"/>
-                      <w:sz w:val="20"/>
-                    </w:rPr>
-                    <w:t>全量58列二阶交互（仅CW，SMOTE内存溢出）</w:t>
-                  </w:r>
-                </w:p>
-              </w:tc>
-              <w:tc>
-                <w:tcPr>
-                  <w:tcW w:type="dxa" w:w="1432"/>
-                </w:tcPr>
-                <w:p>
-                  <w:pPr>
-                    <w:jc w:val="center"/>
-                  </w:pPr>
-                  <w:r>
-                    <w:rPr>
-                      <w:rFonts w:eastAsia="宋体"/>
-                      <w:rFonts w:ascii="宋体" w:hAnsi="宋体"/>
-                      <w:b w:val="0"/>
-                      <w:sz w:val="20"/>
-                    </w:rPr>
-                    <w:t>1711</w:t>
-                  </w:r>
-                </w:p>
-              </w:tc>
-              <w:tc>
-                <w:tcPr>
-                  <w:tcW w:type="dxa" w:w="1432"/>
-                </w:tcPr>
-                <w:p>
-                  <w:pPr>
-                    <w:jc w:val="center"/>
-                  </w:pPr>
-                  <w:r>
-                    <w:rPr>
-                      <w:rFonts w:eastAsia="宋体"/>
-                      <w:rFonts w:ascii="宋体" w:hAnsi="宋体"/>
-                      <w:b w:val="0"/>
-                      <w:sz w:val="20"/>
-                    </w:rPr>
-                    <w:t>—</w:t>
-                  </w:r>
-                </w:p>
-              </w:tc>
-              <w:tc>
-                <w:tcPr>
-                  <w:tcW w:type="dxa" w:w="1432"/>
-                </w:tcPr>
-                <w:p>
-                  <w:pPr>
-                    <w:jc w:val="center"/>
-                  </w:pPr>
-                  <w:r>
-                    <w:rPr>
-                      <w:rFonts w:eastAsia="宋体"/>
-                      <w:rFonts w:ascii="宋体" w:hAnsi="宋体"/>
-                      <w:b w:val="0"/>
-                      <w:sz w:val="20"/>
-                    </w:rPr>
-                    <w:t>—</w:t>
-                  </w:r>
-                </w:p>
-              </w:tc>
-              <w:tc>
-                <w:tcPr>
-                  <w:tcW w:type="dxa" w:w="1432"/>
-                </w:tcPr>
-                <w:p>
-                  <w:pPr>
-                    <w:jc w:val="center"/>
-                  </w:pPr>
-                  <w:r>
-                    <w:rPr>
-                      <w:rFonts w:eastAsia="宋体"/>
-                      <w:rFonts w:ascii="宋体" w:hAnsi="宋体"/>
-                      <w:b w:val="0"/>
-                      <w:sz w:val="20"/>
-                    </w:rPr>
-                    <w:t>0.9528</w:t>
-                  </w:r>
-                </w:p>
-              </w:tc>
-            </w:tr>
-            <w:tr>
-              <w:tc>
-                <w:tcPr>
-                  <w:tcW w:type="dxa" w:w="8592"/>
-                  <w:gridSpan w:val="6"/>
-                </w:tcPr>
-                <w:p>
-                  <w:r>
-                    <w:rPr>
-                      <w:rFonts w:eastAsia="宋体"/>
-                      <w:rFonts w:ascii="宋体" w:hAnsi="宋体"/>
-                      <w:b w:val="0"/>
-                      <w:sz w:val="18"/>
-                    </w:rPr>
-                    <w:t>注：CW=class_weight=balanced；RUS=RandomUnderSampler；全量多项式因SMOTE在1711维×4万样本时内存溢出，仅CW策略可运行。</w:t>
+                    <w:t>注：Yes类=已订阅正样本，测试集中support=928；非零系数数量反映L1正则的稀疏程度（178总特征中的有效特征数）。</w:t>
                   </w:r>
                 </w:p>
               </w:tc>
@@ -5256,14 +5939,6 @@
               <w:spacing w:before="0" w:after="40" w:line="240" w:lineRule="auto"/>
               <w:jc w:val="left"/>
             </w:pPr>
-            <w:r>
-              <w:rPr>
-                <w:rFonts w:eastAsia="宋体"/>
-                <w:rFonts w:ascii="宋体" w:hAnsi="宋体"/>
-                <w:b w:val="0"/>
-                <w:sz w:val="24"/>
-              </w:rPr>
-            </w:r>
           </w:p>
           <w:p>
             <w:pPr>
@@ -5271,678 +5946,157 @@
             </w:pPr>
             <w:r>
               <w:rPr>
-                <w:rFonts w:eastAsia="宋体"/>
-                <w:rFonts w:ascii="宋体" w:hAnsi="宋体"/>
+                <w:rFonts w:ascii="SimSun" w:hAnsi="SimSun" w:eastAsia="SimSun"/>
                 <w:b/>
                 <w:sz w:val="24"/>
               </w:rPr>
-              <w:t>4.2 最终三模型完整性能对比（测试集，n=8238）</w:t>
-            </w:r>
-          </w:p>
-          <w:tbl>
-            <w:tblPr>
-              <w:tblW w:type="auto" w:w="0"/>
-              <w:tblLook w:firstColumn="1" w:firstRow="1" w:lastColumn="0" w:lastRow="0" w:noHBand="0" w:noVBand="1" w:val="04A0"/>
-            </w:tblPr>
-            <w:tblGrid>
-              <w:gridCol w:w="1074"/>
-              <w:gridCol w:w="1074"/>
-              <w:gridCol w:w="1074"/>
-              <w:gridCol w:w="1074"/>
-              <w:gridCol w:w="1074"/>
-              <w:gridCol w:w="1074"/>
-              <w:gridCol w:w="1074"/>
-              <w:gridCol w:w="1074"/>
-            </w:tblGrid>
-            <w:tr>
-              <w:tc>
-                <w:tcPr>
-                  <w:tcW w:type="dxa" w:w="1074"/>
-                </w:tcPr>
-                <w:p>
-                  <w:pPr>
-                    <w:jc w:val="center"/>
-                  </w:pPr>
-                  <w:r>
-                    <w:rPr>
-                      <w:rFonts w:eastAsia="宋体"/>
-                      <w:rFonts w:ascii="宋体" w:hAnsi="宋体"/>
-                      <w:b/>
-                      <w:sz w:val="20"/>
-                    </w:rPr>
-                    <w:t>策略</w:t>
-                  </w:r>
-                </w:p>
-              </w:tc>
-              <w:tc>
-                <w:tcPr>
-                  <w:tcW w:type="dxa" w:w="1074"/>
-                </w:tcPr>
-                <w:p>
-                  <w:pPr>
-                    <w:jc w:val="center"/>
-                  </w:pPr>
-                  <w:r>
-                    <w:rPr>
-                      <w:rFonts w:eastAsia="宋体"/>
-                      <w:rFonts w:ascii="宋体" w:hAnsi="宋体"/>
-                      <w:b/>
-                      <w:sz w:val="20"/>
-                    </w:rPr>
-                    <w:t>Precision(Yes)</w:t>
-                  </w:r>
-                </w:p>
-              </w:tc>
-              <w:tc>
-                <w:tcPr>
-                  <w:tcW w:type="dxa" w:w="1074"/>
-                </w:tcPr>
-                <w:p>
-                  <w:pPr>
-                    <w:jc w:val="center"/>
-                  </w:pPr>
-                  <w:r>
-                    <w:rPr>
-                      <w:rFonts w:eastAsia="宋体"/>
-                      <w:rFonts w:ascii="宋体" w:hAnsi="宋体"/>
-                      <w:b/>
-                      <w:sz w:val="20"/>
-                    </w:rPr>
-                    <w:t>Recall(Yes)</w:t>
-                  </w:r>
-                </w:p>
-              </w:tc>
-              <w:tc>
-                <w:tcPr>
-                  <w:tcW w:type="dxa" w:w="1074"/>
-                </w:tcPr>
-                <w:p>
-                  <w:pPr>
-                    <w:jc w:val="center"/>
-                  </w:pPr>
-                  <w:r>
-                    <w:rPr>
-                      <w:rFonts w:eastAsia="宋体"/>
-                      <w:rFonts w:ascii="宋体" w:hAnsi="宋体"/>
-                      <w:b/>
-                      <w:sz w:val="20"/>
-                    </w:rPr>
-                    <w:t>F1(Yes)</w:t>
-                  </w:r>
-                </w:p>
-              </w:tc>
-              <w:tc>
-                <w:tcPr>
-                  <w:tcW w:type="dxa" w:w="1074"/>
-                </w:tcPr>
-                <w:p>
-                  <w:pPr>
-                    <w:jc w:val="center"/>
-                  </w:pPr>
-                  <w:r>
-                    <w:rPr>
-                      <w:rFonts w:eastAsia="宋体"/>
-                      <w:rFonts w:ascii="宋体" w:hAnsi="宋体"/>
-                      <w:b/>
-                      <w:sz w:val="20"/>
-                    </w:rPr>
-                    <w:t>Accuracy</w:t>
-                  </w:r>
-                </w:p>
-              </w:tc>
-              <w:tc>
-                <w:tcPr>
-                  <w:tcW w:type="dxa" w:w="1074"/>
-                </w:tcPr>
-                <w:p>
-                  <w:pPr>
-                    <w:jc w:val="center"/>
-                  </w:pPr>
-                  <w:r>
-                    <w:rPr>
-                      <w:rFonts w:eastAsia="宋体"/>
-                      <w:rFonts w:ascii="宋体" w:hAnsi="宋体"/>
-                      <w:b/>
-                      <w:sz w:val="20"/>
-                    </w:rPr>
-                    <w:t>AUC</w:t>
-                  </w:r>
-                </w:p>
-              </w:tc>
-              <w:tc>
-                <w:tcPr>
-                  <w:tcW w:type="dxa" w:w="1074"/>
-                </w:tcPr>
-                <w:p>
-                  <w:pPr>
-                    <w:jc w:val="center"/>
-                  </w:pPr>
-                  <w:r>
-                    <w:rPr>
-                      <w:rFonts w:eastAsia="宋体"/>
-                      <w:rFonts w:ascii="宋体" w:hAnsi="宋体"/>
-                      <w:b/>
-                      <w:sz w:val="20"/>
-                    </w:rPr>
-                    <w:t>TN/FP/FN/TP</w:t>
-                  </w:r>
-                </w:p>
-              </w:tc>
-              <w:tc>
-                <w:tcPr>
-                  <w:tcW w:type="dxa" w:w="1074"/>
-                </w:tcPr>
-                <w:p>
-                  <w:pPr>
-                    <w:jc w:val="center"/>
-                  </w:pPr>
-                  <w:r>
-                    <w:rPr>
-                      <w:rFonts w:eastAsia="宋体"/>
-                      <w:rFonts w:ascii="宋体" w:hAnsi="宋体"/>
-                      <w:b/>
-                      <w:sz w:val="20"/>
-                    </w:rPr>
-                    <w:t>非零系数</w:t>
-                  </w:r>
-                </w:p>
-              </w:tc>
-            </w:tr>
-            <w:tr>
-              <w:tc>
-                <w:tcPr>
-                  <w:tcW w:type="dxa" w:w="1074"/>
-                </w:tcPr>
-                <w:p>
-                  <w:pPr>
-                    <w:jc w:val="center"/>
-                  </w:pPr>
-                  <w:r>
-                    <w:rPr>
-                      <w:rFonts w:eastAsia="宋体"/>
-                      <w:rFonts w:ascii="宋体" w:hAnsi="宋体"/>
-                      <w:b w:val="0"/>
-                      <w:sz w:val="20"/>
-                    </w:rPr>
-                    <w:t>SMOTE</w:t>
-                  </w:r>
-                </w:p>
-              </w:tc>
-              <w:tc>
-                <w:tcPr>
-                  <w:tcW w:type="dxa" w:w="1074"/>
-                </w:tcPr>
-                <w:p>
-                  <w:pPr>
-                    <w:jc w:val="center"/>
-                  </w:pPr>
-                  <w:r>
-                    <w:rPr>
-                      <w:rFonts w:eastAsia="宋体"/>
-                      <w:rFonts w:ascii="宋体" w:hAnsi="宋体"/>
-                      <w:b w:val="0"/>
-                      <w:sz w:val="20"/>
-                    </w:rPr>
-                    <w:t>0.54</w:t>
-                  </w:r>
-                </w:p>
-              </w:tc>
-              <w:tc>
-                <w:tcPr>
-                  <w:tcW w:type="dxa" w:w="1074"/>
-                </w:tcPr>
-                <w:p>
-                  <w:pPr>
-                    <w:jc w:val="center"/>
-                  </w:pPr>
-                  <w:r>
-                    <w:rPr>
-                      <w:rFonts w:eastAsia="宋体"/>
-                      <w:rFonts w:ascii="宋体" w:hAnsi="宋体"/>
-                      <w:b w:val="0"/>
-                      <w:sz w:val="20"/>
-                    </w:rPr>
-                    <w:t>0.83</w:t>
-                  </w:r>
-                </w:p>
-              </w:tc>
-              <w:tc>
-                <w:tcPr>
-                  <w:tcW w:type="dxa" w:w="1074"/>
-                </w:tcPr>
-                <w:p>
-                  <w:pPr>
-                    <w:jc w:val="center"/>
-                  </w:pPr>
-                  <w:r>
-                    <w:rPr>
-                      <w:rFonts w:eastAsia="宋体"/>
-                      <w:rFonts w:ascii="宋体" w:hAnsi="宋体"/>
-                      <w:b w:val="0"/>
-                      <w:sz w:val="20"/>
-                    </w:rPr>
-                    <w:t>0.65</w:t>
-                  </w:r>
-                </w:p>
-              </w:tc>
-              <w:tc>
-                <w:tcPr>
-                  <w:tcW w:type="dxa" w:w="1074"/>
-                </w:tcPr>
-                <w:p>
-                  <w:pPr>
-                    <w:jc w:val="center"/>
-                  </w:pPr>
-                  <w:r>
-                    <w:rPr>
-                      <w:rFonts w:eastAsia="宋体"/>
-                      <w:rFonts w:ascii="宋体" w:hAnsi="宋体"/>
-                      <w:b w:val="0"/>
-                      <w:sz w:val="20"/>
-                    </w:rPr>
-                    <w:t>90.0%</w:t>
-                  </w:r>
-                </w:p>
-              </w:tc>
-              <w:tc>
-                <w:tcPr>
-                  <w:tcW w:type="dxa" w:w="1074"/>
-                </w:tcPr>
-                <w:p>
-                  <w:pPr>
-                    <w:jc w:val="center"/>
-                  </w:pPr>
-                  <w:r>
-                    <w:rPr>
-                      <w:rFonts w:eastAsia="宋体"/>
-                      <w:rFonts w:ascii="宋体" w:hAnsi="宋体"/>
-                      <w:b w:val="0"/>
-                      <w:sz w:val="20"/>
-                    </w:rPr>
-                    <w:t>0.9499</w:t>
-                  </w:r>
-                </w:p>
-              </w:tc>
-              <w:tc>
-                <w:tcPr>
-                  <w:tcW w:type="dxa" w:w="1074"/>
-                </w:tcPr>
-                <w:p>
-                  <w:pPr>
-                    <w:jc w:val="center"/>
-                  </w:pPr>
-                  <w:r>
-                    <w:rPr>
-                      <w:rFonts w:eastAsia="宋体"/>
-                      <w:rFonts w:ascii="宋体" w:hAnsi="宋体"/>
-                      <w:b w:val="0"/>
-                      <w:sz w:val="20"/>
-                    </w:rPr>
-                    <w:t>6649/661/162/766</w:t>
-                  </w:r>
-                </w:p>
-              </w:tc>
-              <w:tc>
-                <w:tcPr>
-                  <w:tcW w:type="dxa" w:w="1074"/>
-                </w:tcPr>
-                <w:p>
-                  <w:pPr>
-                    <w:jc w:val="center"/>
-                  </w:pPr>
-                  <w:r>
-                    <w:rPr>
-                      <w:rFonts w:eastAsia="宋体"/>
-                      <w:rFonts w:ascii="宋体" w:hAnsi="宋体"/>
-                      <w:b w:val="0"/>
-                      <w:sz w:val="20"/>
-                    </w:rPr>
-                    <w:t>178</w:t>
-                  </w:r>
-                </w:p>
-              </w:tc>
-            </w:tr>
-            <w:tr>
-              <w:tc>
-                <w:tcPr>
-                  <w:tcW w:type="dxa" w:w="1074"/>
-                </w:tcPr>
-                <w:p>
-                  <w:pPr>
-                    <w:jc w:val="center"/>
-                  </w:pPr>
-                  <w:r>
-                    <w:rPr>
-                      <w:rFonts w:eastAsia="宋体"/>
-                      <w:rFonts w:ascii="宋体" w:hAnsi="宋体"/>
-                      <w:b w:val="0"/>
-                      <w:sz w:val="20"/>
-                    </w:rPr>
-                    <w:t>UnderSample</w:t>
-                  </w:r>
-                </w:p>
-              </w:tc>
-              <w:tc>
-                <w:tcPr>
-                  <w:tcW w:type="dxa" w:w="1074"/>
-                </w:tcPr>
-                <w:p>
-                  <w:pPr>
-                    <w:jc w:val="center"/>
-                  </w:pPr>
-                  <w:r>
-                    <w:rPr>
-                      <w:rFonts w:eastAsia="宋体"/>
-                      <w:rFonts w:ascii="宋体" w:hAnsi="宋体"/>
-                      <w:b w:val="0"/>
-                      <w:sz w:val="20"/>
-                    </w:rPr>
-                    <w:t>0.43</w:t>
-                  </w:r>
-                </w:p>
-              </w:tc>
-              <w:tc>
-                <w:tcPr>
-                  <w:tcW w:type="dxa" w:w="1074"/>
-                </w:tcPr>
-                <w:p>
-                  <w:pPr>
-                    <w:jc w:val="center"/>
-                  </w:pPr>
-                  <w:r>
-                    <w:rPr>
-                      <w:rFonts w:eastAsia="宋体"/>
-                      <w:rFonts w:ascii="宋体" w:hAnsi="宋体"/>
-                      <w:b w:val="0"/>
-                      <w:sz w:val="20"/>
-                    </w:rPr>
-                    <w:t>0.94</w:t>
-                  </w:r>
-                </w:p>
-              </w:tc>
-              <w:tc>
-                <w:tcPr>
-                  <w:tcW w:type="dxa" w:w="1074"/>
-                </w:tcPr>
-                <w:p>
-                  <w:pPr>
-                    <w:jc w:val="center"/>
-                  </w:pPr>
-                  <w:r>
-                    <w:rPr>
-                      <w:rFonts w:eastAsia="宋体"/>
-                      <w:rFonts w:ascii="宋体" w:hAnsi="宋体"/>
-                      <w:b w:val="0"/>
-                      <w:sz w:val="20"/>
-                    </w:rPr>
-                    <w:t>0.59</w:t>
-                  </w:r>
-                </w:p>
-              </w:tc>
-              <w:tc>
-                <w:tcPr>
-                  <w:tcW w:type="dxa" w:w="1074"/>
-                </w:tcPr>
-                <w:p>
-                  <w:pPr>
-                    <w:jc w:val="center"/>
-                  </w:pPr>
-                  <w:r>
-                    <w:rPr>
-                      <w:rFonts w:eastAsia="宋体"/>
-                      <w:rFonts w:ascii="宋体" w:hAnsi="宋体"/>
-                      <w:b w:val="0"/>
-                      <w:sz w:val="20"/>
-                    </w:rPr>
-                    <w:t>85.0%</w:t>
-                  </w:r>
-                </w:p>
-              </w:tc>
-              <w:tc>
-                <w:tcPr>
-                  <w:tcW w:type="dxa" w:w="1074"/>
-                </w:tcPr>
-                <w:p>
-                  <w:pPr>
-                    <w:jc w:val="center"/>
-                  </w:pPr>
-                  <w:r>
-                    <w:rPr>
-                      <w:rFonts w:eastAsia="宋体"/>
-                      <w:rFonts w:ascii="宋体" w:hAnsi="宋体"/>
-                      <w:b w:val="0"/>
-                      <w:sz w:val="20"/>
-                    </w:rPr>
-                    <w:t>0.9488</w:t>
-                  </w:r>
-                </w:p>
-              </w:tc>
-              <w:tc>
-                <w:tcPr>
-                  <w:tcW w:type="dxa" w:w="1074"/>
-                </w:tcPr>
-                <w:p>
-                  <w:pPr>
-                    <w:jc w:val="center"/>
-                  </w:pPr>
-                  <w:r>
-                    <w:rPr>
-                      <w:rFonts w:eastAsia="宋体"/>
-                      <w:rFonts w:ascii="宋体" w:hAnsi="宋体"/>
-                      <w:b w:val="0"/>
-                      <w:sz w:val="20"/>
-                    </w:rPr>
-                    <w:t>6161/1149/58/870</w:t>
-                  </w:r>
-                </w:p>
-              </w:tc>
-              <w:tc>
-                <w:tcPr>
-                  <w:tcW w:type="dxa" w:w="1074"/>
-                </w:tcPr>
-                <w:p>
-                  <w:pPr>
-                    <w:jc w:val="center"/>
-                  </w:pPr>
-                  <w:r>
-                    <w:rPr>
-                      <w:rFonts w:eastAsia="宋体"/>
-                      <w:rFonts w:ascii="宋体" w:hAnsi="宋体"/>
-                      <w:b w:val="0"/>
-                      <w:sz w:val="20"/>
-                    </w:rPr>
-                    <w:t>56</w:t>
-                  </w:r>
-                </w:p>
-              </w:tc>
-            </w:tr>
-            <w:tr>
-              <w:tc>
-                <w:tcPr>
-                  <w:tcW w:type="dxa" w:w="1074"/>
-                </w:tcPr>
-                <w:p>
-                  <w:pPr>
-                    <w:jc w:val="center"/>
-                  </w:pPr>
-                  <w:r>
-                    <w:rPr>
-                      <w:rFonts w:eastAsia="宋体"/>
-                      <w:rFonts w:ascii="宋体" w:hAnsi="宋体"/>
-                      <w:b w:val="0"/>
-                      <w:sz w:val="20"/>
-                    </w:rPr>
-                    <w:t>ClassWeight</w:t>
-                  </w:r>
-                </w:p>
-              </w:tc>
-              <w:tc>
-                <w:tcPr>
-                  <w:tcW w:type="dxa" w:w="1074"/>
-                </w:tcPr>
-                <w:p>
-                  <w:pPr>
-                    <w:jc w:val="center"/>
-                  </w:pPr>
-                  <w:r>
-                    <w:rPr>
-                      <w:rFonts w:eastAsia="宋体"/>
-                      <w:rFonts w:ascii="宋体" w:hAnsi="宋体"/>
-                      <w:b w:val="0"/>
-                      <w:sz w:val="20"/>
-                    </w:rPr>
-                    <w:t>0.43</w:t>
-                  </w:r>
-                </w:p>
-              </w:tc>
-              <w:tc>
-                <w:tcPr>
-                  <w:tcW w:type="dxa" w:w="1074"/>
-                </w:tcPr>
-                <w:p>
-                  <w:pPr>
-                    <w:jc w:val="center"/>
-                  </w:pPr>
-                  <w:r>
-                    <w:rPr>
-                      <w:rFonts w:eastAsia="宋体"/>
-                      <w:rFonts w:ascii="宋体" w:hAnsi="宋体"/>
-                      <w:b w:val="0"/>
-                      <w:sz w:val="20"/>
-                    </w:rPr>
-                    <w:t>0.95</w:t>
-                  </w:r>
-                </w:p>
-              </w:tc>
-              <w:tc>
-                <w:tcPr>
-                  <w:tcW w:type="dxa" w:w="1074"/>
-                </w:tcPr>
-                <w:p>
-                  <w:pPr>
-                    <w:jc w:val="center"/>
-                  </w:pPr>
-                  <w:r>
-                    <w:rPr>
-                      <w:rFonts w:eastAsia="宋体"/>
-                      <w:rFonts w:ascii="宋体" w:hAnsi="宋体"/>
-                      <w:b w:val="0"/>
-                      <w:sz w:val="20"/>
-                    </w:rPr>
-                    <w:t>0.59</w:t>
-                  </w:r>
-                </w:p>
-              </w:tc>
-              <w:tc>
-                <w:tcPr>
-                  <w:tcW w:type="dxa" w:w="1074"/>
-                </w:tcPr>
-                <w:p>
-                  <w:pPr>
-                    <w:jc w:val="center"/>
-                  </w:pPr>
-                  <w:r>
-                    <w:rPr>
-                      <w:rFonts w:eastAsia="宋体"/>
-                      <w:rFonts w:ascii="宋体" w:hAnsi="宋体"/>
-                      <w:b w:val="0"/>
-                      <w:sz w:val="20"/>
-                    </w:rPr>
-                    <w:t>85.0%</w:t>
-                  </w:r>
-                </w:p>
-              </w:tc>
-              <w:tc>
-                <w:tcPr>
-                  <w:tcW w:type="dxa" w:w="1074"/>
-                </w:tcPr>
-                <w:p>
-                  <w:pPr>
-                    <w:jc w:val="center"/>
-                  </w:pPr>
-                  <w:r>
-                    <w:rPr>
-                      <w:rFonts w:eastAsia="宋体"/>
-                      <w:rFonts w:ascii="宋体" w:hAnsi="宋体"/>
-                      <w:b w:val="0"/>
-                      <w:sz w:val="20"/>
-                    </w:rPr>
-                    <w:t>0.9503</w:t>
-                  </w:r>
-                </w:p>
-              </w:tc>
-              <w:tc>
-                <w:tcPr>
-                  <w:tcW w:type="dxa" w:w="1074"/>
-                </w:tcPr>
-                <w:p>
-                  <w:pPr>
-                    <w:jc w:val="center"/>
-                  </w:pPr>
-                  <w:r>
-                    <w:rPr>
-                      <w:rFonts w:eastAsia="宋体"/>
-                      <w:rFonts w:ascii="宋体" w:hAnsi="宋体"/>
-                      <w:b w:val="0"/>
-                      <w:sz w:val="20"/>
-                    </w:rPr>
-                    <w:t>6142/1168/50/878</w:t>
-                  </w:r>
-                </w:p>
-              </w:tc>
-              <w:tc>
-                <w:tcPr>
-                  <w:tcW w:type="dxa" w:w="1074"/>
-                </w:tcPr>
-                <w:p>
-                  <w:pPr>
-                    <w:jc w:val="center"/>
-                  </w:pPr>
-                  <w:r>
-                    <w:rPr>
-                      <w:rFonts w:eastAsia="宋体"/>
-                      <w:rFonts w:ascii="宋体" w:hAnsi="宋体"/>
-                      <w:b w:val="0"/>
-                      <w:sz w:val="20"/>
-                    </w:rPr>
-                    <w:t>108</w:t>
-                  </w:r>
-                </w:p>
-              </w:tc>
-            </w:tr>
-            <w:tr>
-              <w:tc>
-                <w:tcPr>
-                  <w:tcW w:type="dxa" w:w="8592"/>
-                  <w:gridSpan w:val="8"/>
-                </w:tcPr>
-                <w:p>
-                  <w:r>
-                    <w:rPr>
-                      <w:rFonts w:eastAsia="宋体"/>
-                      <w:rFonts w:ascii="宋体" w:hAnsi="宋体"/>
-                      <w:b w:val="0"/>
-                      <w:sz w:val="18"/>
-                    </w:rPr>
-                    <w:t>注：Yes类=已订阅正样本，测试集中support=928；非零系数数量反映L1正则的稀疏程度（178总特征中的有效特征数）。</w:t>
-                  </w:r>
-                </w:p>
-              </w:tc>
-            </w:tr>
-          </w:tbl>
-          <w:p/>
-          <w:p>
-            <w:pPr>
-              <w:spacing w:before="0" w:after="40" w:line="240" w:lineRule="auto"/>
-              <w:jc w:val="left"/>
-            </w:pPr>
-            <w:r>
-              <w:rPr>
-                <w:rFonts w:eastAsia="宋体"/>
-                <w:rFonts w:ascii="宋体" w:hAnsi="宋体"/>
-                <w:b w:val="0"/>
-                <w:sz w:val="24"/>
-              </w:rPr>
+              <w:t>4.3 Precision / Recall / F1 深度分析</w:t>
+            </w:r>
+          </w:p>
+          <w:p>
+            <w:pPr>
+              <w:spacing w:before="0" w:after="40" w:line="240" w:lineRule="auto"/>
+              <w:jc w:val="left"/>
+            </w:pPr>
+            <w:r>
+              <w:rPr>
+                <w:rFonts w:ascii="SimSun" w:hAnsi="SimSun" w:eastAsia="SimSun"/>
+                <w:b/>
+                <w:sz w:val="24"/>
+              </w:rPr>
+              <w:t>（1）Accuracy 的局限性</w:t>
+            </w:r>
+          </w:p>
+          <w:p>
+            <w:pPr>
+              <w:spacing w:before="0" w:after="40" w:line="240" w:lineRule="auto"/>
+              <w:ind w:firstLine="480"/>
+              <w:jc w:val="left"/>
+            </w:pPr>
+            <w:r>
+              <w:rPr>
+                <w:rFonts w:ascii="SimSun" w:hAnsi="SimSun" w:eastAsia="SimSun"/>
+                <w:b w:val="0"/>
+                <w:sz w:val="24"/>
+              </w:rPr>
+              <w:t>若模型将全部测试样本预测为"未订阅"，准确率高达 88.7%（与班级同学的算法相当），但 Recall(Yes)=0，银行会错失全部4640位真实订阅客户。本实验三个模型的准确率为85%~90%，略低于"全预测负类"基准，但 Recall(Yes) 达到 83%~95%，才真正具有业务价值。</w:t>
+            </w:r>
+          </w:p>
+          <w:p>
+            <w:pPr>
+              <w:spacing w:before="0" w:after="40" w:line="240" w:lineRule="auto"/>
+              <w:jc w:val="left"/>
+            </w:pPr>
+            <w:r>
+              <w:rPr>
+                <w:rFonts w:ascii="SimSun" w:hAnsi="SimSun" w:eastAsia="SimSun"/>
+                <w:b/>
+                <w:sz w:val="24"/>
+              </w:rPr>
+              <w:t>（2）三种策略的 Precision-Recall 权衡分析</w:t>
+            </w:r>
+          </w:p>
+          <w:p>
+            <w:pPr>
+              <w:spacing w:before="0" w:after="40" w:line="240" w:lineRule="auto"/>
+              <w:ind w:firstLine="480"/>
+              <w:jc w:val="left"/>
+            </w:pPr>
+            <w:r>
+              <w:rPr>
+                <w:rFonts w:ascii="SimSun" w:hAnsi="SimSun" w:eastAsia="SimSun"/>
+                <w:b w:val="0"/>
+                <w:sz w:val="24"/>
+              </w:rPr>
+              <w:t>SMOTE（Recall=0.83，Precision=0.54）：在召回率和精确率间取得最佳平衡。误报661人、漏报162人，每预测10个"潜在订阅客户"中有5.4个是真实的，适合银行希望控制营销骚扰成本的场景。</w:t>
+            </w:r>
+          </w:p>
+          <w:p>
+            <w:pPr>
+              <w:spacing w:before="0" w:after="40" w:line="240" w:lineRule="auto"/>
+              <w:ind w:firstLine="480"/>
+              <w:jc w:val="left"/>
+            </w:pPr>
+            <w:r>
+              <w:rPr>
+                <w:rFonts w:ascii="SimSun" w:hAnsi="SimSun" w:eastAsia="SimSun"/>
+                <w:b w:val="0"/>
+                <w:sz w:val="24"/>
+              </w:rPr>
+              <w:t>UnderSample（Recall=0.94，Precision=0.43）：召回极高，但误报1149人（占未订阅者15.7%）。大量负样本被删除后，模型过度倾向预测订阅，适合"不惜误报代价，确保找到所有潜在客户"的高召回需求。</w:t>
+            </w:r>
+          </w:p>
+          <w:p>
+            <w:pPr>
+              <w:spacing w:before="0" w:after="40" w:line="240" w:lineRule="auto"/>
+              <w:ind w:firstLine="480"/>
+              <w:jc w:val="left"/>
+            </w:pPr>
+            <w:r>
+              <w:rPr>
+                <w:rFonts w:ascii="SimSun" w:hAnsi="SimSun" w:eastAsia="SimSun"/>
+                <w:b w:val="0"/>
+                <w:sz w:val="24"/>
+              </w:rPr>
+              <w:t>ClassWeight（Recall=0.95，Precision=0.43）：与欠采样结果相近，但保留全部32950条原始训练数据（信息损失最小），L1选出最有效的108个特征，且AUC在三者中最高（0.9503），是综合性能最优的策略。</w:t>
+            </w:r>
+          </w:p>
+          <w:p>
+            <w:pPr>
+              <w:spacing w:before="0" w:after="40" w:line="240" w:lineRule="auto"/>
+              <w:jc w:val="left"/>
+            </w:pPr>
+            <w:r>
+              <w:rPr>
+                <w:rFonts w:ascii="SimSun" w:hAnsi="SimSun" w:eastAsia="SimSun"/>
+                <w:b/>
+                <w:sz w:val="24"/>
+              </w:rPr>
+              <w:t>（3）AUC 与最优参数分析</w:t>
+            </w:r>
+          </w:p>
+          <w:p>
+            <w:pPr>
+              <w:spacing w:before="0" w:after="40" w:line="240" w:lineRule="auto"/>
+              <w:ind w:firstLine="480"/>
+              <w:jc w:val="left"/>
+            </w:pPr>
+            <w:r>
+              <w:rPr>
+                <w:rFonts w:ascii="SimSun" w:hAnsi="SimSun" w:eastAsia="SimSun"/>
+                <w:b w:val="0"/>
+                <w:sz w:val="24"/>
+              </w:rPr>
+              <w:t>GridSearchCV 最终选出的最优参数：SMOTE策略选 C=1, penalty=l2（数据经SMOTE平衡后，较强的L2正则更优）；UnderSample 和 ClassWeight 策略均选 C=0.05~0.1, penalty=l1（高维交互特征场景下，L1稀疏正则更适合进行特征选择）。三个模型 AUC 均达 0.9488~0.9503，远高于随机分类基准（0.5），验证了模型对潜在订阅客户具有显著的排序和识别能力。</w:t>
+            </w:r>
+          </w:p>
+          <w:p>
+            <w:pPr>
+              <w:spacing w:before="0" w:after="40" w:line="240" w:lineRule="auto"/>
+              <w:jc w:val="left"/>
+            </w:pPr>
+            <w:r>
+              <w:rPr>
+                <w:rFonts w:ascii="SimSun" w:hAnsi="SimSun" w:eastAsia="SimSun"/>
+                <w:b/>
+                <w:sz w:val="24"/>
+              </w:rPr>
+              <w:t>（4）逻辑回归的性能上限与工程权衡</w:t>
+            </w:r>
+          </w:p>
+          <w:p>
+            <w:pPr>
+              <w:spacing w:before="0" w:after="40" w:line="240" w:lineRule="auto"/>
+              <w:ind w:firstLine="480"/>
+              <w:jc w:val="left"/>
+            </w:pPr>
+            <w:r>
+              <w:rPr>
+                <w:rFonts w:ascii="SimSun" w:hAnsi="SimSun" w:eastAsia="SimSun"/>
+                <w:b w:val="0"/>
+                <w:sz w:val="24"/>
+              </w:rPr>
+              <w:t>实验探索了全量二阶多项式特征（全部58维特征的两两交互，共1711维），在 class_weight 策略下AUC可达0.9528，但SMOTE在1711维×4万样本时产生内存溢出（约2.8GB，超出系统限制）。最终采用精选178维方案，在三种策略上均稳定运行，AUC达0.9488~0.9503，取得性能与内存效率的最优平衡。根据 Moro et al.（2014）原始论文，逻辑回归在此数据集上的理论上限约为0.95~0.96；要突破此上限须引入随机森林、XGBoost等可自动捕捉非线性交互的树模型。</w:t>
             </w:r>
           </w:p>
           <w:p>
@@ -5951,181 +6105,10 @@
             </w:pPr>
             <w:r>
               <w:rPr>
-                <w:rFonts w:eastAsia="宋体"/>
-                <w:rFonts w:ascii="宋体" w:hAnsi="宋体"/>
+                <w:rFonts w:ascii="SimSun" w:hAnsi="SimSun" w:eastAsia="SimSun"/>
                 <w:b/>
                 <w:sz w:val="24"/>
               </w:rPr>
-              <w:t>4.3 Precision / Recall / F1 深度分析</w:t>
-            </w:r>
-          </w:p>
-          <w:p>
-            <w:pPr>
-              <w:spacing w:before="0" w:after="40" w:line="240" w:lineRule="auto"/>
-              <w:jc w:val="left"/>
-            </w:pPr>
-            <w:r>
-              <w:rPr>
-                <w:rFonts w:eastAsia="宋体"/>
-                <w:rFonts w:ascii="宋体" w:hAnsi="宋体"/>
-                <w:b/>
-                <w:sz w:val="24"/>
-              </w:rPr>
-              <w:t>（1）Accuracy 的局限性</w:t>
-            </w:r>
-          </w:p>
-          <w:p>
-            <w:pPr>
-              <w:spacing w:before="0" w:after="40" w:line="240" w:lineRule="auto"/>
-              <w:ind w:firstLine="480"/>
-              <w:jc w:val="left"/>
-            </w:pPr>
-            <w:r>
-              <w:rPr>
-                <w:rFonts w:eastAsia="宋体"/>
-                <w:rFonts w:ascii="宋体" w:hAnsi="宋体"/>
-                <w:b w:val="0"/>
-                <w:sz w:val="24"/>
-              </w:rPr>
-              <w:t>若模型将全部测试样本预测为"未订阅"，准确率高达 88.7%（与班级同学的算法相当），但 Recall(Yes)=0，银行会错失全部4640位真实订阅客户。本实验三个模型的准确率为85%~90%，略低于"全预测负类"基准，但 Recall(Yes) 达到 83%~95%，才真正具有业务价值。</w:t>
-            </w:r>
-          </w:p>
-          <w:p>
-            <w:pPr>
-              <w:spacing w:before="0" w:after="40" w:line="240" w:lineRule="auto"/>
-              <w:jc w:val="left"/>
-            </w:pPr>
-            <w:r>
-              <w:rPr>
-                <w:rFonts w:eastAsia="宋体"/>
-                <w:rFonts w:ascii="宋体" w:hAnsi="宋体"/>
-                <w:b/>
-                <w:sz w:val="24"/>
-              </w:rPr>
-              <w:t>（2）三种策略的 Precision-Recall 权衡分析</w:t>
-            </w:r>
-          </w:p>
-          <w:p>
-            <w:pPr>
-              <w:spacing w:before="0" w:after="40" w:line="240" w:lineRule="auto"/>
-              <w:ind w:firstLine="480"/>
-              <w:jc w:val="left"/>
-            </w:pPr>
-            <w:r>
-              <w:rPr>
-                <w:rFonts w:eastAsia="宋体"/>
-                <w:rFonts w:ascii="宋体" w:hAnsi="宋体"/>
-                <w:b w:val="0"/>
-                <w:sz w:val="24"/>
-              </w:rPr>
-              <w:t>SMOTE（Recall=0.83，Precision=0.54）：在召回率和精确率间取得最佳平衡。误报661人、漏报162人，每预测10个"潜在订阅客户"中有5.4个是真实的，适合银行希望控制营销骚扰成本的场景。</w:t>
-            </w:r>
-          </w:p>
-          <w:p>
-            <w:pPr>
-              <w:spacing w:before="0" w:after="40" w:line="240" w:lineRule="auto"/>
-              <w:ind w:firstLine="480"/>
-              <w:jc w:val="left"/>
-            </w:pPr>
-            <w:r>
-              <w:rPr>
-                <w:rFonts w:eastAsia="宋体"/>
-                <w:rFonts w:ascii="宋体" w:hAnsi="宋体"/>
-                <w:b w:val="0"/>
-                <w:sz w:val="24"/>
-              </w:rPr>
-              <w:t>UnderSample（Recall=0.94，Precision=0.43）：召回极高，但误报1149人（占未订阅者15.7%）。大量负样本被删除后，模型过度倾向预测订阅，适合"不惜误报代价，确保找到所有潜在客户"的高召回需求。</w:t>
-            </w:r>
-          </w:p>
-          <w:p>
-            <w:pPr>
-              <w:spacing w:before="0" w:after="40" w:line="240" w:lineRule="auto"/>
-              <w:ind w:firstLine="480"/>
-              <w:jc w:val="left"/>
-            </w:pPr>
-            <w:r>
-              <w:rPr>
-                <w:rFonts w:eastAsia="宋体"/>
-                <w:rFonts w:ascii="宋体" w:hAnsi="宋体"/>
-                <w:b w:val="0"/>
-                <w:sz w:val="24"/>
-              </w:rPr>
-              <w:t>ClassWeight（Recall=0.95，Precision=0.43）：与欠采样结果相近，但保留全部32950条原始训练数据（信息损失最小），L1选出最有效的108个特征，且AUC在三者中最高（0.9503），是综合性能最优的策略。</w:t>
-            </w:r>
-          </w:p>
-          <w:p>
-            <w:pPr>
-              <w:spacing w:before="0" w:after="40" w:line="240" w:lineRule="auto"/>
-              <w:jc w:val="left"/>
-            </w:pPr>
-            <w:r>
-              <w:rPr>
-                <w:rFonts w:eastAsia="宋体"/>
-                <w:rFonts w:ascii="宋体" w:hAnsi="宋体"/>
-                <w:b/>
-                <w:sz w:val="24"/>
-              </w:rPr>
-              <w:t>（3）AUC 与最优参数分析</w:t>
-            </w:r>
-          </w:p>
-          <w:p>
-            <w:pPr>
-              <w:spacing w:before="0" w:after="40" w:line="240" w:lineRule="auto"/>
-              <w:ind w:firstLine="480"/>
-              <w:jc w:val="left"/>
-            </w:pPr>
-            <w:r>
-              <w:rPr>
-                <w:rFonts w:eastAsia="宋体"/>
-                <w:rFonts w:ascii="宋体" w:hAnsi="宋体"/>
-                <w:b w:val="0"/>
-                <w:sz w:val="24"/>
-              </w:rPr>
-              <w:t>GridSearchCV 最终选出的最优参数：SMOTE策略选 C=1, penalty=l2（数据经SMOTE平衡后，较强的L2正则更优）；UnderSample 和 ClassWeight 策略均选 C=0.05~0.1, penalty=l1（高维交互特征场景下，L1稀疏正则更适合进行特征选择）。三个模型 AUC 均达 0.9488~0.9503，远高于随机分类基准（0.5），验证了模型对潜在订阅客户具有显著的排序和识别能力。</w:t>
-            </w:r>
-          </w:p>
-          <w:p>
-            <w:pPr>
-              <w:spacing w:before="0" w:after="40" w:line="240" w:lineRule="auto"/>
-              <w:jc w:val="left"/>
-            </w:pPr>
-            <w:r>
-              <w:rPr>
-                <w:rFonts w:eastAsia="宋体"/>
-                <w:rFonts w:ascii="宋体" w:hAnsi="宋体"/>
-                <w:b/>
-                <w:sz w:val="24"/>
-              </w:rPr>
-              <w:t>（4）逻辑回归的性能上限与工程权衡</w:t>
-            </w:r>
-          </w:p>
-          <w:p>
-            <w:pPr>
-              <w:spacing w:before="0" w:after="40" w:line="240" w:lineRule="auto"/>
-              <w:ind w:firstLine="480"/>
-              <w:jc w:val="left"/>
-            </w:pPr>
-            <w:r>
-              <w:rPr>
-                <w:rFonts w:eastAsia="宋体"/>
-                <w:rFonts w:ascii="宋体" w:hAnsi="宋体"/>
-                <w:b w:val="0"/>
-                <w:sz w:val="24"/>
-              </w:rPr>
-              <w:t>实验探索了全量二阶多项式特征（全部58维特征的两两交互，共1711维），在 class_weight 策略下AUC可达0.9528，但SMOTE在1711维×4万样本时产生内存溢出（约2.8GB，超出系统限制）。最终采用精选178维方案，在三种策略上均稳定运行，AUC达0.9488~0.9503，取得性能与内存效率的最优平衡。根据 Moro et al.（2014）原始论文，逻辑回归在此数据集上的理论上限约为0.95~0.96；要突破此上限须引入随机森林、XGBoost等可自动捕捉非线性交互的树模型。</w:t>
-            </w:r>
-          </w:p>
-          <w:p>
-            <w:pPr>
-              <w:spacing w:before="100" w:after="20" w:line="240" w:lineRule="auto"/>
-            </w:pPr>
-            <w:r>
-              <w:rPr>
-                <w:rFonts w:eastAsia="宋体"/>
-                <w:rFonts w:ascii="宋体" w:hAnsi="宋体"/>
-                <w:b/>
-                <w:sz w:val="24"/>
-              </w:rPr>
               <w:t>4.4 可视化分析</w:t>
             </w:r>
           </w:p>
@@ -6136,8 +6119,7 @@
             </w:pPr>
             <w:r>
               <w:rPr>
-                <w:rFonts w:eastAsia="宋体"/>
-                <w:rFonts w:ascii="宋体" w:hAnsi="宋体"/>
+                <w:rFonts w:ascii="SimSun" w:hAnsi="SimSun" w:eastAsia="SimSun"/>
                 <w:b w:val="0"/>
                 <w:sz w:val="24"/>
               </w:rPr>
@@ -6150,21 +6132,24 @@
             </w:pPr>
             <w:r>
               <w:drawing>
-                <wp:inline xmlns:a="http://schemas.openxmlformats.org/drawingml/2006/main" xmlns:pic="http://schemas.openxmlformats.org/drawingml/2006/picture">
-                  <wp:extent cx="5040000" cy="2983625"/>
+                <wp:inline distT="0" distB="0" distL="114300" distR="114300">
+                  <wp:extent cx="5039995" cy="2983230"/>
+                  <wp:effectExtent l="0" t="0" r="8255" b="7620"/>
                   <wp:docPr id="1" name="Picture 1"/>
                   <wp:cNvGraphicFramePr>
-                    <a:graphicFrameLocks noChangeAspect="1"/>
+                    <a:graphicFrameLocks xmlns:a="http://schemas.openxmlformats.org/drawingml/2006/main" noChangeAspect="1"/>
                   </wp:cNvGraphicFramePr>
-                  <a:graphic>
+                  <a:graphic xmlns:a="http://schemas.openxmlformats.org/drawingml/2006/main">
                     <a:graphicData uri="http://schemas.openxmlformats.org/drawingml/2006/picture">
-                      <pic:pic>
+                      <pic:pic xmlns:pic="http://schemas.openxmlformats.org/drawingml/2006/picture">
                         <pic:nvPicPr>
-                          <pic:cNvPr id="0" name="precision_recall_f1.png"/>
-                          <pic:cNvPicPr/>
+                          <pic:cNvPr id="1" name="Picture 1"/>
+                          <pic:cNvPicPr>
+                            <a:picLocks noChangeAspect="1"/>
+                          </pic:cNvPicPr>
                         </pic:nvPicPr>
                         <pic:blipFill>
-                          <a:blip r:embed="rId12"/>
+                          <a:blip r:embed="rId8"/>
                           <a:stretch>
                             <a:fillRect/>
                           </a:stretch>
@@ -6174,7 +6159,9 @@
                             <a:off x="0" y="0"/>
                             <a:ext cx="5040000" cy="2983625"/>
                           </a:xfrm>
-                          <a:prstGeom prst="rect"/>
+                          <a:prstGeom prst="rect">
+                            <a:avLst/>
+                          </a:prstGeom>
                         </pic:spPr>
                       </pic:pic>
                     </a:graphicData>
@@ -6191,8 +6178,7 @@
             </w:pPr>
             <w:r>
               <w:rPr>
-                <w:rFonts w:eastAsia="宋体"/>
-                <w:rFonts w:ascii="宋体" w:hAnsi="宋体"/>
+                <w:rFonts w:ascii="SimSun" w:hAnsi="SimSun" w:eastAsia="SimSun"/>
                 <w:b w:val="0"/>
                 <w:sz w:val="24"/>
               </w:rPr>
@@ -6207,8 +6193,7 @@
             </w:pPr>
             <w:r>
               <w:rPr>
-                <w:rFonts w:eastAsia="宋体"/>
-                <w:rFonts w:ascii="宋体" w:hAnsi="宋体"/>
+                <w:rFonts w:ascii="SimSun" w:hAnsi="SimSun" w:eastAsia="SimSun"/>
                 <w:b w:val="0"/>
                 <w:sz w:val="24"/>
               </w:rPr>
@@ -6223,8 +6208,7 @@
             </w:pPr>
             <w:r>
               <w:rPr>
-                <w:rFonts w:eastAsia="宋体"/>
-                <w:rFonts w:ascii="宋体" w:hAnsi="宋体"/>
+                <w:rFonts w:ascii="SimSun" w:hAnsi="SimSun" w:eastAsia="SimSun"/>
                 <w:b w:val="0"/>
                 <w:sz w:val="24"/>
               </w:rPr>
@@ -6236,14 +6220,6 @@
               <w:spacing w:before="0" w:after="40" w:line="240" w:lineRule="auto"/>
               <w:jc w:val="left"/>
             </w:pPr>
-            <w:r>
-              <w:rPr>
-                <w:rFonts w:eastAsia="宋体"/>
-                <w:rFonts w:ascii="宋体" w:hAnsi="宋体"/>
-                <w:b w:val="0"/>
-                <w:sz w:val="24"/>
-              </w:rPr>
-            </w:r>
           </w:p>
           <w:p>
             <w:pPr>
@@ -6252,8 +6228,7 @@
             </w:pPr>
             <w:r>
               <w:rPr>
-                <w:rFonts w:eastAsia="宋体"/>
-                <w:rFonts w:ascii="宋体" w:hAnsi="宋体"/>
+                <w:rFonts w:ascii="SimSun" w:hAnsi="SimSun" w:eastAsia="SimSun"/>
                 <w:b w:val="0"/>
                 <w:sz w:val="24"/>
               </w:rPr>
@@ -6266,186 +6241,21 @@
             </w:pPr>
             <w:r>
               <w:drawing>
-                <wp:inline xmlns:a="http://schemas.openxmlformats.org/drawingml/2006/main" xmlns:pic="http://schemas.openxmlformats.org/drawingml/2006/picture">
-                  <wp:extent cx="5400000" cy="1439675"/>
+                <wp:inline distT="0" distB="0" distL="114300" distR="114300">
+                  <wp:extent cx="5399405" cy="1439545"/>
+                  <wp:effectExtent l="0" t="0" r="10795" b="8255"/>
                   <wp:docPr id="2" name="Picture 2"/>
                   <wp:cNvGraphicFramePr>
-                    <a:graphicFrameLocks noChangeAspect="1"/>
+                    <a:graphicFrameLocks xmlns:a="http://schemas.openxmlformats.org/drawingml/2006/main" noChangeAspect="1"/>
                   </wp:cNvGraphicFramePr>
-                  <a:graphic>
+                  <a:graphic xmlns:a="http://schemas.openxmlformats.org/drawingml/2006/main">
                     <a:graphicData uri="http://schemas.openxmlformats.org/drawingml/2006/picture">
-                      <pic:pic>
+                      <pic:pic xmlns:pic="http://schemas.openxmlformats.org/drawingml/2006/picture">
                         <pic:nvPicPr>
-                          <pic:cNvPr id="0" name="metrics_heatmap.png"/>
-                          <pic:cNvPicPr/>
-                        </pic:nvPicPr>
-                        <pic:blipFill>
-                          <a:blip r:embed="rId13"/>
-                          <a:stretch>
-                            <a:fillRect/>
-                          </a:stretch>
-                        </pic:blipFill>
-                        <pic:spPr>
-                          <a:xfrm>
-                            <a:off x="0" y="0"/>
-                            <a:ext cx="5400000" cy="1439675"/>
-                          </a:xfrm>
-                          <a:prstGeom prst="rect"/>
-                        </pic:spPr>
-                      </pic:pic>
-                    </a:graphicData>
-                  </a:graphic>
-                </wp:inline>
-              </w:drawing>
-            </w:r>
-          </w:p>
-          <w:p>
-            <w:pPr>
-              <w:spacing w:before="0" w:after="40" w:line="240" w:lineRule="auto"/>
-              <w:ind w:firstLine="480"/>
-              <w:jc w:val="left"/>
-            </w:pPr>
-            <w:r>
-              <w:rPr>
-                <w:rFonts w:eastAsia="宋体"/>
-                <w:rFonts w:ascii="宋体" w:hAnsi="宋体"/>
-                <w:b w:val="0"/>
-                <w:sz w:val="24"/>
-              </w:rPr>
-              <w:t>热力图以颜色深浅直观展示各模型在正负两个类别上的 Precision、Recall、F1 分布。负类（未订阅 No）的三项指标均接近0.90以上（绿色），说明模型对多数类预测准确；正类（已订阅 Yes）的 Precision 偏低（0.43~0.54，黄色区域），体现了不平衡数据下的固有限制。三个模型的 macro avg 行（正负类均等权重）反映了整体均衡能力：SMOTE在F1上最优（0.800）。</w:t>
-            </w:r>
-          </w:p>
-          <w:p>
-            <w:pPr>
-              <w:spacing w:before="0" w:after="40" w:line="240" w:lineRule="auto"/>
-              <w:jc w:val="left"/>
-            </w:pPr>
-            <w:r>
-              <w:rPr>
-                <w:rFonts w:eastAsia="宋体"/>
-                <w:rFonts w:ascii="宋体" w:hAnsi="宋体"/>
-                <w:b w:val="0"/>
-                <w:sz w:val="24"/>
-              </w:rPr>
-            </w:r>
-          </w:p>
-          <w:p>
-            <w:pPr>
-              <w:spacing w:before="0" w:after="40" w:line="240" w:lineRule="auto"/>
-              <w:jc w:val="center"/>
-            </w:pPr>
-            <w:r>
-              <w:rPr>
-                <w:rFonts w:eastAsia="宋体"/>
-                <w:rFonts w:ascii="宋体" w:hAnsi="宋体"/>
-                <w:b w:val="0"/>
-                <w:sz w:val="24"/>
-              </w:rPr>
-              <w:t>图3  混淆矩阵对比（三种不平衡处理策略）</w:t>
-            </w:r>
-          </w:p>
-          <w:p>
-            <w:pPr>
-              <w:jc w:val="center"/>
-            </w:pPr>
-            <w:r>
-              <w:drawing>
-                <wp:inline xmlns:a="http://schemas.openxmlformats.org/drawingml/2006/main" xmlns:pic="http://schemas.openxmlformats.org/drawingml/2006/picture">
-                  <wp:extent cx="5400000" cy="1780169"/>
-                  <wp:docPr id="3" name="Picture 3"/>
-                  <wp:cNvGraphicFramePr>
-                    <a:graphicFrameLocks noChangeAspect="1"/>
-                  </wp:cNvGraphicFramePr>
-                  <a:graphic>
-                    <a:graphicData uri="http://schemas.openxmlformats.org/drawingml/2006/picture">
-                      <pic:pic>
-                        <pic:nvPicPr>
-                          <pic:cNvPr id="0" name="confusion_matrices.png"/>
-                          <pic:cNvPicPr/>
-                        </pic:nvPicPr>
-                        <pic:blipFill>
-                          <a:blip r:embed="rId14"/>
-                          <a:stretch>
-                            <a:fillRect/>
-                          </a:stretch>
-                        </pic:blipFill>
-                        <pic:spPr>
-                          <a:xfrm>
-                            <a:off x="0" y="0"/>
-                            <a:ext cx="5400000" cy="1780169"/>
-                          </a:xfrm>
-                          <a:prstGeom prst="rect"/>
-                        </pic:spPr>
-                      </pic:pic>
-                    </a:graphicData>
-                  </a:graphic>
-                </wp:inline>
-              </w:drawing>
-            </w:r>
-          </w:p>
-          <w:p>
-            <w:pPr>
-              <w:spacing w:before="0" w:after="40" w:line="240" w:lineRule="auto"/>
-              <w:ind w:firstLine="480"/>
-              <w:jc w:val="left"/>
-            </w:pPr>
-            <w:r>
-              <w:rPr>
-                <w:rFonts w:eastAsia="宋体"/>
-                <w:rFonts w:ascii="宋体" w:hAnsi="宋体"/>
-                <w:b w:val="0"/>
-                <w:sz w:val="24"/>
-              </w:rPr>
-              <w:t>混淆矩阵直观展示了四类预测结果：TN（真负，正确预测未订阅）、FP（误报，将未订阅预测为订阅）、FN（漏报，将订阅预测为未订阅）、TP（真正，正确预测订阅）。SMOTE策略 FP最小（661，误报率9.0%），漏报FN=162；ClassWeight策略 FN最小（50，漏报率5.4%），但FP=1168（误报率16.0%）。银行业务中漏报（错失真实客户）的代价通常高于误报（多打一次电话），因此ClassWeight策略在实际营销场景中更具价值。</w:t>
-            </w:r>
-          </w:p>
-          <w:p>
-            <w:pPr>
-              <w:spacing w:before="0" w:after="40" w:line="240" w:lineRule="auto"/>
-              <w:jc w:val="left"/>
-            </w:pPr>
-            <w:r>
-              <w:rPr>
-                <w:rFonts w:eastAsia="宋体"/>
-                <w:rFonts w:ascii="宋体" w:hAnsi="宋体"/>
-                <w:b w:val="0"/>
-                <w:sz w:val="24"/>
-              </w:rPr>
-            </w:r>
-          </w:p>
-          <w:p>
-            <w:pPr>
-              <w:spacing w:before="0" w:after="40" w:line="240" w:lineRule="auto"/>
-              <w:jc w:val="center"/>
-            </w:pPr>
-            <w:r>
-              <w:rPr>
-                <w:rFonts w:eastAsia="宋体"/>
-                <w:rFonts w:ascii="宋体" w:hAnsi="宋体"/>
-                <w:b w:val="0"/>
-                <w:sz w:val="24"/>
-              </w:rPr>
-              <w:t>图4  ROC曲线对比（三种策略）</w:t>
-            </w:r>
-          </w:p>
-          <w:p>
-            <w:pPr>
-              <w:jc w:val="center"/>
-            </w:pPr>
-            <w:r>
-              <w:drawing>
-                <wp:inline xmlns:a="http://schemas.openxmlformats.org/drawingml/2006/main" xmlns:pic="http://schemas.openxmlformats.org/drawingml/2006/picture">
-                  <wp:extent cx="4320000" cy="3461843"/>
-                  <wp:docPr id="4" name="Picture 4"/>
-                  <wp:cNvGraphicFramePr>
-                    <a:graphicFrameLocks noChangeAspect="1"/>
-                  </wp:cNvGraphicFramePr>
-                  <a:graphic>
-                    <a:graphicData uri="http://schemas.openxmlformats.org/drawingml/2006/picture">
-                      <pic:pic>
-                        <pic:nvPicPr>
-                          <pic:cNvPr id="0" name="image.png"/>
-                          <pic:cNvPicPr/>
+                          <pic:cNvPr id="2" name="Picture 2"/>
+                          <pic:cNvPicPr>
+                            <a:picLocks noChangeAspect="1"/>
+                          </pic:cNvPicPr>
                         </pic:nvPicPr>
                         <pic:blipFill>
                           <a:blip r:embed="rId9"/>
@@ -6456,9 +6266,11 @@
                         <pic:spPr>
                           <a:xfrm>
                             <a:off x="0" y="0"/>
-                            <a:ext cx="4320000" cy="3461843"/>
+                            <a:ext cx="5400000" cy="1439675"/>
                           </a:xfrm>
-                          <a:prstGeom prst="rect"/>
+                          <a:prstGeom prst="rect">
+                            <a:avLst/>
+                          </a:prstGeom>
                         </pic:spPr>
                       </pic:pic>
                     </a:graphicData>
@@ -6475,8 +6287,165 @@
             </w:pPr>
             <w:r>
               <w:rPr>
-                <w:rFonts w:eastAsia="宋体"/>
-                <w:rFonts w:ascii="宋体" w:hAnsi="宋体"/>
+                <w:rFonts w:ascii="SimSun" w:hAnsi="SimSun" w:eastAsia="SimSun"/>
+                <w:b w:val="0"/>
+                <w:sz w:val="24"/>
+              </w:rPr>
+              <w:t>热力图以颜色深浅直观展示各模型在正负两个类别上的 Precision、Recall、F1 分布。负类（未订阅 No）的三项指标均接近0.90以上（绿色），说明模型对多数类预测准确；正类（已订阅 Yes）的 Precision 偏低（0.43~0.54，黄色区域），体现了不平衡数据下的固有限制。三个模型的 macro avg 行（正负类均等权重）反映了整体均衡能力：SMOTE在F1上最优（0.800）。</w:t>
+            </w:r>
+          </w:p>
+          <w:p>
+            <w:pPr>
+              <w:spacing w:before="0" w:after="40" w:line="240" w:lineRule="auto"/>
+              <w:jc w:val="left"/>
+            </w:pPr>
+          </w:p>
+          <w:p>
+            <w:pPr>
+              <w:spacing w:before="0" w:after="40" w:line="240" w:lineRule="auto"/>
+              <w:jc w:val="center"/>
+            </w:pPr>
+            <w:r>
+              <w:rPr>
+                <w:rFonts w:ascii="SimSun" w:hAnsi="SimSun" w:eastAsia="SimSun"/>
+                <w:b w:val="0"/>
+                <w:sz w:val="24"/>
+              </w:rPr>
+              <w:t>图3  混淆矩阵对比（三种不平衡处理策略）</w:t>
+            </w:r>
+          </w:p>
+          <w:p>
+            <w:pPr>
+              <w:jc w:val="center"/>
+            </w:pPr>
+            <w:r>
+              <w:drawing>
+                <wp:inline distT="0" distB="0" distL="114300" distR="114300">
+                  <wp:extent cx="5399405" cy="1779905"/>
+                  <wp:effectExtent l="0" t="0" r="10795" b="10795"/>
+                  <wp:docPr id="3" name="Picture 3"/>
+                  <wp:cNvGraphicFramePr>
+                    <a:graphicFrameLocks xmlns:a="http://schemas.openxmlformats.org/drawingml/2006/main" noChangeAspect="1"/>
+                  </wp:cNvGraphicFramePr>
+                  <a:graphic xmlns:a="http://schemas.openxmlformats.org/drawingml/2006/main">
+                    <a:graphicData uri="http://schemas.openxmlformats.org/drawingml/2006/picture">
+                      <pic:pic xmlns:pic="http://schemas.openxmlformats.org/drawingml/2006/picture">
+                        <pic:nvPicPr>
+                          <pic:cNvPr id="3" name="Picture 3"/>
+                          <pic:cNvPicPr>
+                            <a:picLocks noChangeAspect="1"/>
+                          </pic:cNvPicPr>
+                        </pic:nvPicPr>
+                        <pic:blipFill>
+                          <a:blip r:embed="rId10"/>
+                          <a:stretch>
+                            <a:fillRect/>
+                          </a:stretch>
+                        </pic:blipFill>
+                        <pic:spPr>
+                          <a:xfrm>
+                            <a:off x="0" y="0"/>
+                            <a:ext cx="5400000" cy="1780169"/>
+                          </a:xfrm>
+                          <a:prstGeom prst="rect">
+                            <a:avLst/>
+                          </a:prstGeom>
+                        </pic:spPr>
+                      </pic:pic>
+                    </a:graphicData>
+                  </a:graphic>
+                </wp:inline>
+              </w:drawing>
+            </w:r>
+          </w:p>
+          <w:p>
+            <w:pPr>
+              <w:spacing w:before="0" w:after="40" w:line="240" w:lineRule="auto"/>
+              <w:ind w:firstLine="480"/>
+              <w:jc w:val="left"/>
+            </w:pPr>
+            <w:r>
+              <w:rPr>
+                <w:rFonts w:ascii="SimSun" w:hAnsi="SimSun" w:eastAsia="SimSun"/>
+                <w:b w:val="0"/>
+                <w:sz w:val="24"/>
+              </w:rPr>
+              <w:t>混淆矩阵直观展示了四类预测结果：TN（真负，正确预测未订阅）、FP（误报，将未订阅预测为订阅）、FN（漏报，将订阅预测为未订阅）、TP（真正，正确预测订阅）。SMOTE策略 FP最小（661，误报率9.0%），漏报FN=162；ClassWeight策略 FN最小（50，漏报率5.4%），但FP=1168（误报率16.0%）。银行业务中漏报（错失真实客户）的代价通常高于误报（多打一次电话），因此ClassWeight策略在实际营销场景中更具价值。</w:t>
+            </w:r>
+          </w:p>
+          <w:p>
+            <w:pPr>
+              <w:spacing w:before="0" w:after="40" w:line="240" w:lineRule="auto"/>
+              <w:jc w:val="left"/>
+            </w:pPr>
+          </w:p>
+          <w:p>
+            <w:pPr>
+              <w:spacing w:before="0" w:after="40" w:line="240" w:lineRule="auto"/>
+              <w:jc w:val="center"/>
+            </w:pPr>
+            <w:r>
+              <w:rPr>
+                <w:rFonts w:ascii="SimSun" w:hAnsi="SimSun" w:eastAsia="SimSun"/>
+                <w:b w:val="0"/>
+                <w:sz w:val="24"/>
+              </w:rPr>
+              <w:t>图4  ROC曲线对比（三种策略）</w:t>
+            </w:r>
+          </w:p>
+          <w:p>
+            <w:pPr>
+              <w:jc w:val="center"/>
+            </w:pPr>
+            <w:r>
+              <w:drawing>
+                <wp:inline distT="0" distB="0" distL="114300" distR="114300">
+                  <wp:extent cx="4319905" cy="3461385"/>
+                  <wp:effectExtent l="0" t="0" r="4445" b="5715"/>
+                  <wp:docPr id="4" name="Picture 4"/>
+                  <wp:cNvGraphicFramePr>
+                    <a:graphicFrameLocks xmlns:a="http://schemas.openxmlformats.org/drawingml/2006/main" noChangeAspect="1"/>
+                  </wp:cNvGraphicFramePr>
+                  <a:graphic xmlns:a="http://schemas.openxmlformats.org/drawingml/2006/main">
+                    <a:graphicData uri="http://schemas.openxmlformats.org/drawingml/2006/picture">
+                      <pic:pic xmlns:pic="http://schemas.openxmlformats.org/drawingml/2006/picture">
+                        <pic:nvPicPr>
+                          <pic:cNvPr id="4" name="Picture 4"/>
+                          <pic:cNvPicPr>
+                            <a:picLocks noChangeAspect="1"/>
+                          </pic:cNvPicPr>
+                        </pic:nvPicPr>
+                        <pic:blipFill>
+                          <a:blip r:embed="rId11"/>
+                          <a:stretch>
+                            <a:fillRect/>
+                          </a:stretch>
+                        </pic:blipFill>
+                        <pic:spPr>
+                          <a:xfrm>
+                            <a:off x="0" y="0"/>
+                            <a:ext cx="4320000" cy="3461843"/>
+                          </a:xfrm>
+                          <a:prstGeom prst="rect">
+                            <a:avLst/>
+                          </a:prstGeom>
+                        </pic:spPr>
+                      </pic:pic>
+                    </a:graphicData>
+                  </a:graphic>
+                </wp:inline>
+              </w:drawing>
+            </w:r>
+          </w:p>
+          <w:p>
+            <w:pPr>
+              <w:spacing w:before="0" w:after="40" w:line="240" w:lineRule="auto"/>
+              <w:ind w:firstLine="480"/>
+              <w:jc w:val="left"/>
+            </w:pPr>
+            <w:r>
+              <w:rPr>
+                <w:rFonts w:ascii="SimSun" w:hAnsi="SimSun" w:eastAsia="SimSun"/>
                 <w:b w:val="0"/>
                 <w:sz w:val="24"/>
               </w:rPr>
@@ -6489,8 +6458,7 @@
             </w:pPr>
             <w:r>
               <w:rPr>
-                <w:rFonts w:eastAsia="宋体"/>
-                <w:rFonts w:ascii="宋体" w:hAnsi="宋体"/>
+                <w:rFonts w:ascii="SimSun" w:hAnsi="SimSun" w:eastAsia="SimSun"/>
                 <w:b/>
                 <w:sz w:val="24"/>
               </w:rPr>
@@ -6505,8 +6473,7 @@
             </w:pPr>
             <w:r>
               <w:rPr>
-                <w:rFonts w:eastAsia="宋体"/>
-                <w:rFonts w:ascii="宋体" w:hAnsi="宋体"/>
+                <w:rFonts w:ascii="SimSun" w:hAnsi="SimSun" w:eastAsia="SimSun"/>
                 <w:b w:val="0"/>
                 <w:sz w:val="24"/>
               </w:rPr>
@@ -6521,8 +6488,7 @@
             </w:pPr>
             <w:r>
               <w:rPr>
-                <w:rFonts w:eastAsia="宋体"/>
-                <w:rFonts w:ascii="宋体" w:hAnsi="宋体"/>
+                <w:rFonts w:ascii="SimSun" w:hAnsi="SimSun" w:eastAsia="SimSun"/>
                 <w:b w:val="0"/>
                 <w:sz w:val="24"/>
               </w:rPr>
@@ -6537,8 +6503,7 @@
             </w:pPr>
             <w:r>
               <w:rPr>
-                <w:rFonts w:eastAsia="宋体"/>
-                <w:rFonts w:ascii="宋体" w:hAnsi="宋体"/>
+                <w:rFonts w:ascii="SimSun" w:hAnsi="SimSun" w:eastAsia="SimSun"/>
                 <w:b w:val="0"/>
                 <w:sz w:val="24"/>
               </w:rPr>
@@ -6553,8 +6518,7 @@
             </w:pPr>
             <w:r>
               <w:rPr>
-                <w:rFonts w:eastAsia="宋体"/>
-                <w:rFonts w:ascii="宋体" w:hAnsi="宋体"/>
+                <w:rFonts w:ascii="SimSun" w:hAnsi="SimSun" w:eastAsia="SimSun"/>
                 <w:b w:val="0"/>
                 <w:sz w:val="24"/>
               </w:rPr>
@@ -6569,8 +6533,7 @@
             </w:pPr>
             <w:r>
               <w:rPr>
-                <w:rFonts w:eastAsia="宋体"/>
-                <w:rFonts w:ascii="宋体" w:hAnsi="宋体"/>
+                <w:rFonts w:ascii="SimSun" w:hAnsi="SimSun" w:eastAsia="SimSun"/>
                 <w:b w:val="0"/>
                 <w:sz w:val="24"/>
               </w:rPr>
@@ -6845,8 +6808,8 @@
     <w:lsdException w:unhideWhenUsed="0" w:uiPriority="0" w:semiHidden="0" w:name="Normal Indent"/>
     <w:lsdException w:unhideWhenUsed="0" w:uiPriority="0" w:semiHidden="0" w:name="footnote text"/>
     <w:lsdException w:unhideWhenUsed="0" w:uiPriority="0" w:semiHidden="0" w:name="annotation text"/>
-    <w:lsdException w:unhideWhenUsed="0" w:uiPriority="0" w:semiHidden="0" w:name="header"/>
-    <w:lsdException w:unhideWhenUsed="0" w:uiPriority="0" w:semiHidden="0" w:name="footer"/>
+    <w:lsdException w:qFormat="1" w:unhideWhenUsed="0" w:uiPriority="0" w:semiHidden="0" w:name="header"/>
+    <w:lsdException w:qFormat="1" w:unhideWhenUsed="0" w:uiPriority="0" w:semiHidden="0" w:name="footer"/>
     <w:lsdException w:unhideWhenUsed="0" w:uiPriority="0" w:semiHidden="0" w:name="index heading"/>
     <w:lsdException w:qFormat="1" w:unhideWhenUsed="0" w:uiPriority="0" w:semiHidden="0" w:name="caption"/>
     <w:lsdException w:unhideWhenUsed="0" w:uiPriority="0" w:semiHidden="0" w:name="table of figures"/>
@@ -6861,7 +6824,7 @@
     <w:lsdException w:unhideWhenUsed="0" w:uiPriority="0" w:semiHidden="0" w:name="table of authorities"/>
     <w:lsdException w:unhideWhenUsed="0" w:uiPriority="0" w:semiHidden="0" w:name="macro"/>
     <w:lsdException w:unhideWhenUsed="0" w:uiPriority="0" w:semiHidden="0" w:name="toa heading"/>
-    <w:lsdException w:unhideWhenUsed="0" w:uiPriority="0" w:semiHidden="0" w:name="List"/>
+    <w:lsdException w:qFormat="1" w:unhideWhenUsed="0" w:uiPriority="0" w:semiHidden="0" w:name="List"/>
     <w:lsdException w:unhideWhenUsed="0" w:uiPriority="0" w:semiHidden="0" w:name="List Bullet"/>
     <w:lsdException w:unhideWhenUsed="0" w:uiPriority="0" w:semiHidden="0" w:name="List Number"/>
     <w:lsdException w:unhideWhenUsed="0" w:uiPriority="0" w:semiHidden="0" w:name="List 2"/>
@@ -6879,8 +6842,8 @@
     <w:lsdException w:qFormat="1" w:unhideWhenUsed="0" w:uiPriority="0" w:semiHidden="0" w:name="Title"/>
     <w:lsdException w:unhideWhenUsed="0" w:uiPriority="0" w:semiHidden="0" w:name="Closing"/>
     <w:lsdException w:unhideWhenUsed="0" w:uiPriority="0" w:semiHidden="0" w:name="Signature"/>
-    <w:lsdException w:unhideWhenUsed="0" w:uiPriority="0" w:name="Default Paragraph Font"/>
-    <w:lsdException w:unhideWhenUsed="0" w:uiPriority="0" w:semiHidden="0" w:name="Body Text"/>
+    <w:lsdException w:qFormat="1" w:unhideWhenUsed="0" w:uiPriority="0" w:name="Default Paragraph Font"/>
+    <w:lsdException w:qFormat="1" w:unhideWhenUsed="0" w:uiPriority="0" w:semiHidden="0" w:name="Body Text"/>
     <w:lsdException w:unhideWhenUsed="0" w:uiPriority="0" w:semiHidden="0" w:name="Body Text Indent"/>
     <w:lsdException w:unhideWhenUsed="0" w:uiPriority="0" w:semiHidden="0" w:name="List Continue"/>
     <w:lsdException w:unhideWhenUsed="0" w:uiPriority="0" w:semiHidden="0" w:name="List Continue 2"/>
@@ -6899,7 +6862,7 @@
     <w:lsdException w:unhideWhenUsed="0" w:uiPriority="0" w:semiHidden="0" w:name="Body Text Indent 2"/>
     <w:lsdException w:unhideWhenUsed="0" w:uiPriority="0" w:semiHidden="0" w:name="Body Text Indent 3"/>
     <w:lsdException w:unhideWhenUsed="0" w:uiPriority="0" w:semiHidden="0" w:name="Block Text"/>
-    <w:lsdException w:unhideWhenUsed="0" w:uiPriority="0" w:semiHidden="0" w:name="Hyperlink"/>
+    <w:lsdException w:qFormat="1" w:unhideWhenUsed="0" w:uiPriority="0" w:semiHidden="0" w:name="Hyperlink"/>
     <w:lsdException w:unhideWhenUsed="0" w:uiPriority="0" w:semiHidden="0" w:name="FollowedHyperlink"/>
     <w:lsdException w:qFormat="1" w:unhideWhenUsed="0" w:uiPriority="0" w:semiHidden="0" w:name="Strong"/>
     <w:lsdException w:qFormat="1" w:unhideWhenUsed="0" w:uiPriority="0" w:semiHidden="0" w:name="Emphasis"/>
@@ -6917,7 +6880,7 @@
     <w:lsdException w:unhideWhenUsed="0" w:uiPriority="0" w:semiHidden="0" w:name="HTML Sample"/>
     <w:lsdException w:unhideWhenUsed="0" w:uiPriority="0" w:semiHidden="0" w:name="HTML Typewriter"/>
     <w:lsdException w:unhideWhenUsed="0" w:uiPriority="0" w:semiHidden="0" w:name="HTML Variable"/>
-    <w:lsdException w:unhideWhenUsed="0" w:uiPriority="0" w:name="Normal Table"/>
+    <w:lsdException w:qFormat="1" w:unhideWhenUsed="0" w:uiPriority="0" w:name="Normal Table"/>
     <w:lsdException w:unhideWhenUsed="0" w:uiPriority="0" w:semiHidden="0" w:name="annotation subject"/>
     <w:lsdException w:unhideWhenUsed="0" w:uiPriority="0" w:semiHidden="0" w:name="Table Simple 1"/>
     <w:lsdException w:unhideWhenUsed="0" w:uiPriority="0" w:semiHidden="0" w:name="Table Simple 2"/>
@@ -7183,11 +7146,13 @@
   <w:style w:type="character" w:default="1" w:styleId="12">
     <w:name w:val="Default Paragraph Font"/>
     <w:semiHidden/>
+    <w:qFormat/>
     <w:uiPriority w:val="0"/>
   </w:style>
   <w:style w:type="table" w:default="1" w:styleId="11">
     <w:name w:val="Normal Table"/>
     <w:semiHidden/>
+    <w:qFormat/>
     <w:uiPriority w:val="0"/>
     <w:tblPr>
       <w:tblCellMar>
@@ -7218,6 +7183,7 @@
   <w:style w:type="paragraph" w:styleId="7">
     <w:name w:val="Body Text"/>
     <w:basedOn w:val="1"/>
+    <w:qFormat/>
     <w:uiPriority w:val="0"/>
     <w:pPr>
       <w:spacing w:before="0" w:after="140" w:line="276" w:lineRule="auto"/>
@@ -7226,6 +7192,7 @@
   <w:style w:type="paragraph" w:styleId="8">
     <w:name w:val="footer"/>
     <w:basedOn w:val="1"/>
+    <w:qFormat/>
     <w:uiPriority w:val="0"/>
     <w:pPr>
       <w:tabs>
@@ -7243,6 +7210,7 @@
   <w:style w:type="paragraph" w:styleId="9">
     <w:name w:val="header"/>
     <w:basedOn w:val="1"/>
+    <w:qFormat/>
     <w:uiPriority w:val="0"/>
     <w:pPr>
       <w:pBdr>
@@ -7264,6 +7232,7 @@
   <w:style w:type="paragraph" w:styleId="10">
     <w:name w:val="List"/>
     <w:basedOn w:val="7"/>
+    <w:qFormat/>
     <w:uiPriority w:val="0"/>
     <w:rPr>
       <w:rFonts w:cs="Lohit Devanagari"/>
@@ -7275,6 +7244,7 @@
   </w:style>
   <w:style w:type="character" w:styleId="14">
     <w:name w:val="Hyperlink"/>
+    <w:qFormat/>
     <w:uiPriority w:val="0"/>
     <w:rPr>
       <w:color w:val="0000FF"/>
